--- a/PHASE 1 REPORT/Report Draft/PROJECT PHASE_I REPORT v3.docx
+++ b/PHASE 1 REPORT/Report Draft/PROJECT PHASE_I REPORT v3.docx
@@ -1034,451 +1034,622 @@
         <w:ind w:left="405" w:right="656"/>
         <w:jc w:val="both"/>
         <w:rPr>
+          <w:rFonts w:ascii="Times New Roman" w:hAnsi="Times New Roman"/>
           <w:color w:val="1F497D" w:themeColor="text2"/>
-        </w:rPr>
-      </w:pPr>
-      <w:r>
-        <w:rPr>
+          <w:sz w:val="24"/>
+          <w:szCs w:val="24"/>
+        </w:rPr>
+      </w:pPr>
+      <w:r>
+        <w:rPr>
+          <w:rFonts w:ascii="Times New Roman" w:hAnsi="Times New Roman"/>
           <w:color w:val="1F497D" w:themeColor="text2"/>
           <w:sz w:val="24"/>
+          <w:szCs w:val="24"/>
         </w:rPr>
         <w:t>This</w:t>
       </w:r>
       <w:r>
         <w:rPr>
+          <w:rFonts w:ascii="Times New Roman" w:hAnsi="Times New Roman"/>
           <w:color w:val="1F497D" w:themeColor="text2"/>
           <w:spacing w:val="34"/>
           <w:sz w:val="24"/>
+          <w:szCs w:val="24"/>
         </w:rPr>
         <w:t xml:space="preserve"> </w:t>
       </w:r>
       <w:r>
         <w:rPr>
+          <w:rFonts w:ascii="Times New Roman" w:hAnsi="Times New Roman"/>
           <w:color w:val="1F497D" w:themeColor="text2"/>
           <w:sz w:val="24"/>
+          <w:szCs w:val="24"/>
         </w:rPr>
         <w:t>is</w:t>
       </w:r>
       <w:r>
         <w:rPr>
+          <w:rFonts w:ascii="Times New Roman" w:hAnsi="Times New Roman"/>
           <w:color w:val="1F497D" w:themeColor="text2"/>
           <w:spacing w:val="35"/>
           <w:sz w:val="24"/>
+          <w:szCs w:val="24"/>
         </w:rPr>
         <w:t xml:space="preserve"> </w:t>
       </w:r>
       <w:r>
         <w:rPr>
+          <w:rFonts w:ascii="Times New Roman" w:hAnsi="Times New Roman"/>
           <w:color w:val="1F497D" w:themeColor="text2"/>
           <w:sz w:val="24"/>
+          <w:szCs w:val="24"/>
         </w:rPr>
         <w:t>to</w:t>
       </w:r>
       <w:r>
         <w:rPr>
+          <w:rFonts w:ascii="Times New Roman" w:hAnsi="Times New Roman"/>
           <w:color w:val="1F497D" w:themeColor="text2"/>
           <w:spacing w:val="32"/>
           <w:sz w:val="24"/>
+          <w:szCs w:val="24"/>
         </w:rPr>
         <w:t xml:space="preserve"> </w:t>
       </w:r>
       <w:r>
         <w:rPr>
+          <w:rFonts w:ascii="Times New Roman" w:hAnsi="Times New Roman"/>
           <w:color w:val="1F497D" w:themeColor="text2"/>
           <w:sz w:val="24"/>
+          <w:szCs w:val="24"/>
         </w:rPr>
         <w:t>certify</w:t>
       </w:r>
       <w:r>
         <w:rPr>
+          <w:rFonts w:ascii="Times New Roman" w:hAnsi="Times New Roman"/>
           <w:color w:val="1F497D" w:themeColor="text2"/>
           <w:spacing w:val="30"/>
           <w:sz w:val="24"/>
+          <w:szCs w:val="24"/>
         </w:rPr>
         <w:t xml:space="preserve"> </w:t>
       </w:r>
       <w:r>
         <w:rPr>
+          <w:rFonts w:ascii="Times New Roman" w:hAnsi="Times New Roman"/>
           <w:color w:val="1F497D" w:themeColor="text2"/>
           <w:sz w:val="24"/>
+          <w:szCs w:val="24"/>
         </w:rPr>
         <w:t>that</w:t>
       </w:r>
       <w:r>
         <w:rPr>
+          <w:rFonts w:ascii="Times New Roman" w:hAnsi="Times New Roman"/>
           <w:color w:val="1F497D" w:themeColor="text2"/>
           <w:spacing w:val="34"/>
           <w:sz w:val="24"/>
+          <w:szCs w:val="24"/>
         </w:rPr>
         <w:t xml:space="preserve"> </w:t>
       </w:r>
       <w:r>
         <w:rPr>
+          <w:rFonts w:ascii="Times New Roman" w:hAnsi="Times New Roman"/>
           <w:color w:val="1F497D" w:themeColor="text2"/>
           <w:sz w:val="24"/>
+          <w:szCs w:val="24"/>
         </w:rPr>
         <w:t>the</w:t>
       </w:r>
       <w:r>
         <w:rPr>
+          <w:rFonts w:ascii="Times New Roman" w:hAnsi="Times New Roman"/>
           <w:color w:val="1F497D" w:themeColor="text2"/>
           <w:spacing w:val="34"/>
           <w:sz w:val="24"/>
+          <w:szCs w:val="24"/>
         </w:rPr>
         <w:t xml:space="preserve"> </w:t>
       </w:r>
       <w:r>
         <w:rPr>
+          <w:rFonts w:ascii="Times New Roman" w:hAnsi="Times New Roman"/>
           <w:color w:val="1F497D" w:themeColor="text2"/>
           <w:sz w:val="24"/>
+          <w:szCs w:val="24"/>
         </w:rPr>
         <w:t>project</w:t>
       </w:r>
       <w:r>
         <w:rPr>
+          <w:rFonts w:ascii="Times New Roman" w:hAnsi="Times New Roman"/>
           <w:color w:val="1F497D" w:themeColor="text2"/>
           <w:spacing w:val="34"/>
           <w:sz w:val="24"/>
+          <w:szCs w:val="24"/>
         </w:rPr>
         <w:t xml:space="preserve"> </w:t>
       </w:r>
       <w:r>
         <w:rPr>
+          <w:rFonts w:ascii="Times New Roman" w:hAnsi="Times New Roman"/>
           <w:color w:val="1F497D" w:themeColor="text2"/>
           <w:sz w:val="24"/>
+          <w:szCs w:val="24"/>
         </w:rPr>
         <w:t>work</w:t>
       </w:r>
       <w:r>
         <w:rPr>
+          <w:rFonts w:ascii="Times New Roman" w:hAnsi="Times New Roman"/>
           <w:color w:val="1F497D" w:themeColor="text2"/>
           <w:spacing w:val="34"/>
           <w:sz w:val="24"/>
+          <w:szCs w:val="24"/>
         </w:rPr>
         <w:t xml:space="preserve"> </w:t>
       </w:r>
       <w:r>
         <w:rPr>
+          <w:rFonts w:ascii="Times New Roman" w:hAnsi="Times New Roman"/>
           <w:color w:val="1F497D" w:themeColor="text2"/>
           <w:sz w:val="24"/>
+          <w:szCs w:val="24"/>
         </w:rPr>
         <w:t>entitled</w:t>
       </w:r>
       <w:r>
         <w:rPr>
+          <w:rFonts w:ascii="Times New Roman" w:hAnsi="Times New Roman"/>
           <w:color w:val="1F497D" w:themeColor="text2"/>
           <w:spacing w:val="34"/>
           <w:sz w:val="24"/>
+          <w:szCs w:val="24"/>
         </w:rPr>
         <w:t xml:space="preserve"> </w:t>
       </w:r>
       <w:r>
         <w:rPr>
+          <w:rFonts w:ascii="Times New Roman" w:hAnsi="Times New Roman"/>
           <w:color w:val="1F497D" w:themeColor="text2"/>
           <w:sz w:val="24"/>
+          <w:szCs w:val="24"/>
         </w:rPr>
         <w:t>“</w:t>
       </w:r>
       <w:r>
         <w:rPr>
+          <w:rFonts w:ascii="Times New Roman" w:hAnsi="Times New Roman"/>
           <w:b/>
           <w:color w:val="1F497D" w:themeColor="text2"/>
           <w:sz w:val="24"/>
+          <w:szCs w:val="24"/>
         </w:rPr>
         <w:t>REAL TIME WIRE-FRAME POTHOLE DETECTION SYSTEM</w:t>
       </w:r>
       <w:r>
         <w:rPr>
+          <w:rFonts w:ascii="Times New Roman" w:hAnsi="Times New Roman"/>
           <w:color w:val="1F497D" w:themeColor="text2"/>
           <w:sz w:val="24"/>
+          <w:szCs w:val="24"/>
         </w:rPr>
         <w:t>”</w:t>
       </w:r>
       <w:r>
         <w:rPr>
+          <w:rFonts w:ascii="Times New Roman" w:hAnsi="Times New Roman"/>
           <w:color w:val="1F497D" w:themeColor="text2"/>
           <w:spacing w:val="1"/>
           <w:sz w:val="24"/>
+          <w:szCs w:val="24"/>
         </w:rPr>
         <w:t xml:space="preserve"> </w:t>
       </w:r>
       <w:r>
         <w:rPr>
+          <w:rFonts w:ascii="Times New Roman" w:hAnsi="Times New Roman"/>
           <w:color w:val="1F497D" w:themeColor="text2"/>
           <w:sz w:val="24"/>
+          <w:szCs w:val="24"/>
         </w:rPr>
         <w:t>is a</w:t>
       </w:r>
       <w:r>
         <w:rPr>
+          <w:rFonts w:ascii="Times New Roman" w:hAnsi="Times New Roman"/>
           <w:color w:val="1F497D" w:themeColor="text2"/>
           <w:spacing w:val="1"/>
           <w:sz w:val="24"/>
+          <w:szCs w:val="24"/>
         </w:rPr>
         <w:t xml:space="preserve"> </w:t>
       </w:r>
       <w:r>
         <w:rPr>
+          <w:rFonts w:ascii="Times New Roman" w:hAnsi="Times New Roman"/>
           <w:color w:val="1F497D" w:themeColor="text2"/>
           <w:sz w:val="24"/>
+          <w:szCs w:val="24"/>
         </w:rPr>
         <w:t>bonafide</w:t>
       </w:r>
       <w:r>
         <w:rPr>
+          <w:rFonts w:ascii="Times New Roman" w:hAnsi="Times New Roman"/>
           <w:color w:val="1F497D" w:themeColor="text2"/>
           <w:spacing w:val="-7"/>
           <w:sz w:val="24"/>
+          <w:szCs w:val="24"/>
         </w:rPr>
         <w:t xml:space="preserve"> </w:t>
       </w:r>
       <w:r>
         <w:rPr>
+          <w:rFonts w:ascii="Times New Roman" w:hAnsi="Times New Roman"/>
           <w:color w:val="1F497D" w:themeColor="text2"/>
           <w:sz w:val="24"/>
+          <w:szCs w:val="24"/>
         </w:rPr>
         <w:t>work</w:t>
       </w:r>
       <w:r>
         <w:rPr>
+          <w:rFonts w:ascii="Times New Roman" w:hAnsi="Times New Roman"/>
           <w:color w:val="1F497D" w:themeColor="text2"/>
           <w:spacing w:val="-6"/>
           <w:sz w:val="24"/>
+          <w:szCs w:val="24"/>
         </w:rPr>
         <w:t xml:space="preserve"> </w:t>
       </w:r>
       <w:r>
         <w:rPr>
+          <w:rFonts w:ascii="Times New Roman" w:hAnsi="Times New Roman"/>
           <w:color w:val="1F497D" w:themeColor="text2"/>
           <w:sz w:val="24"/>
+          <w:szCs w:val="24"/>
         </w:rPr>
         <w:t>done</w:t>
       </w:r>
       <w:r>
         <w:rPr>
+          <w:rFonts w:ascii="Times New Roman" w:hAnsi="Times New Roman"/>
           <w:color w:val="1F497D" w:themeColor="text2"/>
           <w:spacing w:val="-7"/>
           <w:sz w:val="24"/>
+          <w:szCs w:val="24"/>
         </w:rPr>
         <w:t xml:space="preserve"> </w:t>
       </w:r>
       <w:r>
         <w:rPr>
+          <w:rFonts w:ascii="Times New Roman" w:hAnsi="Times New Roman"/>
           <w:color w:val="1F497D" w:themeColor="text2"/>
           <w:sz w:val="24"/>
+          <w:szCs w:val="24"/>
         </w:rPr>
         <w:t>by</w:t>
       </w:r>
       <w:r>
         <w:rPr>
+          <w:rFonts w:ascii="Times New Roman" w:hAnsi="Times New Roman"/>
           <w:color w:val="1F497D" w:themeColor="text2"/>
           <w:spacing w:val="-11"/>
           <w:sz w:val="24"/>
+          <w:szCs w:val="24"/>
         </w:rPr>
         <w:t xml:space="preserve"> </w:t>
       </w:r>
       <w:r>
         <w:rPr>
+          <w:rFonts w:ascii="Times New Roman" w:hAnsi="Times New Roman"/>
           <w:b/>
           <w:color w:val="1F497D" w:themeColor="text2"/>
           <w:sz w:val="24"/>
+          <w:szCs w:val="24"/>
         </w:rPr>
         <w:t xml:space="preserve">MOHAMED B SIRAJUDDEEN </w:t>
       </w:r>
       <w:r>
         <w:rPr>
+          <w:rFonts w:ascii="Times New Roman" w:hAnsi="Times New Roman"/>
           <w:b/>
           <w:color w:val="1F497D" w:themeColor="text2"/>
           <w:sz w:val="24"/>
+          <w:szCs w:val="24"/>
         </w:rPr>
         <w:t>[REGISTER</w:t>
       </w:r>
       <w:r>
         <w:rPr>
+          <w:rFonts w:ascii="Times New Roman" w:hAnsi="Times New Roman"/>
           <w:b/>
           <w:color w:val="1F497D" w:themeColor="text2"/>
           <w:spacing w:val="-8"/>
           <w:sz w:val="24"/>
+          <w:szCs w:val="24"/>
         </w:rPr>
         <w:t xml:space="preserve"> </w:t>
       </w:r>
       <w:r>
         <w:rPr>
+          <w:rFonts w:ascii="Times New Roman" w:hAnsi="Times New Roman"/>
           <w:b/>
           <w:color w:val="1F497D" w:themeColor="text2"/>
           <w:sz w:val="24"/>
+          <w:szCs w:val="24"/>
         </w:rPr>
         <w:t>No.:2</w:t>
       </w:r>
       <w:r>
         <w:rPr>
+          <w:rFonts w:ascii="Times New Roman" w:hAnsi="Times New Roman"/>
           <w:b/>
           <w:color w:val="1F497D" w:themeColor="text2"/>
           <w:sz w:val="24"/>
+          <w:szCs w:val="24"/>
         </w:rPr>
         <w:t>2</w:t>
       </w:r>
       <w:r>
         <w:rPr>
+          <w:rFonts w:ascii="Times New Roman" w:hAnsi="Times New Roman"/>
           <w:b/>
           <w:color w:val="1F497D" w:themeColor="text2"/>
           <w:sz w:val="24"/>
+          <w:szCs w:val="24"/>
         </w:rPr>
         <w:t>TD00</w:t>
       </w:r>
       <w:r>
         <w:rPr>
+          <w:rFonts w:ascii="Times New Roman" w:hAnsi="Times New Roman"/>
           <w:b/>
           <w:color w:val="1F497D" w:themeColor="text2"/>
           <w:sz w:val="24"/>
+          <w:szCs w:val="24"/>
         </w:rPr>
         <w:t>53</w:t>
       </w:r>
       <w:r>
         <w:rPr>
+          <w:rFonts w:ascii="Times New Roman" w:hAnsi="Times New Roman"/>
           <w:b/>
           <w:color w:val="1F497D" w:themeColor="text2"/>
           <w:sz w:val="24"/>
+          <w:szCs w:val="24"/>
         </w:rPr>
         <w:t>]</w:t>
       </w:r>
       <w:r>
         <w:rPr>
+          <w:rFonts w:ascii="Times New Roman" w:hAnsi="Times New Roman"/>
           <w:color w:val="1F497D" w:themeColor="text2"/>
+          <w:sz w:val="24"/>
+          <w:szCs w:val="24"/>
         </w:rPr>
         <w:t xml:space="preserve"> </w:t>
       </w:r>
       <w:r>
         <w:rPr>
+          <w:rFonts w:ascii="Times New Roman" w:hAnsi="Times New Roman"/>
           <w:color w:val="1F497D" w:themeColor="text2"/>
+          <w:sz w:val="24"/>
+          <w:szCs w:val="24"/>
         </w:rPr>
         <w:t>in partial fulfillment of the requirement, for</w:t>
       </w:r>
       <w:r>
         <w:rPr>
+          <w:rFonts w:ascii="Times New Roman" w:hAnsi="Times New Roman"/>
           <w:color w:val="1F497D" w:themeColor="text2"/>
           <w:spacing w:val="1"/>
+          <w:sz w:val="24"/>
+          <w:szCs w:val="24"/>
         </w:rPr>
         <w:t xml:space="preserve"> </w:t>
       </w:r>
       <w:r>
         <w:rPr>
+          <w:rFonts w:ascii="Times New Roman" w:hAnsi="Times New Roman"/>
           <w:color w:val="1F497D" w:themeColor="text2"/>
-        </w:rPr>
-        <w:t>the award of B.Tech Degree in Computer Science and Engineering</w:t>
-      </w:r>
-      <w:r>
-        <w:rPr>
+          <w:sz w:val="24"/>
+          <w:szCs w:val="24"/>
+        </w:rPr>
+        <w:t xml:space="preserve">the award of </w:t>
+      </w:r>
+      <w:proofErr w:type="spellStart"/>
+      <w:proofErr w:type="gramStart"/>
+      <w:r>
+        <w:rPr>
+          <w:rFonts w:ascii="Times New Roman" w:hAnsi="Times New Roman"/>
+          <w:color w:val="1F497D" w:themeColor="text2"/>
+          <w:sz w:val="24"/>
+          <w:szCs w:val="24"/>
+        </w:rPr>
+        <w:t>B.Tech</w:t>
+      </w:r>
+      <w:proofErr w:type="spellEnd"/>
+      <w:proofErr w:type="gramEnd"/>
+      <w:r>
+        <w:rPr>
+          <w:rFonts w:ascii="Times New Roman" w:hAnsi="Times New Roman"/>
+          <w:color w:val="1F497D" w:themeColor="text2"/>
+          <w:sz w:val="24"/>
+          <w:szCs w:val="24"/>
+        </w:rPr>
+        <w:t xml:space="preserve"> Degree in Computer Science and Engineering</w:t>
+      </w:r>
+      <w:r>
+        <w:rPr>
+          <w:rFonts w:ascii="Times New Roman" w:hAnsi="Times New Roman"/>
           <w:color w:val="1F497D" w:themeColor="text2"/>
           <w:spacing w:val="1"/>
+          <w:sz w:val="24"/>
+          <w:szCs w:val="24"/>
         </w:rPr>
         <w:t xml:space="preserve"> </w:t>
       </w:r>
       <w:r>
         <w:rPr>
+          <w:rFonts w:ascii="Times New Roman" w:hAnsi="Times New Roman"/>
           <w:color w:val="1F497D" w:themeColor="text2"/>
+          <w:sz w:val="24"/>
+          <w:szCs w:val="24"/>
         </w:rPr>
         <w:t>by</w:t>
       </w:r>
       <w:r>
         <w:rPr>
+          <w:rFonts w:ascii="Times New Roman" w:hAnsi="Times New Roman"/>
           <w:color w:val="1F497D" w:themeColor="text2"/>
           <w:spacing w:val="1"/>
+          <w:sz w:val="24"/>
+          <w:szCs w:val="24"/>
         </w:rPr>
         <w:t xml:space="preserve"> </w:t>
       </w:r>
       <w:r>
         <w:rPr>
+          <w:rFonts w:ascii="Times New Roman" w:hAnsi="Times New Roman"/>
           <w:color w:val="1F497D" w:themeColor="text2"/>
+          <w:sz w:val="24"/>
+          <w:szCs w:val="24"/>
         </w:rPr>
         <w:t>Pondicherry University</w:t>
       </w:r>
       <w:r>
         <w:rPr>
+          <w:rFonts w:ascii="Times New Roman" w:hAnsi="Times New Roman"/>
           <w:color w:val="1F497D" w:themeColor="text2"/>
           <w:spacing w:val="1"/>
+          <w:sz w:val="24"/>
+          <w:szCs w:val="24"/>
         </w:rPr>
         <w:t xml:space="preserve"> </w:t>
       </w:r>
       <w:r>
         <w:rPr>
+          <w:rFonts w:ascii="Times New Roman" w:hAnsi="Times New Roman"/>
           <w:color w:val="1F497D" w:themeColor="text2"/>
+          <w:sz w:val="24"/>
+          <w:szCs w:val="24"/>
         </w:rPr>
         <w:t>during</w:t>
       </w:r>
       <w:r>
         <w:rPr>
+          <w:rFonts w:ascii="Times New Roman" w:hAnsi="Times New Roman"/>
           <w:color w:val="1F497D" w:themeColor="text2"/>
           <w:spacing w:val="-2"/>
+          <w:sz w:val="24"/>
+          <w:szCs w:val="24"/>
         </w:rPr>
         <w:t xml:space="preserve"> </w:t>
       </w:r>
       <w:r>
         <w:rPr>
+          <w:rFonts w:ascii="Times New Roman" w:hAnsi="Times New Roman"/>
           <w:color w:val="1F497D" w:themeColor="text2"/>
+          <w:sz w:val="24"/>
+          <w:szCs w:val="24"/>
         </w:rPr>
         <w:t>the</w:t>
       </w:r>
       <w:r>
         <w:rPr>
+          <w:rFonts w:ascii="Times New Roman" w:hAnsi="Times New Roman"/>
           <w:color w:val="1F497D" w:themeColor="text2"/>
           <w:spacing w:val="1"/>
+          <w:sz w:val="24"/>
+          <w:szCs w:val="24"/>
         </w:rPr>
         <w:t xml:space="preserve"> </w:t>
       </w:r>
       <w:r>
         <w:rPr>
+          <w:rFonts w:ascii="Times New Roman" w:hAnsi="Times New Roman"/>
           <w:color w:val="1F497D" w:themeColor="text2"/>
+          <w:sz w:val="24"/>
+          <w:szCs w:val="24"/>
         </w:rPr>
         <w:t>academic</w:t>
       </w:r>
       <w:r>
         <w:rPr>
+          <w:rFonts w:ascii="Times New Roman" w:hAnsi="Times New Roman"/>
           <w:color w:val="1F497D" w:themeColor="text2"/>
           <w:spacing w:val="11"/>
+          <w:sz w:val="24"/>
+          <w:szCs w:val="24"/>
         </w:rPr>
         <w:t xml:space="preserve"> </w:t>
       </w:r>
       <w:r>
         <w:rPr>
+          <w:rFonts w:ascii="Times New Roman" w:hAnsi="Times New Roman"/>
           <w:color w:val="1F497D" w:themeColor="text2"/>
+          <w:sz w:val="24"/>
+          <w:szCs w:val="24"/>
         </w:rPr>
         <w:t>year</w:t>
       </w:r>
       <w:r>
         <w:rPr>
+          <w:rFonts w:ascii="Times New Roman" w:hAnsi="Times New Roman"/>
           <w:color w:val="1F497D" w:themeColor="text2"/>
           <w:spacing w:val="4"/>
+          <w:sz w:val="24"/>
+          <w:szCs w:val="24"/>
         </w:rPr>
         <w:t xml:space="preserve"> </w:t>
       </w:r>
       <w:r>
         <w:rPr>
+          <w:rFonts w:ascii="Times New Roman" w:hAnsi="Times New Roman"/>
           <w:color w:val="1F497D" w:themeColor="text2"/>
+          <w:sz w:val="24"/>
+          <w:szCs w:val="24"/>
         </w:rPr>
         <w:t>202</w:t>
       </w:r>
       <w:r>
         <w:rPr>
+          <w:rFonts w:ascii="Times New Roman" w:hAnsi="Times New Roman"/>
           <w:color w:val="1F497D" w:themeColor="text2"/>
+          <w:sz w:val="24"/>
+          <w:szCs w:val="24"/>
         </w:rPr>
         <w:t>5</w:t>
       </w:r>
       <w:r>
         <w:rPr>
+          <w:rFonts w:ascii="Times New Roman" w:hAnsi="Times New Roman"/>
           <w:color w:val="1F497D" w:themeColor="text2"/>
+          <w:sz w:val="24"/>
+          <w:szCs w:val="24"/>
         </w:rPr>
         <w:t>-202</w:t>
       </w:r>
       <w:r>
         <w:rPr>
+          <w:rFonts w:ascii="Times New Roman" w:hAnsi="Times New Roman"/>
           <w:color w:val="1F497D" w:themeColor="text2"/>
+          <w:sz w:val="24"/>
+          <w:szCs w:val="24"/>
         </w:rPr>
         <w:t>6</w:t>
       </w:r>
       <w:r>
         <w:rPr>
+          <w:rFonts w:ascii="Times New Roman" w:hAnsi="Times New Roman"/>
           <w:color w:val="1F497D" w:themeColor="text2"/>
+          <w:sz w:val="24"/>
+          <w:szCs w:val="24"/>
         </w:rPr>
         <w:t>.</w:t>
       </w:r>
@@ -1862,7 +2033,25 @@
           <w:sz w:val="24"/>
           <w:szCs w:val="24"/>
         </w:rPr>
-        <w:t xml:space="preserve"> who have been by our side always and helped us with our project.  We also sincerely thank all the lab technicians for their help as in the course of our project development.</w:t>
+        <w:t xml:space="preserve"> who have been by our side always and helped us with our project.  We also sincerely thank all the lab technicians for their help as </w:t>
+      </w:r>
+      <w:proofErr w:type="gramStart"/>
+      <w:r>
+        <w:rPr>
+          <w:rFonts w:ascii="Times New Roman" w:hAnsi="Times New Roman"/>
+          <w:sz w:val="24"/>
+          <w:szCs w:val="24"/>
+        </w:rPr>
+        <w:t>in the course of</w:t>
+      </w:r>
+      <w:proofErr w:type="gramEnd"/>
+      <w:r>
+        <w:rPr>
+          <w:rFonts w:ascii="Times New Roman" w:hAnsi="Times New Roman"/>
+          <w:sz w:val="24"/>
+          <w:szCs w:val="24"/>
+        </w:rPr>
+        <w:t xml:space="preserve"> our project development.</w:t>
       </w:r>
     </w:p>
     <w:p>
@@ -1901,13 +2090,23 @@
         <w:tab/>
         <w:t xml:space="preserve">We would also like to extend our sincere gratitude and grateful thanks to our </w:t>
       </w:r>
-      <w:r>
-        <w:rPr>
-          <w:rFonts w:ascii="Times New Roman" w:hAnsi="Times New Roman"/>
-          <w:sz w:val="24"/>
-          <w:szCs w:val="24"/>
-        </w:rPr>
-        <w:t xml:space="preserve">Principal, </w:t>
+      <w:proofErr w:type="gramStart"/>
+      <w:r>
+        <w:rPr>
+          <w:rFonts w:ascii="Times New Roman" w:hAnsi="Times New Roman"/>
+          <w:sz w:val="24"/>
+          <w:szCs w:val="24"/>
+        </w:rPr>
+        <w:t>Principal</w:t>
+      </w:r>
+      <w:proofErr w:type="gramEnd"/>
+      <w:r>
+        <w:rPr>
+          <w:rFonts w:ascii="Times New Roman" w:hAnsi="Times New Roman"/>
+          <w:sz w:val="24"/>
+          <w:szCs w:val="24"/>
+        </w:rPr>
+        <w:t xml:space="preserve">, </w:t>
       </w:r>
       <w:r>
         <w:rPr>
@@ -2320,7 +2519,7 @@
     <w:p>
       <w:pPr>
         <w:tabs>
-          <w:tab w:val="left" w:pos="3375"/>
+          <w:tab w:val="left" w:pos="630"/>
         </w:tabs>
         <w:jc w:val="both"/>
         <w:rPr>
@@ -2335,13 +2534,21 @@
           <w:sz w:val="24"/>
           <w:szCs w:val="24"/>
         </w:rPr>
+        <w:tab/>
+      </w:r>
+      <w:r>
+        <w:rPr>
+          <w:rFonts w:ascii="Times New Roman" w:hAnsi="Times New Roman"/>
+          <w:sz w:val="24"/>
+          <w:szCs w:val="24"/>
+        </w:rPr>
         <w:t xml:space="preserve">Road surface irregularities like potholes present major risks to vehicle safety, passenger comfort, and the efficiency of traffic flow. These issues have significant implications in the transportation domain, as they directly affect road safety, traffic management, and overall driving experience. With the growth of autonomous vehicles and smart city initiatives, the need for intelligent systems that can accurately detect and analyze road conditions in real time has become increasingly important. </w:t>
       </w:r>
     </w:p>
     <w:p>
       <w:pPr>
         <w:tabs>
-          <w:tab w:val="left" w:pos="3375"/>
+          <w:tab w:val="left" w:pos="630"/>
         </w:tabs>
         <w:jc w:val="both"/>
         <w:rPr>
@@ -2356,13 +2563,21 @@
           <w:sz w:val="24"/>
           <w:szCs w:val="24"/>
         </w:rPr>
+        <w:tab/>
+      </w:r>
+      <w:r>
+        <w:rPr>
+          <w:rFonts w:ascii="Times New Roman" w:hAnsi="Times New Roman"/>
+          <w:sz w:val="24"/>
+          <w:szCs w:val="24"/>
+        </w:rPr>
         <w:t xml:space="preserve">Traditional approaches for pothole detection have been enhanced through the integration of computer vision and artificial intelligence. These systems utilize cameras to capture road images, which are then processed using deep learning models to detect and classify potholes. By applying AI-based image analysis, the existing methods effectively automate the identification of road surface irregularities, offering a faster and more efficient alternative to manual inspections and sensor-based techniques. </w:t>
       </w:r>
     </w:p>
     <w:p>
       <w:pPr>
         <w:tabs>
-          <w:tab w:val="left" w:pos="3375"/>
+          <w:tab w:val="left" w:pos="630"/>
         </w:tabs>
         <w:jc w:val="both"/>
         <w:rPr>
@@ -2371,6 +2586,14 @@
           <w:szCs w:val="24"/>
         </w:rPr>
       </w:pPr>
+      <w:r>
+        <w:rPr>
+          <w:rFonts w:ascii="Times New Roman" w:hAnsi="Times New Roman"/>
+          <w:sz w:val="24"/>
+          <w:szCs w:val="24"/>
+        </w:rPr>
+        <w:tab/>
+      </w:r>
       <w:r>
         <w:rPr>
           <w:rFonts w:ascii="Times New Roman" w:hAnsi="Times New Roman"/>
@@ -7098,15 +7321,7 @@
           <w:sz w:val="24"/>
           <w:szCs w:val="24"/>
         </w:rPr>
-        <w:t xml:space="preserve">LITERATURE SURVEY </w:t>
-      </w:r>
-      <w:r>
-        <w:rPr>
-          <w:rFonts w:ascii="Times New Roman" w:hAnsi="Times New Roman"/>
-          <w:sz w:val="24"/>
-          <w:szCs w:val="24"/>
-        </w:rPr>
-        <w:t xml:space="preserve">– III </w:t>
+        <w:t xml:space="preserve">LITERATURE SURVEY – III </w:t>
       </w:r>
       <w:r>
         <w:rPr>
@@ -7164,23 +7379,7 @@
           <w:sz w:val="24"/>
           <w:szCs w:val="24"/>
         </w:rPr>
-        <w:t xml:space="preserve">LITERATURE SURVEY </w:t>
-      </w:r>
-      <w:r>
-        <w:rPr>
-          <w:rFonts w:ascii="Times New Roman" w:hAnsi="Times New Roman"/>
-          <w:sz w:val="24"/>
-          <w:szCs w:val="24"/>
-        </w:rPr>
-        <w:t>– IV</w:t>
-      </w:r>
-      <w:r>
-        <w:rPr>
-          <w:rFonts w:ascii="Times New Roman" w:hAnsi="Times New Roman"/>
-          <w:sz w:val="24"/>
-          <w:szCs w:val="24"/>
-        </w:rPr>
-        <w:t xml:space="preserve"> </w:t>
+        <w:t xml:space="preserve">LITERATURE SURVEY – IV </w:t>
       </w:r>
       <w:r>
         <w:rPr>
@@ -7238,15 +7437,7 @@
           <w:sz w:val="24"/>
           <w:szCs w:val="24"/>
         </w:rPr>
-        <w:t xml:space="preserve">LITERATURE SURVEY </w:t>
-      </w:r>
-      <w:r>
-        <w:rPr>
-          <w:rFonts w:ascii="Times New Roman" w:hAnsi="Times New Roman"/>
-          <w:sz w:val="24"/>
-          <w:szCs w:val="24"/>
-        </w:rPr>
-        <w:t xml:space="preserve">– V </w:t>
+        <w:t xml:space="preserve">LITERATURE SURVEY – V </w:t>
       </w:r>
       <w:r>
         <w:rPr>
@@ -8860,7 +9051,27 @@
           <w:sz w:val="24"/>
           <w:szCs w:val="24"/>
         </w:rPr>
-        <w:t>Chapter Heading Size 14 &amp; Heading Size 12,Sub Heading Size 12)</w:t>
+        <w:t xml:space="preserve">Chapter Heading Size 14 &amp; Heading Size </w:t>
+      </w:r>
+      <w:proofErr w:type="gramStart"/>
+      <w:r>
+        <w:rPr>
+          <w:rFonts w:ascii="Times New Roman" w:hAnsi="Times New Roman"/>
+          <w:b/>
+          <w:sz w:val="24"/>
+          <w:szCs w:val="24"/>
+        </w:rPr>
+        <w:t>12,Sub</w:t>
+      </w:r>
+      <w:proofErr w:type="gramEnd"/>
+      <w:r>
+        <w:rPr>
+          <w:rFonts w:ascii="Times New Roman" w:hAnsi="Times New Roman"/>
+          <w:b/>
+          <w:sz w:val="24"/>
+          <w:szCs w:val="24"/>
+        </w:rPr>
+        <w:t xml:space="preserve"> Heading Size 12)</w:t>
       </w:r>
     </w:p>
     <w:p>
@@ -8973,30 +9184,29 @@
           <w:sz w:val="24"/>
           <w:szCs w:val="24"/>
         </w:rPr>
-        <w:t>Diagrams should not copy from net, u have to draw and clearly mention the diagram numbers.</w:t>
-      </w:r>
-    </w:p>
-    <w:p>
-      <w:pPr>
-        <w:spacing w:after="0" w:line="240" w:lineRule="auto"/>
+        <w:t xml:space="preserve">Diagrams should not copy from </w:t>
+      </w:r>
+      <w:proofErr w:type="gramStart"/>
+      <w:r>
         <w:rPr>
           <w:rFonts w:ascii="Times New Roman" w:hAnsi="Times New Roman"/>
           <w:i/>
           <w:sz w:val="24"/>
           <w:szCs w:val="24"/>
         </w:rPr>
-      </w:pPr>
-    </w:p>
-    <w:p>
-      <w:pPr>
-        <w:spacing w:after="0" w:line="240" w:lineRule="auto"/>
+        <w:t>net,</w:t>
+      </w:r>
+      <w:proofErr w:type="gramEnd"/>
+      <w:r>
         <w:rPr>
           <w:rFonts w:ascii="Times New Roman" w:hAnsi="Times New Roman"/>
           <w:i/>
           <w:sz w:val="24"/>
           <w:szCs w:val="24"/>
         </w:rPr>
-      </w:pPr>
+        <w:t xml:space="preserve"> u </w:t>
+      </w:r>
+      <w:proofErr w:type="gramStart"/>
       <w:r>
         <w:rPr>
           <w:rFonts w:ascii="Times New Roman" w:hAnsi="Times New Roman"/>
@@ -9004,17 +9214,55 @@
           <w:sz w:val="24"/>
           <w:szCs w:val="24"/>
         </w:rPr>
+        <w:t>have to</w:t>
+      </w:r>
+      <w:proofErr w:type="gramEnd"/>
+      <w:r>
+        <w:rPr>
+          <w:rFonts w:ascii="Times New Roman" w:hAnsi="Times New Roman"/>
+          <w:i/>
+          <w:sz w:val="24"/>
+          <w:szCs w:val="24"/>
+        </w:rPr>
+        <w:t xml:space="preserve"> draw and clearly mention the diagram numbers.</w:t>
+      </w:r>
+    </w:p>
+    <w:p>
+      <w:pPr>
+        <w:spacing w:after="0" w:line="240" w:lineRule="auto"/>
+        <w:rPr>
+          <w:rFonts w:ascii="Times New Roman" w:hAnsi="Times New Roman"/>
+          <w:i/>
+          <w:sz w:val="24"/>
+          <w:szCs w:val="24"/>
+        </w:rPr>
+      </w:pPr>
+    </w:p>
+    <w:p>
+      <w:pPr>
+        <w:spacing w:after="0" w:line="240" w:lineRule="auto"/>
+        <w:rPr>
+          <w:rFonts w:ascii="Times New Roman" w:hAnsi="Times New Roman"/>
+          <w:i/>
+          <w:sz w:val="24"/>
+          <w:szCs w:val="24"/>
+        </w:rPr>
+      </w:pPr>
+      <w:r>
+        <w:rPr>
+          <w:rFonts w:ascii="Times New Roman" w:hAnsi="Times New Roman"/>
+          <w:i/>
+          <w:sz w:val="24"/>
+          <w:szCs w:val="24"/>
+        </w:rPr>
         <w:br w:type="page"/>
       </w:r>
     </w:p>
     <w:p>
       <w:pPr>
         <w:pStyle w:val="ListParagraph"/>
-        <w:numPr>
-          <w:ilvl w:val="0"/>
-          <w:numId w:val="6"/>
-        </w:numPr>
-        <w:spacing w:after="0" w:line="240" w:lineRule="auto"/>
+        <w:spacing w:after="0" w:line="240" w:lineRule="auto"/>
+        <w:jc w:val="center"/>
         <w:rPr>
           <w:rFonts w:ascii="Times New Roman" w:hAnsi="Times New Roman"/>
           <w:b/>
@@ -9034,6 +9282,47 @@
           <w:szCs w:val="28"/>
         </w:rPr>
         <w:lastRenderedPageBreak/>
+        <w:t>CHAPTER I</w:t>
+      </w:r>
+    </w:p>
+    <w:p>
+      <w:pPr>
+        <w:pStyle w:val="ListParagraph"/>
+        <w:spacing w:after="0" w:line="240" w:lineRule="auto"/>
+        <w:jc w:val="center"/>
+        <w:rPr>
+          <w:rFonts w:ascii="Times New Roman" w:hAnsi="Times New Roman"/>
+          <w:b/>
+          <w:bCs/>
+          <w:iCs/>
+          <w:sz w:val="28"/>
+          <w:szCs w:val="28"/>
+        </w:rPr>
+      </w:pPr>
+    </w:p>
+    <w:p>
+      <w:pPr>
+        <w:pStyle w:val="ListParagraph"/>
+        <w:spacing w:after="0" w:line="240" w:lineRule="auto"/>
+        <w:jc w:val="center"/>
+        <w:rPr>
+          <w:rFonts w:ascii="Times New Roman" w:hAnsi="Times New Roman"/>
+          <w:b/>
+          <w:bCs/>
+          <w:iCs/>
+          <w:sz w:val="28"/>
+          <w:szCs w:val="28"/>
+        </w:rPr>
+      </w:pPr>
+      <w:r>
+        <w:rPr>
+          <w:rFonts w:ascii="Times New Roman" w:hAnsi="Times New Roman"/>
+          <w:b/>
+          <w:bCs/>
+          <w:iCs/>
+          <w:sz w:val="28"/>
+          <w:szCs w:val="28"/>
+        </w:rPr>
         <w:t>INTRODUCTION</w:t>
       </w:r>
     </w:p>
@@ -9096,7 +9385,7 @@
       <w:pPr>
         <w:pStyle w:val="ListParagraph"/>
         <w:spacing w:after="0"/>
-        <w:ind w:left="360"/>
+        <w:ind w:left="360" w:firstLine="360"/>
         <w:jc w:val="both"/>
         <w:rPr>
           <w:rFonts w:ascii="Times New Roman" w:hAnsi="Times New Roman"/>
@@ -9223,7 +9512,7 @@
       <w:pPr>
         <w:pStyle w:val="ListParagraph"/>
         <w:spacing w:after="0" w:line="240" w:lineRule="auto"/>
-        <w:ind w:left="360"/>
+        <w:ind w:left="360" w:firstLine="360"/>
         <w:jc w:val="both"/>
         <w:rPr>
           <w:rFonts w:ascii="Times New Roman" w:hAnsi="Times New Roman"/>
@@ -9299,7 +9588,7 @@
     <w:p>
       <w:pPr>
         <w:spacing w:after="0" w:line="240" w:lineRule="auto"/>
-        <w:ind w:left="360"/>
+        <w:ind w:left="360" w:firstLine="360"/>
         <w:jc w:val="both"/>
         <w:rPr>
           <w:rFonts w:ascii="Times New Roman" w:hAnsi="Times New Roman"/>
@@ -9315,7 +9604,7 @@
           <w:sz w:val="24"/>
           <w:szCs w:val="24"/>
         </w:rPr>
-        <w:t xml:space="preserve">Road surface perception is a fundamental and challenging component of autonomous vehicle research, as the physical condition of the road directly influences vehicle dynamics, safety, comfort, and decision-making. Unlike static obstacles such as vehicles, pedestrians, or traffic signs, road surface anomalies are part of the driving terrain itself and continuously interact with the vehicle’s wheels, suspension system, and control mechanisms. Surface irregularities </w:t>
+        <w:t xml:space="preserve">Road surface perception is a fundamental and challenging component of autonomous vehicle research, as the physical condition of the road directly influences vehicle dynamics, </w:t>
       </w:r>
       <w:r>
         <w:rPr>
@@ -9325,13 +9614,13 @@
           <w:szCs w:val="24"/>
         </w:rPr>
         <w:lastRenderedPageBreak/>
-        <w:t>such as potholes, cracks, depressions, bumps, and uneven pavement can significantly affect steering stability, braking efficiency, and ride comfort. Therefore, reliable perception of road surface conditions is essential for achieving safe and robust autonomous navigation.</w:t>
-      </w:r>
-    </w:p>
-    <w:p>
-      <w:pPr>
-        <w:spacing w:after="0" w:line="240" w:lineRule="auto"/>
-        <w:ind w:left="360"/>
+        <w:t>safety, comfort, and decision-making. Unlike static obstacles such as vehicles, pedestrians, or traffic signs, road surface anomalies are part of the driving terrain itself and continuously interact with the vehicle’s wheels, suspension system, and control mechanisms. Surface irregularities such as potholes, cracks, depressions, bumps, and uneven pavement can significantly affect steering stability, braking efficiency, and ride comfort. Therefore, reliable perception of road surface conditions is essential for achieving safe and robust autonomous navigation.</w:t>
+      </w:r>
+    </w:p>
+    <w:p>
+      <w:pPr>
+        <w:spacing w:after="0" w:line="240" w:lineRule="auto"/>
+        <w:ind w:left="360" w:firstLine="360"/>
         <w:jc w:val="both"/>
         <w:rPr>
           <w:rFonts w:ascii="Times New Roman" w:hAnsi="Times New Roman"/>
@@ -9347,13 +9636,33 @@
           <w:sz w:val="24"/>
           <w:szCs w:val="24"/>
         </w:rPr>
-        <w:t>In autonomous driving systems, perception modules are responsible for transforming raw sensor data into meaningful environmental understanding. Road surface perception extends beyond detecting the presence of obstacles; it involves analyzing subtle geometric and textural variations on the road that may indicate structural damage or degradation. Potholes, in particular, often lack sharp boundaries and may visually resemble shadows, stains, or water patches, making them difficult to identify using conventional object detection techniques. This complexity necessitates continuous and detailed analysis of the road surface rather than event-based detection alone.</w:t>
-      </w:r>
-    </w:p>
-    <w:p>
-      <w:pPr>
-        <w:spacing w:after="0" w:line="240" w:lineRule="auto"/>
-        <w:ind w:left="360"/>
+        <w:t>In autonomous driving systems, perception modules are responsible for transforming raw sensor data into meaningful environmental understanding. Road surface perception extends beyond detecting the presence of obstacles; it involves analyzing subtle geometric and textural variations on the road that may indicate structural damage or degradation. Potholes</w:t>
+      </w:r>
+      <w:proofErr w:type="gramStart"/>
+      <w:r>
+        <w:rPr>
+          <w:rFonts w:ascii="Times New Roman" w:hAnsi="Times New Roman"/>
+          <w:iCs/>
+          <w:sz w:val="24"/>
+          <w:szCs w:val="24"/>
+        </w:rPr>
+        <w:t>, in particular, often</w:t>
+      </w:r>
+      <w:proofErr w:type="gramEnd"/>
+      <w:r>
+        <w:rPr>
+          <w:rFonts w:ascii="Times New Roman" w:hAnsi="Times New Roman"/>
+          <w:iCs/>
+          <w:sz w:val="24"/>
+          <w:szCs w:val="24"/>
+        </w:rPr>
+        <w:t xml:space="preserve"> lack sharp boundaries and may visually resemble shadows, stains, or water patches, making them difficult to identify using conventional object detection techniques. This complexity necessitates continuous and detailed analysis of the road surface rather than event-based detection alone.</w:t>
+      </w:r>
+    </w:p>
+    <w:p>
+      <w:pPr>
+        <w:spacing w:after="0" w:line="240" w:lineRule="auto"/>
+        <w:ind w:left="360" w:firstLine="360"/>
         <w:jc w:val="both"/>
         <w:rPr>
           <w:rFonts w:ascii="Times New Roman" w:hAnsi="Times New Roman"/>
@@ -9375,7 +9684,7 @@
     <w:p>
       <w:pPr>
         <w:spacing w:after="0" w:line="240" w:lineRule="auto"/>
-        <w:ind w:left="360"/>
+        <w:ind w:left="360" w:firstLine="360"/>
         <w:jc w:val="both"/>
         <w:rPr>
           <w:rFonts w:ascii="Times New Roman" w:hAnsi="Times New Roman"/>
@@ -9397,7 +9706,7 @@
     <w:p>
       <w:pPr>
         <w:spacing w:after="0" w:line="240" w:lineRule="auto"/>
-        <w:ind w:left="360"/>
+        <w:ind w:left="360" w:firstLine="360"/>
         <w:jc w:val="both"/>
         <w:rPr>
           <w:rFonts w:ascii="Times New Roman" w:hAnsi="Times New Roman"/>
@@ -9413,13 +9722,33 @@
           <w:sz w:val="24"/>
           <w:szCs w:val="24"/>
         </w:rPr>
-        <w:t>To overcome these challenges, modern road surface perception approaches incorporate deep learning techniques that can learn robust representations from large-scale datasets. Convolutional Neural Networks (CNNs) and transformer-based architectures are capable of extracting hierarchical features that encode both local texture details and global contextual information. These features enable the system to distinguish potholes from visually similar patterns such as oil stains or road markings. Nevertheless, while deep learning improves detection accuracy, many existing systems still operate in a purely two-dimensional space, limiting their understanding of the actual physical structure of the road surface.</w:t>
-      </w:r>
-    </w:p>
-    <w:p>
-      <w:pPr>
-        <w:spacing w:after="0" w:line="240" w:lineRule="auto"/>
-        <w:ind w:left="360"/>
+        <w:t xml:space="preserve">To overcome these challenges, modern road surface perception approaches incorporate deep learning techniques that can learn robust representations from large-scale datasets. Convolutional Neural Networks (CNNs) and transformer-based architectures </w:t>
+      </w:r>
+      <w:proofErr w:type="gramStart"/>
+      <w:r>
+        <w:rPr>
+          <w:rFonts w:ascii="Times New Roman" w:hAnsi="Times New Roman"/>
+          <w:iCs/>
+          <w:sz w:val="24"/>
+          <w:szCs w:val="24"/>
+        </w:rPr>
+        <w:t>are capable of extracting</w:t>
+      </w:r>
+      <w:proofErr w:type="gramEnd"/>
+      <w:r>
+        <w:rPr>
+          <w:rFonts w:ascii="Times New Roman" w:hAnsi="Times New Roman"/>
+          <w:iCs/>
+          <w:sz w:val="24"/>
+          <w:szCs w:val="24"/>
+        </w:rPr>
+        <w:t xml:space="preserve"> hierarchical features that encode both local texture details and global contextual information. These features enable the system to distinguish potholes from visually similar patterns such as oil stains or road markings. Nevertheless, while deep learning improves detection accuracy, many existing systems still operate in a purely two-dimensional space, limiting their understanding of the actual physical structure of the road surface.</w:t>
+      </w:r>
+    </w:p>
+    <w:p>
+      <w:pPr>
+        <w:spacing w:after="0" w:line="240" w:lineRule="auto"/>
+        <w:ind w:left="360" w:firstLine="360"/>
         <w:jc w:val="both"/>
         <w:rPr>
           <w:rFonts w:ascii="Times New Roman" w:hAnsi="Times New Roman"/>
@@ -9441,7 +9770,7 @@
     <w:p>
       <w:pPr>
         <w:spacing w:after="0" w:line="240" w:lineRule="auto"/>
-        <w:ind w:left="360"/>
+        <w:ind w:left="360" w:firstLine="360"/>
         <w:jc w:val="both"/>
         <w:rPr>
           <w:rFonts w:ascii="Times New Roman" w:hAnsi="Times New Roman"/>
@@ -9457,13 +9786,23 @@
           <w:sz w:val="24"/>
           <w:szCs w:val="24"/>
         </w:rPr>
-        <w:t>Recent advances in monocular depth estimation have opened new possibilities for vision-based road surface perception. These techniques estimate depth from a single RGB camera by learning geometric priors from large datasets. By combining monocular depth estimation with pothole detection models, autonomous systems can infer the relative depth and shape of road anomalies without requiring specialized hardware. This approach significantly enhances the perception pipeline while maintaining cost efficiency and real-time performance.</w:t>
-      </w:r>
-    </w:p>
-    <w:p>
-      <w:pPr>
-        <w:spacing w:after="0" w:line="240" w:lineRule="auto"/>
-        <w:ind w:left="360"/>
+        <w:t xml:space="preserve">Recent advances in monocular depth estimation have opened new possibilities for vision-based road surface perception. These techniques estimate depth from a single RGB camera by learning geometric priors from large datasets. By combining monocular depth estimation </w:t>
+      </w:r>
+      <w:r>
+        <w:rPr>
+          <w:rFonts w:ascii="Times New Roman" w:hAnsi="Times New Roman"/>
+          <w:iCs/>
+          <w:sz w:val="24"/>
+          <w:szCs w:val="24"/>
+        </w:rPr>
+        <w:lastRenderedPageBreak/>
+        <w:t>with pothole detection models, autonomous systems can infer the relative depth and shape of road anomalies without requiring specialized hardware. This approach significantly enhances the perception pipeline while maintaining cost efficiency and real-time performance.</w:t>
+      </w:r>
+    </w:p>
+    <w:p>
+      <w:pPr>
+        <w:spacing w:after="0" w:line="240" w:lineRule="auto"/>
+        <w:ind w:left="360" w:firstLine="360"/>
         <w:jc w:val="both"/>
         <w:rPr>
           <w:rFonts w:ascii="Times New Roman" w:hAnsi="Times New Roman"/>
@@ -9479,14 +9818,13 @@
           <w:sz w:val="24"/>
           <w:szCs w:val="24"/>
         </w:rPr>
-        <w:lastRenderedPageBreak/>
         <w:t>Accurate road surface perception also contributes to proactive decision-making in autonomous vehicles. Rather than reacting to hazards after encountering them, perception-driven systems can anticipate road irregularities in advance and adjust driving behavior accordingly. This includes reducing vehicle speed, modifying steering trajectories, or selecting alternative paths to minimize risk. Early hazard anticipation reduces mechanical stress on vehicle components such as suspension and tires and improves passenger comfort by preventing abrupt maneuvers.</w:t>
       </w:r>
     </w:p>
     <w:p>
       <w:pPr>
         <w:spacing w:after="0" w:line="240" w:lineRule="auto"/>
-        <w:ind w:left="360"/>
+        <w:ind w:left="360" w:firstLine="360"/>
         <w:jc w:val="both"/>
         <w:rPr>
           <w:rFonts w:ascii="Times New Roman" w:hAnsi="Times New Roman"/>
@@ -9508,7 +9846,7 @@
     <w:p>
       <w:pPr>
         <w:spacing w:after="0" w:line="240" w:lineRule="auto"/>
-        <w:ind w:left="360"/>
+        <w:ind w:left="360" w:firstLine="360"/>
         <w:jc w:val="both"/>
         <w:rPr>
           <w:rFonts w:ascii="Times New Roman" w:hAnsi="Times New Roman"/>
@@ -9530,7 +9868,7 @@
     <w:p>
       <w:pPr>
         <w:spacing w:after="0" w:line="240" w:lineRule="auto"/>
-        <w:ind w:left="360"/>
+        <w:ind w:left="360" w:firstLine="360"/>
         <w:jc w:val="both"/>
         <w:rPr>
           <w:rFonts w:ascii="Times New Roman" w:hAnsi="Times New Roman"/>
@@ -9552,7 +9890,7 @@
     <w:p>
       <w:pPr>
         <w:spacing w:after="0" w:line="240" w:lineRule="auto"/>
-        <w:ind w:left="360"/>
+        <w:ind w:left="360" w:firstLine="360"/>
         <w:jc w:val="both"/>
         <w:rPr>
           <w:rFonts w:ascii="Times New Roman" w:hAnsi="Times New Roman"/>
@@ -9636,7 +9974,7 @@
     <w:p>
       <w:pPr>
         <w:spacing w:after="0" w:line="240" w:lineRule="auto"/>
-        <w:ind w:left="360"/>
+        <w:ind w:left="360" w:firstLine="360"/>
         <w:jc w:val="both"/>
         <w:rPr>
           <w:rFonts w:ascii="Times New Roman" w:hAnsi="Times New Roman"/>
@@ -9658,7 +9996,7 @@
     <w:p>
       <w:pPr>
         <w:spacing w:after="0" w:line="240" w:lineRule="auto"/>
-        <w:ind w:left="360"/>
+        <w:ind w:left="360" w:firstLine="360"/>
         <w:jc w:val="both"/>
         <w:rPr>
           <w:rFonts w:ascii="Times New Roman" w:hAnsi="Times New Roman"/>
@@ -9674,23 +10012,34 @@
           <w:sz w:val="24"/>
           <w:szCs w:val="24"/>
         </w:rPr>
-        <w:t xml:space="preserve">Conventional 2D object detection techniques treat potholes as visual entities similar to other objects in a scene. Although such methods are computationally efficient and suitable for real-time deployment, they fail to capture the geometric complexity of road defects. A bounding </w:t>
-      </w:r>
-      <w:r>
-        <w:rPr>
-          <w:rFonts w:ascii="Times New Roman" w:hAnsi="Times New Roman"/>
-          <w:iCs/>
-          <w:sz w:val="24"/>
-          <w:szCs w:val="24"/>
-        </w:rPr>
         <w:lastRenderedPageBreak/>
-        <w:t>box around a pothole does not convey information about how deep the pothole is, how steep its edges are, or how much of the road surface is affected. As a result, an autonomous vehicle may underestimate or overestimate the hazard posed by a pothole, leading to unsafe navigation decisions or unnecessary evasive maneuvers.</w:t>
-      </w:r>
-    </w:p>
-    <w:p>
-      <w:pPr>
-        <w:spacing w:after="0" w:line="240" w:lineRule="auto"/>
-        <w:ind w:left="360"/>
+        <w:t xml:space="preserve">Conventional 2D object detection techniques treat potholes as visual entities </w:t>
+      </w:r>
+      <w:proofErr w:type="gramStart"/>
+      <w:r>
+        <w:rPr>
+          <w:rFonts w:ascii="Times New Roman" w:hAnsi="Times New Roman"/>
+          <w:iCs/>
+          <w:sz w:val="24"/>
+          <w:szCs w:val="24"/>
+        </w:rPr>
+        <w:t>similar to</w:t>
+      </w:r>
+      <w:proofErr w:type="gramEnd"/>
+      <w:r>
+        <w:rPr>
+          <w:rFonts w:ascii="Times New Roman" w:hAnsi="Times New Roman"/>
+          <w:iCs/>
+          <w:sz w:val="24"/>
+          <w:szCs w:val="24"/>
+        </w:rPr>
+        <w:t xml:space="preserve"> other objects in a scene. Although such methods are computationally efficient and suitable for real-time deployment, they fail to capture the geometric complexity of road defects. A bounding box around a pothole does not convey information about how deep the pothole is, how steep its edges are, or how much of the road surface is affected. As a result, an autonomous vehicle may underestimate or overestimate the hazard posed by a pothole, leading to unsafe navigation decisions or unnecessary evasive maneuvers.</w:t>
+      </w:r>
+    </w:p>
+    <w:p>
+      <w:pPr>
+        <w:spacing w:after="0" w:line="240" w:lineRule="auto"/>
+        <w:ind w:left="360" w:firstLine="360"/>
         <w:jc w:val="both"/>
         <w:rPr>
           <w:rFonts w:ascii="Times New Roman" w:hAnsi="Times New Roman"/>
@@ -9712,7 +10061,7 @@
     <w:p>
       <w:pPr>
         <w:spacing w:after="0" w:line="240" w:lineRule="auto"/>
-        <w:ind w:left="360"/>
+        <w:ind w:left="360" w:firstLine="360"/>
         <w:jc w:val="both"/>
         <w:rPr>
           <w:rFonts w:ascii="Times New Roman" w:hAnsi="Times New Roman"/>
@@ -9734,7 +10083,7 @@
     <w:p>
       <w:pPr>
         <w:spacing w:after="0" w:line="240" w:lineRule="auto"/>
-        <w:ind w:left="360"/>
+        <w:ind w:left="360" w:firstLine="360"/>
         <w:jc w:val="both"/>
         <w:rPr>
           <w:rFonts w:ascii="Times New Roman" w:hAnsi="Times New Roman"/>
@@ -9756,7 +10105,7 @@
     <w:p>
       <w:pPr>
         <w:spacing w:after="0" w:line="240" w:lineRule="auto"/>
-        <w:ind w:left="360"/>
+        <w:ind w:left="360" w:firstLine="360"/>
         <w:jc w:val="both"/>
         <w:rPr>
           <w:rFonts w:ascii="Times New Roman" w:hAnsi="Times New Roman"/>
@@ -9778,7 +10127,7 @@
     <w:p>
       <w:pPr>
         <w:spacing w:after="0" w:line="240" w:lineRule="auto"/>
-        <w:ind w:left="360"/>
+        <w:ind w:left="360" w:firstLine="360"/>
         <w:jc w:val="both"/>
         <w:rPr>
           <w:rFonts w:ascii="Times New Roman" w:hAnsi="Times New Roman"/>
@@ -9800,7 +10149,7 @@
     <w:p>
       <w:pPr>
         <w:spacing w:after="0" w:line="240" w:lineRule="auto"/>
-        <w:ind w:left="360"/>
+        <w:ind w:left="360" w:firstLine="360"/>
         <w:jc w:val="both"/>
         <w:rPr>
           <w:rFonts w:ascii="Times New Roman" w:hAnsi="Times New Roman"/>
@@ -9822,7 +10171,7 @@
     <w:p>
       <w:pPr>
         <w:spacing w:after="0" w:line="240" w:lineRule="auto"/>
-        <w:ind w:left="360"/>
+        <w:ind w:left="360" w:firstLine="360"/>
         <w:jc w:val="both"/>
         <w:rPr>
           <w:rFonts w:ascii="Times New Roman" w:hAnsi="Times New Roman"/>
@@ -9838,7 +10187,7 @@
           <w:sz w:val="24"/>
           <w:szCs w:val="24"/>
         </w:rPr>
-        <w:t xml:space="preserve">Controlled deceleration is one of the primary behaviors enabled by structural pothole understanding. By estimating the depth and slope of a pothole, the vehicle can determine an appropriate speed reduction that minimizes suspension stress and passenger discomfort. Similarly, path adjustment decisions rely on accurate boundary estimation, ensuring that </w:t>
+        <w:t xml:space="preserve">Controlled deceleration is one of the primary behaviors enabled by structural pothole understanding. By estimating the depth and slope of a pothole, the vehicle can determine an </w:t>
       </w:r>
       <w:r>
         <w:rPr>
@@ -9848,13 +10197,13 @@
           <w:szCs w:val="24"/>
         </w:rPr>
         <w:lastRenderedPageBreak/>
-        <w:t>steering maneuvers avoid sharp pothole edges without causing abrupt lateral movements that could destabilize the vehicle.</w:t>
-      </w:r>
-    </w:p>
-    <w:p>
-      <w:pPr>
-        <w:spacing w:after="0" w:line="240" w:lineRule="auto"/>
-        <w:ind w:left="360"/>
+        <w:t>appropriate speed reduction that minimizes suspension stress and passenger discomfort. Similarly, path adjustment decisions rely on accurate boundary estimation, ensuring that steering maneuvers avoid sharp pothole edges without causing abrupt lateral movements that could destabilize the vehicle.</w:t>
+      </w:r>
+    </w:p>
+    <w:p>
+      <w:pPr>
+        <w:spacing w:after="0" w:line="240" w:lineRule="auto"/>
+        <w:ind w:left="360" w:firstLine="360"/>
         <w:jc w:val="both"/>
         <w:rPr>
           <w:rFonts w:ascii="Times New Roman" w:hAnsi="Times New Roman"/>
@@ -9876,7 +10225,7 @@
     <w:p>
       <w:pPr>
         <w:spacing w:after="0" w:line="240" w:lineRule="auto"/>
-        <w:ind w:left="360"/>
+        <w:ind w:left="360" w:firstLine="360"/>
         <w:jc w:val="both"/>
         <w:rPr>
           <w:rFonts w:ascii="Times New Roman" w:hAnsi="Times New Roman"/>
@@ -9898,7 +10247,7 @@
     <w:p>
       <w:pPr>
         <w:spacing w:after="0" w:line="240" w:lineRule="auto"/>
-        <w:ind w:left="360"/>
+        <w:ind w:left="360" w:firstLine="360"/>
         <w:jc w:val="both"/>
         <w:rPr>
           <w:rFonts w:ascii="Times New Roman" w:hAnsi="Times New Roman"/>
@@ -9920,7 +10269,7 @@
     <w:p>
       <w:pPr>
         <w:spacing w:after="0" w:line="240" w:lineRule="auto"/>
-        <w:ind w:left="360"/>
+        <w:ind w:left="360" w:firstLine="360"/>
         <w:jc w:val="both"/>
         <w:rPr>
           <w:rFonts w:ascii="Times New Roman" w:hAnsi="Times New Roman"/>
@@ -9942,7 +10291,7 @@
     <w:p>
       <w:pPr>
         <w:spacing w:after="0" w:line="240" w:lineRule="auto"/>
-        <w:ind w:left="360"/>
+        <w:ind w:left="360" w:firstLine="360"/>
         <w:jc w:val="both"/>
         <w:rPr>
           <w:rFonts w:ascii="Times New Roman" w:hAnsi="Times New Roman"/>
@@ -10016,7 +10365,7 @@
     <w:p>
       <w:pPr>
         <w:spacing w:after="0" w:line="240" w:lineRule="auto"/>
-        <w:ind w:left="360"/>
+        <w:ind w:left="360" w:firstLine="360"/>
         <w:jc w:val="both"/>
         <w:rPr>
           <w:rFonts w:ascii="Times New Roman" w:hAnsi="Times New Roman"/>
@@ -10038,7 +10387,7 @@
     <w:p>
       <w:pPr>
         <w:spacing w:after="0" w:line="240" w:lineRule="auto"/>
-        <w:ind w:left="360"/>
+        <w:ind w:left="360" w:firstLine="360"/>
         <w:jc w:val="both"/>
         <w:rPr>
           <w:rFonts w:ascii="Times New Roman" w:hAnsi="Times New Roman"/>
@@ -10054,23 +10403,14 @@
           <w:sz w:val="24"/>
           <w:szCs w:val="24"/>
         </w:rPr>
-        <w:t xml:space="preserve">In autonomous driving, perception and planning modules operate under strict real-time constraints. Structural modeling must therefore generate accurate geometric representations </w:t>
-      </w:r>
-      <w:r>
-        <w:rPr>
-          <w:rFonts w:ascii="Times New Roman" w:hAnsi="Times New Roman"/>
-          <w:iCs/>
-          <w:sz w:val="24"/>
-          <w:szCs w:val="24"/>
-        </w:rPr>
         <w:lastRenderedPageBreak/>
-        <w:t>with minimal computational delay. The objective of real-time structural modeling is not to reconstruct the road surface with perfect physical accuracy, but to produce a sufficiently detailed approximation that supports immediate driving decisions. This balance between geometric fidelity and computational efficiency defines a key research challenge in real-time road surface analysis.</w:t>
-      </w:r>
-    </w:p>
-    <w:p>
-      <w:pPr>
-        <w:spacing w:after="0" w:line="240" w:lineRule="auto"/>
-        <w:ind w:left="360"/>
+        <w:t>In autonomous driving, perception and planning modules operate under strict real-time constraints. Structural modeling must therefore generate accurate geometric representations with minimal computational delay. The objective of real-time structural modeling is not to reconstruct the road surface with perfect physical accuracy, but to produce a sufficiently detailed approximation that supports immediate driving decisions. This balance between geometric fidelity and computational efficiency defines a key research challenge in real-time road surface analysis.</w:t>
+      </w:r>
+    </w:p>
+    <w:p>
+      <w:pPr>
+        <w:spacing w:after="0" w:line="240" w:lineRule="auto"/>
+        <w:ind w:left="360" w:firstLine="360"/>
         <w:jc w:val="both"/>
         <w:rPr>
           <w:rFonts w:ascii="Times New Roman" w:hAnsi="Times New Roman"/>
@@ -10092,7 +10432,7 @@
     <w:p>
       <w:pPr>
         <w:spacing w:after="0" w:line="240" w:lineRule="auto"/>
-        <w:ind w:left="360"/>
+        <w:ind w:left="360" w:firstLine="360"/>
         <w:jc w:val="both"/>
         <w:rPr>
           <w:rFonts w:ascii="Times New Roman" w:hAnsi="Times New Roman"/>
@@ -10114,7 +10454,7 @@
     <w:p>
       <w:pPr>
         <w:spacing w:after="0" w:line="240" w:lineRule="auto"/>
-        <w:ind w:left="360"/>
+        <w:ind w:left="360" w:firstLine="360"/>
         <w:jc w:val="both"/>
         <w:rPr>
           <w:rFonts w:ascii="Times New Roman" w:hAnsi="Times New Roman"/>
@@ -10136,7 +10476,7 @@
     <w:p>
       <w:pPr>
         <w:spacing w:after="0" w:line="240" w:lineRule="auto"/>
-        <w:ind w:left="360"/>
+        <w:ind w:left="360" w:firstLine="360"/>
         <w:jc w:val="both"/>
         <w:rPr>
           <w:rFonts w:ascii="Times New Roman" w:hAnsi="Times New Roman"/>
@@ -10158,7 +10498,7 @@
     <w:p>
       <w:pPr>
         <w:spacing w:after="0" w:line="240" w:lineRule="auto"/>
-        <w:ind w:left="360"/>
+        <w:ind w:left="360" w:firstLine="360"/>
         <w:jc w:val="both"/>
         <w:rPr>
           <w:rFonts w:ascii="Times New Roman" w:hAnsi="Times New Roman"/>
@@ -10180,7 +10520,7 @@
     <w:p>
       <w:pPr>
         <w:spacing w:after="0" w:line="240" w:lineRule="auto"/>
-        <w:ind w:left="360"/>
+        <w:ind w:left="360" w:firstLine="360"/>
         <w:jc w:val="both"/>
         <w:rPr>
           <w:rFonts w:ascii="Times New Roman" w:hAnsi="Times New Roman"/>
@@ -10202,7 +10542,7 @@
     <w:p>
       <w:pPr>
         <w:spacing w:after="0" w:line="240" w:lineRule="auto"/>
-        <w:ind w:left="360"/>
+        <w:ind w:left="360" w:firstLine="360"/>
         <w:jc w:val="both"/>
         <w:rPr>
           <w:rFonts w:ascii="Times New Roman" w:hAnsi="Times New Roman"/>
@@ -10218,7 +10558,7 @@
           <w:sz w:val="24"/>
           <w:szCs w:val="24"/>
         </w:rPr>
-        <w:t>Temporal consistency is another important aspect of real-time structural modeling. Road anomalies persist across consecutive frames, and their structural representation should remain stable over time. Inconsistent modeling can lead to oscillatory planning decisions or erratic vehicle behavior. Techniques such as temporal filtering, motion tracking, and frame-</w:t>
+        <w:t xml:space="preserve">Temporal consistency is another important aspect of real-time structural modeling. Road anomalies persist across consecutive frames, and their structural representation should </w:t>
       </w:r>
       <w:r>
         <w:rPr>
@@ -10228,13 +10568,13 @@
           <w:szCs w:val="24"/>
         </w:rPr>
         <w:lastRenderedPageBreak/>
-        <w:t>to-frame geometry alignment are used to maintain continuity in structural representations. Stable modeling improves confidence in the perception system and supports smoother control actions.</w:t>
-      </w:r>
-    </w:p>
-    <w:p>
-      <w:pPr>
-        <w:spacing w:after="0" w:line="240" w:lineRule="auto"/>
-        <w:ind w:left="360"/>
+        <w:t>remain stable over time. Inconsistent modeling can lead to oscillatory planning decisions or erratic vehicle behavior. Techniques such as temporal filtering, motion tracking, and frame-to-frame geometry alignment are used to maintain continuity in structural representations. Stable modeling improves confidence in the perception system and supports smoother control actions.</w:t>
+      </w:r>
+    </w:p>
+    <w:p>
+      <w:pPr>
+        <w:spacing w:after="0" w:line="240" w:lineRule="auto"/>
+        <w:ind w:left="360" w:firstLine="360"/>
         <w:jc w:val="both"/>
         <w:rPr>
           <w:rFonts w:ascii="Times New Roman" w:hAnsi="Times New Roman"/>
@@ -10256,7 +10596,7 @@
     <w:p>
       <w:pPr>
         <w:spacing w:after="0" w:line="240" w:lineRule="auto"/>
-        <w:ind w:left="360"/>
+        <w:ind w:left="360" w:firstLine="360"/>
         <w:jc w:val="both"/>
         <w:rPr>
           <w:rFonts w:ascii="Times New Roman" w:hAnsi="Times New Roman"/>
@@ -10278,7 +10618,7 @@
     <w:p>
       <w:pPr>
         <w:spacing w:after="0" w:line="240" w:lineRule="auto"/>
-        <w:ind w:left="360"/>
+        <w:ind w:left="360" w:firstLine="360"/>
         <w:jc w:val="both"/>
         <w:rPr>
           <w:rFonts w:ascii="Times New Roman" w:hAnsi="Times New Roman"/>
@@ -10354,7 +10694,7 @@
     <w:p>
       <w:pPr>
         <w:spacing w:after="0" w:line="240" w:lineRule="auto"/>
-        <w:ind w:left="360"/>
+        <w:ind w:left="360" w:firstLine="360"/>
         <w:jc w:val="both"/>
         <w:rPr>
           <w:rFonts w:ascii="Times New Roman" w:hAnsi="Times New Roman"/>
@@ -10376,7 +10716,7 @@
     <w:p>
       <w:pPr>
         <w:spacing w:after="0" w:line="240" w:lineRule="auto"/>
-        <w:ind w:left="360"/>
+        <w:ind w:left="360" w:firstLine="360"/>
         <w:jc w:val="both"/>
         <w:rPr>
           <w:rFonts w:ascii="Times New Roman" w:hAnsi="Times New Roman"/>
@@ -10450,7 +10790,7 @@
     <w:p>
       <w:pPr>
         <w:spacing w:after="0" w:line="240" w:lineRule="auto"/>
-        <w:ind w:left="360"/>
+        <w:ind w:left="360" w:firstLine="360"/>
         <w:jc w:val="both"/>
         <w:rPr>
           <w:rFonts w:ascii="Times New Roman" w:hAnsi="Times New Roman"/>
@@ -10466,13 +10806,23 @@
           <w:sz w:val="24"/>
           <w:szCs w:val="24"/>
         </w:rPr>
-        <w:t>Image acquisition is the initial stage of the computer vision pipeline, where visual data of the road surface is captured using an RGB camera. In autonomous vehicle applications, cameras are typically mounted at fixed positions to provide a forward-facing view of the driving environment. The quality of captured images directly affects the performance of subsequent processing stages, making reliable acquisition essential.</w:t>
-      </w:r>
-    </w:p>
-    <w:p>
-      <w:pPr>
-        <w:spacing w:after="0" w:line="240" w:lineRule="auto"/>
-        <w:ind w:left="360"/>
+        <w:t xml:space="preserve">Image acquisition is the initial stage of the computer vision pipeline, where visual data of the road surface is captured using an RGB camera. In autonomous vehicle applications, cameras are typically mounted at fixed positions to provide a forward-facing view of the </w:t>
+      </w:r>
+      <w:r>
+        <w:rPr>
+          <w:rFonts w:ascii="Times New Roman" w:hAnsi="Times New Roman"/>
+          <w:iCs/>
+          <w:sz w:val="24"/>
+          <w:szCs w:val="24"/>
+        </w:rPr>
+        <w:lastRenderedPageBreak/>
+        <w:t>driving environment. The quality of captured images directly affects the performance of subsequent processing stages, making reliable acquisition essential.</w:t>
+      </w:r>
+    </w:p>
+    <w:p>
+      <w:pPr>
+        <w:spacing w:after="0" w:line="240" w:lineRule="auto"/>
+        <w:ind w:left="360" w:firstLine="360"/>
         <w:jc w:val="both"/>
         <w:rPr>
           <w:rFonts w:ascii="Times New Roman" w:hAnsi="Times New Roman"/>
@@ -10488,14 +10838,13 @@
           <w:sz w:val="24"/>
           <w:szCs w:val="24"/>
         </w:rPr>
-        <w:lastRenderedPageBreak/>
         <w:t>Raw images often contain noise, illumination variations, motion blur, and perspective distortions caused by vehicle movement and environmental conditions. Preprocessing techniques are applied to enhance image quality and standardize input data for deep learning models. Common preprocessing steps include resizing, normalization, noise reduction, contrast enhancement, and color space conversion. These operations improve feature visibility and reduce sensitivity to lighting changes, shadows, and surface reflections.</w:t>
       </w:r>
     </w:p>
     <w:p>
       <w:pPr>
         <w:spacing w:after="0" w:line="240" w:lineRule="auto"/>
-        <w:ind w:left="360"/>
+        <w:ind w:left="360" w:firstLine="360"/>
         <w:jc w:val="both"/>
         <w:rPr>
           <w:rFonts w:ascii="Times New Roman" w:hAnsi="Times New Roman"/>
@@ -10569,7 +10918,7 @@
     <w:p>
       <w:pPr>
         <w:spacing w:after="0" w:line="240" w:lineRule="auto"/>
-        <w:ind w:left="360"/>
+        <w:ind w:left="360" w:firstLine="360"/>
         <w:jc w:val="both"/>
         <w:rPr>
           <w:rFonts w:ascii="Times New Roman" w:hAnsi="Times New Roman"/>
@@ -10591,7 +10940,7 @@
     <w:p>
       <w:pPr>
         <w:spacing w:after="0" w:line="240" w:lineRule="auto"/>
-        <w:ind w:left="360"/>
+        <w:ind w:left="360" w:firstLine="360"/>
         <w:jc w:val="both"/>
         <w:rPr>
           <w:rFonts w:ascii="Times New Roman" w:hAnsi="Times New Roman"/>
@@ -10613,7 +10962,7 @@
     <w:p>
       <w:pPr>
         <w:spacing w:after="0" w:line="240" w:lineRule="auto"/>
-        <w:ind w:left="360"/>
+        <w:ind w:left="360" w:firstLine="360"/>
         <w:jc w:val="both"/>
         <w:rPr>
           <w:rFonts w:ascii="Times New Roman" w:hAnsi="Times New Roman"/>
@@ -10687,7 +11036,7 @@
     <w:p>
       <w:pPr>
         <w:spacing w:after="0" w:line="240" w:lineRule="auto"/>
-        <w:ind w:left="360"/>
+        <w:ind w:left="360" w:firstLine="360"/>
         <w:jc w:val="both"/>
         <w:rPr>
           <w:rFonts w:ascii="Times New Roman" w:hAnsi="Times New Roman"/>
@@ -10709,7 +11058,7 @@
     <w:p>
       <w:pPr>
         <w:spacing w:after="0" w:line="240" w:lineRule="auto"/>
-        <w:ind w:left="360"/>
+        <w:ind w:left="360" w:firstLine="360"/>
         <w:jc w:val="both"/>
         <w:rPr>
           <w:rFonts w:ascii="Times New Roman" w:hAnsi="Times New Roman"/>
@@ -10731,7 +11080,7 @@
     <w:p>
       <w:pPr>
         <w:spacing w:after="0" w:line="240" w:lineRule="auto"/>
-        <w:ind w:left="360"/>
+        <w:ind w:left="360" w:firstLine="360"/>
         <w:jc w:val="both"/>
         <w:rPr>
           <w:rFonts w:ascii="Times New Roman" w:hAnsi="Times New Roman"/>
@@ -10805,7 +11154,7 @@
     <w:p>
       <w:pPr>
         <w:spacing w:after="0" w:line="240" w:lineRule="auto"/>
-        <w:ind w:left="360"/>
+        <w:ind w:left="360" w:firstLine="360"/>
         <w:jc w:val="both"/>
         <w:rPr>
           <w:rFonts w:ascii="Times New Roman" w:hAnsi="Times New Roman"/>
@@ -10821,23 +11170,14 @@
           <w:sz w:val="24"/>
           <w:szCs w:val="24"/>
         </w:rPr>
-        <w:t xml:space="preserve">Wireframe and geometric modeling convert depth-enhanced pothole detections into structured representations of road surface anomalies. A wireframe model outlines the geometric boundaries and internal structure of a pothole using interconnected edges and </w:t>
-      </w:r>
-      <w:r>
-        <w:rPr>
-          <w:rFonts w:ascii="Times New Roman" w:hAnsi="Times New Roman"/>
-          <w:iCs/>
-          <w:sz w:val="24"/>
-          <w:szCs w:val="24"/>
-        </w:rPr>
         <w:lastRenderedPageBreak/>
-        <w:t>vertices. This representation captures shape, size, and spatial extent while remaining computationally efficient.</w:t>
-      </w:r>
-    </w:p>
-    <w:p>
-      <w:pPr>
-        <w:spacing w:after="0" w:line="240" w:lineRule="auto"/>
-        <w:ind w:left="360"/>
+        <w:t>Wireframe and geometric modeling convert depth-enhanced pothole detections into structured representations of road surface anomalies. A wireframe model outlines the geometric boundaries and internal structure of a pothole using interconnected edges and vertices. This representation captures shape, size, and spatial extent while remaining computationally efficient.</w:t>
+      </w:r>
+    </w:p>
+    <w:p>
+      <w:pPr>
+        <w:spacing w:after="0" w:line="240" w:lineRule="auto"/>
+        <w:ind w:left="360" w:firstLine="360"/>
         <w:jc w:val="both"/>
         <w:rPr>
           <w:rFonts w:ascii="Times New Roman" w:hAnsi="Times New Roman"/>
@@ -10859,7 +11199,7 @@
     <w:p>
       <w:pPr>
         <w:spacing w:after="0" w:line="240" w:lineRule="auto"/>
-        <w:ind w:left="360"/>
+        <w:ind w:left="360" w:firstLine="360"/>
         <w:jc w:val="both"/>
         <w:rPr>
           <w:rFonts w:ascii="Times New Roman" w:hAnsi="Times New Roman"/>
@@ -10938,7 +11278,7 @@
     <w:p>
       <w:pPr>
         <w:spacing w:after="0" w:line="240" w:lineRule="auto"/>
-        <w:ind w:left="360"/>
+        <w:ind w:left="360" w:firstLine="360"/>
         <w:jc w:val="both"/>
         <w:rPr>
           <w:rFonts w:ascii="Times New Roman" w:hAnsi="Times New Roman"/>
@@ -10960,7 +11300,7 @@
     <w:p>
       <w:pPr>
         <w:spacing w:after="0" w:line="240" w:lineRule="auto"/>
-        <w:ind w:left="360"/>
+        <w:ind w:left="360" w:firstLine="360"/>
         <w:jc w:val="both"/>
         <w:rPr>
           <w:rFonts w:ascii="Times New Roman" w:hAnsi="Times New Roman"/>
@@ -11034,7 +11374,7 @@
     <w:p>
       <w:pPr>
         <w:spacing w:after="0" w:line="240" w:lineRule="auto"/>
-        <w:ind w:left="360"/>
+        <w:ind w:left="360" w:firstLine="360"/>
         <w:jc w:val="both"/>
         <w:rPr>
           <w:rFonts w:ascii="Times New Roman" w:hAnsi="Times New Roman"/>
@@ -11056,7 +11396,7 @@
     <w:p>
       <w:pPr>
         <w:spacing w:after="0" w:line="240" w:lineRule="auto"/>
-        <w:ind w:left="360"/>
+        <w:ind w:left="360" w:firstLine="360"/>
         <w:jc w:val="both"/>
         <w:rPr>
           <w:rFonts w:ascii="Times New Roman" w:hAnsi="Times New Roman"/>
@@ -11130,7 +11470,7 @@
     <w:p>
       <w:pPr>
         <w:spacing w:after="0" w:line="240" w:lineRule="auto"/>
-        <w:ind w:left="360"/>
+        <w:ind w:left="360" w:firstLine="360"/>
         <w:jc w:val="both"/>
         <w:rPr>
           <w:rFonts w:ascii="Times New Roman" w:hAnsi="Times New Roman"/>
@@ -11152,7 +11492,7 @@
     <w:p>
       <w:pPr>
         <w:spacing w:after="0" w:line="240" w:lineRule="auto"/>
-        <w:ind w:left="360"/>
+        <w:ind w:left="360" w:firstLine="360"/>
         <w:jc w:val="both"/>
         <w:rPr>
           <w:rFonts w:ascii="Times New Roman" w:hAnsi="Times New Roman"/>
@@ -11226,7 +11566,7 @@
     <w:p>
       <w:pPr>
         <w:spacing w:after="0" w:line="240" w:lineRule="auto"/>
-        <w:ind w:left="360"/>
+        <w:ind w:left="360" w:firstLine="360"/>
         <w:jc w:val="both"/>
         <w:rPr>
           <w:rFonts w:ascii="Times New Roman" w:hAnsi="Times New Roman"/>
@@ -11242,13 +11582,14 @@
           <w:sz w:val="24"/>
           <w:szCs w:val="24"/>
         </w:rPr>
+        <w:lastRenderedPageBreak/>
         <w:t>Computational optimization ensures that the perception system meets real-time constraints without sacrificing accuracy. Lightweight neural networks, reduced input resolutions, and selective processing of regions of interest are commonly employed optimization strategies.</w:t>
       </w:r>
     </w:p>
     <w:p>
       <w:pPr>
         <w:spacing w:after="0" w:line="240" w:lineRule="auto"/>
-        <w:ind w:left="360"/>
+        <w:ind w:left="360" w:firstLine="360"/>
         <w:jc w:val="both"/>
         <w:rPr>
           <w:rFonts w:ascii="Times New Roman" w:hAnsi="Times New Roman"/>
@@ -11264,7 +11605,6 @@
           <w:sz w:val="24"/>
           <w:szCs w:val="24"/>
         </w:rPr>
-        <w:lastRenderedPageBreak/>
         <w:t>Hardware acceleration using GPUs further enhances processing speed. Optimization techniques enable deployment on embedded platforms commonly used in autonomous vehicles, ensuring scalability and practical applicability.</w:t>
       </w:r>
     </w:p>
@@ -11329,7 +11669,7 @@
     <w:p>
       <w:pPr>
         <w:spacing w:after="0" w:line="240" w:lineRule="auto"/>
-        <w:ind w:left="360"/>
+        <w:ind w:left="360" w:firstLine="360"/>
         <w:jc w:val="both"/>
         <w:rPr>
           <w:rFonts w:ascii="Times New Roman" w:hAnsi="Times New Roman"/>
@@ -11403,7 +11743,7 @@
     <w:p>
       <w:pPr>
         <w:spacing w:after="0" w:line="240" w:lineRule="auto"/>
-        <w:ind w:left="360"/>
+        <w:ind w:left="360" w:firstLine="360"/>
         <w:jc w:val="both"/>
         <w:rPr>
           <w:rFonts w:ascii="Times New Roman" w:hAnsi="Times New Roman"/>
@@ -11477,7 +11817,7 @@
     <w:p>
       <w:pPr>
         <w:spacing w:after="0" w:line="240" w:lineRule="auto"/>
-        <w:ind w:left="360"/>
+        <w:ind w:left="360" w:firstLine="360"/>
         <w:jc w:val="both"/>
         <w:rPr>
           <w:rFonts w:ascii="Times New Roman" w:hAnsi="Times New Roman"/>
@@ -11551,30 +11891,3999 @@
     <w:p>
       <w:pPr>
         <w:spacing w:after="0" w:line="240" w:lineRule="auto"/>
+        <w:ind w:left="360" w:firstLine="360"/>
+        <w:jc w:val="both"/>
+        <w:rPr>
+          <w:rFonts w:ascii="Times New Roman" w:hAnsi="Times New Roman"/>
+          <w:iCs/>
+          <w:sz w:val="24"/>
+          <w:szCs w:val="24"/>
+        </w:rPr>
+      </w:pPr>
+      <w:r>
+        <w:rPr>
+          <w:rFonts w:ascii="Times New Roman" w:hAnsi="Times New Roman"/>
+          <w:iCs/>
+          <w:sz w:val="24"/>
+          <w:szCs w:val="24"/>
+        </w:rPr>
+        <w:t>The system enhances safety by providing reliable, geometry-aware perception of road hazards. Decision support mechanisms use this information to trigger warnings, adjust driving behavior, or inform higher-level control systems. Accurate road surface perception directly contributes to safer and more resilient autonomous vehicle operation.</w:t>
+      </w:r>
+    </w:p>
+    <w:p>
+      <w:pPr>
+        <w:spacing w:after="0" w:line="240" w:lineRule="auto"/>
         <w:ind w:left="360"/>
         <w:jc w:val="both"/>
         <w:rPr>
           <w:rFonts w:ascii="Times New Roman" w:hAnsi="Times New Roman"/>
-          <w:iCs/>
-          <w:sz w:val="24"/>
-          <w:szCs w:val="24"/>
-        </w:rPr>
-      </w:pPr>
-      <w:r>
-        <w:rPr>
-          <w:rFonts w:ascii="Times New Roman" w:hAnsi="Times New Roman"/>
-          <w:iCs/>
-          <w:sz w:val="24"/>
-          <w:szCs w:val="24"/>
-        </w:rPr>
-        <w:t>The system enhances safety by providing reliable, geometry-aware perception of road hazards. Decision support mechanisms use this information to trigger warnings, adjust driving behavior, or inform higher-level control systems. Accurate road surface perception directly contributes to safer and more resilient autonomous vehicle operation.</w:t>
-      </w:r>
+          <w:b/>
+          <w:bCs/>
+          <w:iCs/>
+          <w:sz w:val="24"/>
+          <w:szCs w:val="24"/>
+        </w:rPr>
+      </w:pPr>
+    </w:p>
+    <w:p>
+      <w:pPr>
+        <w:spacing w:after="0" w:line="240" w:lineRule="auto"/>
+        <w:rPr>
+          <w:rFonts w:ascii="Times New Roman" w:hAnsi="Times New Roman"/>
+          <w:b/>
+          <w:bCs/>
+          <w:iCs/>
+          <w:sz w:val="24"/>
+          <w:szCs w:val="24"/>
+        </w:rPr>
+      </w:pPr>
+      <w:r>
+        <w:rPr>
+          <w:rFonts w:ascii="Times New Roman" w:hAnsi="Times New Roman"/>
+          <w:b/>
+          <w:bCs/>
+          <w:iCs/>
+          <w:sz w:val="24"/>
+          <w:szCs w:val="24"/>
+        </w:rPr>
+        <w:br w:type="page"/>
+      </w:r>
+    </w:p>
+    <w:p>
+      <w:pPr>
+        <w:spacing w:after="0" w:line="240" w:lineRule="auto"/>
+        <w:ind w:left="360"/>
+        <w:jc w:val="center"/>
+        <w:rPr>
+          <w:rFonts w:ascii="Times New Roman" w:hAnsi="Times New Roman"/>
+          <w:b/>
+          <w:bCs/>
+          <w:iCs/>
+          <w:sz w:val="28"/>
+          <w:szCs w:val="28"/>
+        </w:rPr>
+      </w:pPr>
+      <w:r>
+        <w:rPr>
+          <w:rFonts w:ascii="Times New Roman" w:hAnsi="Times New Roman"/>
+          <w:b/>
+          <w:bCs/>
+          <w:iCs/>
+          <w:sz w:val="28"/>
+          <w:szCs w:val="28"/>
+        </w:rPr>
+        <w:lastRenderedPageBreak/>
+        <w:t>CHAPTER II</w:t>
+      </w:r>
+    </w:p>
+    <w:p>
+      <w:pPr>
+        <w:spacing w:after="0" w:line="240" w:lineRule="auto"/>
+        <w:ind w:left="360"/>
+        <w:jc w:val="center"/>
+        <w:rPr>
+          <w:rFonts w:ascii="Times New Roman" w:hAnsi="Times New Roman"/>
+          <w:b/>
+          <w:bCs/>
+          <w:iCs/>
+          <w:sz w:val="28"/>
+          <w:szCs w:val="28"/>
+        </w:rPr>
+      </w:pPr>
+    </w:p>
+    <w:p>
+      <w:pPr>
+        <w:spacing w:after="0" w:line="240" w:lineRule="auto"/>
+        <w:ind w:left="360"/>
+        <w:jc w:val="center"/>
+        <w:rPr>
+          <w:rFonts w:ascii="Times New Roman" w:hAnsi="Times New Roman"/>
+          <w:b/>
+          <w:bCs/>
+          <w:iCs/>
+          <w:sz w:val="28"/>
+          <w:szCs w:val="28"/>
+        </w:rPr>
+      </w:pPr>
+      <w:r>
+        <w:rPr>
+          <w:rFonts w:ascii="Times New Roman" w:hAnsi="Times New Roman"/>
+          <w:b/>
+          <w:bCs/>
+          <w:iCs/>
+          <w:sz w:val="28"/>
+          <w:szCs w:val="28"/>
+        </w:rPr>
+        <w:t>LITERATURE SURVEY</w:t>
+      </w:r>
+    </w:p>
+    <w:p>
+      <w:pPr>
+        <w:spacing w:after="0" w:line="240" w:lineRule="auto"/>
+        <w:ind w:left="360"/>
+        <w:jc w:val="center"/>
+        <w:rPr>
+          <w:rFonts w:ascii="Times New Roman" w:hAnsi="Times New Roman"/>
+          <w:b/>
+          <w:bCs/>
+          <w:iCs/>
+          <w:sz w:val="28"/>
+          <w:szCs w:val="28"/>
+        </w:rPr>
+      </w:pPr>
+    </w:p>
+    <w:p>
+      <w:pPr>
+        <w:spacing w:after="0" w:line="240" w:lineRule="auto"/>
+        <w:ind w:left="360"/>
+        <w:rPr>
+          <w:rFonts w:ascii="Times New Roman" w:hAnsi="Times New Roman"/>
+          <w:b/>
+          <w:bCs/>
+          <w:iCs/>
+          <w:sz w:val="24"/>
+          <w:szCs w:val="24"/>
+        </w:rPr>
+      </w:pPr>
+      <w:r>
+        <w:rPr>
+          <w:rFonts w:ascii="Times New Roman" w:hAnsi="Times New Roman"/>
+          <w:b/>
+          <w:bCs/>
+          <w:iCs/>
+          <w:sz w:val="24"/>
+          <w:szCs w:val="24"/>
+        </w:rPr>
+        <w:t xml:space="preserve">2.1 LITERATURE SURVEY – I </w:t>
+      </w:r>
+    </w:p>
+    <w:p>
+      <w:pPr>
+        <w:spacing w:after="0" w:line="240" w:lineRule="auto"/>
+        <w:ind w:left="360"/>
+        <w:rPr>
+          <w:rFonts w:ascii="Times New Roman" w:hAnsi="Times New Roman"/>
+          <w:b/>
+          <w:bCs/>
+          <w:iCs/>
+          <w:sz w:val="28"/>
+          <w:szCs w:val="28"/>
+        </w:rPr>
+      </w:pPr>
+    </w:p>
+    <w:p>
+      <w:pPr>
+        <w:spacing w:after="0" w:line="240" w:lineRule="auto"/>
+        <w:ind w:left="360"/>
+        <w:rPr>
+          <w:rFonts w:ascii="Times New Roman" w:hAnsi="Times New Roman"/>
+          <w:b/>
+          <w:bCs/>
+          <w:iCs/>
+          <w:sz w:val="24"/>
+          <w:szCs w:val="24"/>
+        </w:rPr>
+      </w:pPr>
+      <w:r>
+        <w:rPr>
+          <w:rFonts w:ascii="Times New Roman" w:hAnsi="Times New Roman"/>
+          <w:b/>
+          <w:bCs/>
+          <w:iCs/>
+          <w:sz w:val="24"/>
+          <w:szCs w:val="24"/>
+        </w:rPr>
+        <w:t xml:space="preserve">TITLE: </w:t>
+      </w:r>
+      <w:r>
+        <w:rPr>
+          <w:rFonts w:ascii="Times New Roman" w:hAnsi="Times New Roman"/>
+          <w:iCs/>
+          <w:sz w:val="24"/>
+          <w:szCs w:val="24"/>
+        </w:rPr>
+        <w:t>An Enhanced YOLOv8 Model for Real-Time and Accurate Pothole Detection and Measurement</w:t>
+      </w:r>
+    </w:p>
+    <w:p>
+      <w:pPr>
+        <w:spacing w:after="0" w:line="240" w:lineRule="auto"/>
+        <w:ind w:left="360"/>
+        <w:rPr>
+          <w:rFonts w:ascii="Times New Roman" w:hAnsi="Times New Roman"/>
+          <w:b/>
+          <w:bCs/>
+          <w:iCs/>
+          <w:sz w:val="24"/>
+          <w:szCs w:val="24"/>
+        </w:rPr>
+      </w:pPr>
+    </w:p>
+    <w:p>
+      <w:pPr>
+        <w:spacing w:after="0" w:line="240" w:lineRule="auto"/>
+        <w:ind w:left="360"/>
+        <w:rPr>
+          <w:rFonts w:ascii="Times New Roman" w:hAnsi="Times New Roman"/>
+          <w:b/>
+          <w:bCs/>
+          <w:iCs/>
+          <w:sz w:val="24"/>
+          <w:szCs w:val="24"/>
+        </w:rPr>
+      </w:pPr>
+      <w:r>
+        <w:rPr>
+          <w:rFonts w:ascii="Times New Roman" w:hAnsi="Times New Roman"/>
+          <w:b/>
+          <w:bCs/>
+          <w:iCs/>
+          <w:sz w:val="24"/>
+          <w:szCs w:val="24"/>
+        </w:rPr>
+        <w:t xml:space="preserve">AUTHORS: </w:t>
+      </w:r>
+      <w:r>
+        <w:rPr>
+          <w:rFonts w:ascii="Times New Roman" w:hAnsi="Times New Roman"/>
+          <w:iCs/>
+          <w:sz w:val="24"/>
+          <w:szCs w:val="24"/>
+        </w:rPr>
+        <w:t xml:space="preserve">Mustafa Yurdakul, </w:t>
+      </w:r>
+      <w:proofErr w:type="spellStart"/>
+      <w:r>
+        <w:rPr>
+          <w:rFonts w:ascii="Times New Roman" w:hAnsi="Times New Roman"/>
+          <w:iCs/>
+          <w:sz w:val="24"/>
+          <w:szCs w:val="24"/>
+        </w:rPr>
+        <w:t>Şakir</w:t>
+      </w:r>
+      <w:proofErr w:type="spellEnd"/>
+      <w:r>
+        <w:rPr>
+          <w:rFonts w:ascii="Times New Roman" w:hAnsi="Times New Roman"/>
+          <w:iCs/>
+          <w:sz w:val="24"/>
+          <w:szCs w:val="24"/>
+        </w:rPr>
+        <w:t xml:space="preserve"> Taşdemir</w:t>
+      </w:r>
+    </w:p>
+    <w:p>
+      <w:pPr>
+        <w:spacing w:after="0" w:line="240" w:lineRule="auto"/>
+        <w:ind w:left="360"/>
+        <w:rPr>
+          <w:rFonts w:ascii="Times New Roman" w:hAnsi="Times New Roman"/>
+          <w:b/>
+          <w:bCs/>
+          <w:iCs/>
+          <w:sz w:val="24"/>
+          <w:szCs w:val="24"/>
+        </w:rPr>
+      </w:pPr>
+    </w:p>
+    <w:p>
+      <w:pPr>
+        <w:spacing w:after="0" w:line="240" w:lineRule="auto"/>
+        <w:ind w:left="360"/>
+        <w:rPr>
+          <w:rFonts w:ascii="Times New Roman" w:hAnsi="Times New Roman"/>
+          <w:b/>
+          <w:bCs/>
+          <w:iCs/>
+          <w:sz w:val="24"/>
+          <w:szCs w:val="24"/>
+        </w:rPr>
+      </w:pPr>
+      <w:r>
+        <w:rPr>
+          <w:rFonts w:ascii="Times New Roman" w:hAnsi="Times New Roman"/>
+          <w:b/>
+          <w:bCs/>
+          <w:iCs/>
+          <w:sz w:val="24"/>
+          <w:szCs w:val="24"/>
+        </w:rPr>
+        <w:t xml:space="preserve">YEAR: </w:t>
+      </w:r>
+      <w:r>
+        <w:rPr>
+          <w:rFonts w:ascii="Times New Roman" w:hAnsi="Times New Roman"/>
+          <w:iCs/>
+          <w:sz w:val="24"/>
+          <w:szCs w:val="24"/>
+        </w:rPr>
+        <w:t>2025</w:t>
+      </w:r>
+    </w:p>
+    <w:p>
+      <w:pPr>
+        <w:spacing w:after="0" w:line="240" w:lineRule="auto"/>
+        <w:ind w:left="360"/>
+        <w:rPr>
+          <w:rFonts w:ascii="Times New Roman" w:hAnsi="Times New Roman"/>
+          <w:b/>
+          <w:bCs/>
+          <w:iCs/>
+          <w:sz w:val="24"/>
+          <w:szCs w:val="24"/>
+        </w:rPr>
+      </w:pPr>
     </w:p>
     <w:p>
       <w:pPr>
         <w:spacing w:after="0" w:line="240" w:lineRule="auto"/>
         <w:ind w:left="360"/>
         <w:jc w:val="both"/>
+        <w:rPr>
+          <w:rFonts w:ascii="Times New Roman" w:hAnsi="Times New Roman"/>
+          <w:iCs/>
+          <w:sz w:val="24"/>
+          <w:szCs w:val="24"/>
+        </w:rPr>
+      </w:pPr>
+      <w:r>
+        <w:rPr>
+          <w:rFonts w:ascii="Times New Roman" w:hAnsi="Times New Roman"/>
+          <w:b/>
+          <w:bCs/>
+          <w:iCs/>
+          <w:sz w:val="24"/>
+          <w:szCs w:val="24"/>
+        </w:rPr>
+        <w:t xml:space="preserve">DESCRIPTION: </w:t>
+      </w:r>
+      <w:r>
+        <w:rPr>
+          <w:rFonts w:ascii="Times New Roman" w:hAnsi="Times New Roman"/>
+          <w:iCs/>
+          <w:sz w:val="24"/>
+          <w:szCs w:val="24"/>
+        </w:rPr>
+        <w:t xml:space="preserve">This paper proposes an enhanced YOLOv8-based segmentation model for real-time pothole detection and physical measurement using RGB-D data. The authors collect synchronized RGB and depth images using an Intel RealSense D415 camera and introduce the publicly available </w:t>
+      </w:r>
+      <w:proofErr w:type="spellStart"/>
+      <w:r>
+        <w:rPr>
+          <w:rFonts w:ascii="Times New Roman" w:hAnsi="Times New Roman"/>
+          <w:iCs/>
+          <w:sz w:val="24"/>
+          <w:szCs w:val="24"/>
+        </w:rPr>
+        <w:t>PothRGBD</w:t>
+      </w:r>
+      <w:proofErr w:type="spellEnd"/>
+      <w:r>
+        <w:rPr>
+          <w:rFonts w:ascii="Times New Roman" w:hAnsi="Times New Roman"/>
+          <w:iCs/>
+          <w:sz w:val="24"/>
+          <w:szCs w:val="24"/>
+        </w:rPr>
+        <w:t xml:space="preserve"> dataset labeled for segmentation. The standard YOLOv8n-seg model is improved by integrating Dynamic Snake Convolution (</w:t>
+      </w:r>
+      <w:proofErr w:type="spellStart"/>
+      <w:r>
+        <w:rPr>
+          <w:rFonts w:ascii="Times New Roman" w:hAnsi="Times New Roman"/>
+          <w:iCs/>
+          <w:sz w:val="24"/>
+          <w:szCs w:val="24"/>
+        </w:rPr>
+        <w:t>DSConv</w:t>
+      </w:r>
+      <w:proofErr w:type="spellEnd"/>
+      <w:r>
+        <w:rPr>
+          <w:rFonts w:ascii="Times New Roman" w:hAnsi="Times New Roman"/>
+          <w:iCs/>
+          <w:sz w:val="24"/>
+          <w:szCs w:val="24"/>
+        </w:rPr>
+        <w:t>) for better handling of irregular pothole boundaries, the SimAM attention module to highlight informative regions, and the GELU activation function to improve learning stability. In addition to detecting potholes, the system accurately estimates pothole perimeter and depth by combining segmentation outputs with depth maps. The primary objective is to overcome the limitations of 2D vision-based methods by enabling accurate physical characterization of potholes while maintaining low computational complexity and real-time performance.</w:t>
+      </w:r>
+    </w:p>
+    <w:p>
+      <w:pPr>
+        <w:spacing w:after="0" w:line="240" w:lineRule="auto"/>
+        <w:ind w:left="360"/>
+        <w:jc w:val="both"/>
+        <w:rPr>
+          <w:rFonts w:ascii="Times New Roman" w:hAnsi="Times New Roman"/>
+          <w:b/>
+          <w:bCs/>
+          <w:iCs/>
+          <w:sz w:val="24"/>
+          <w:szCs w:val="24"/>
+        </w:rPr>
+      </w:pPr>
+    </w:p>
+    <w:p>
+      <w:pPr>
+        <w:spacing w:after="0" w:line="240" w:lineRule="auto"/>
+        <w:ind w:left="360"/>
+        <w:jc w:val="both"/>
+        <w:rPr>
+          <w:rFonts w:ascii="Times New Roman" w:hAnsi="Times New Roman"/>
+          <w:b/>
+          <w:bCs/>
+          <w:iCs/>
+          <w:sz w:val="24"/>
+          <w:szCs w:val="24"/>
+        </w:rPr>
+      </w:pPr>
+      <w:r>
+        <w:rPr>
+          <w:rFonts w:ascii="Times New Roman" w:hAnsi="Times New Roman"/>
+          <w:b/>
+          <w:bCs/>
+          <w:iCs/>
+          <w:sz w:val="24"/>
+          <w:szCs w:val="24"/>
+        </w:rPr>
+        <w:t>CONCLUSION:</w:t>
+      </w:r>
+      <w:r>
+        <w:rPr>
+          <w:rFonts w:ascii="Times New Roman" w:hAnsi="Times New Roman"/>
+          <w:b/>
+          <w:bCs/>
+          <w:iCs/>
+          <w:sz w:val="24"/>
+          <w:szCs w:val="24"/>
+        </w:rPr>
+        <w:t xml:space="preserve"> </w:t>
+      </w:r>
+      <w:r>
+        <w:rPr>
+          <w:rFonts w:ascii="Times New Roman" w:hAnsi="Times New Roman"/>
+          <w:iCs/>
+          <w:sz w:val="24"/>
+          <w:szCs w:val="24"/>
+        </w:rPr>
+        <w:t xml:space="preserve">We conclude that their work effectively demonstrates the importance of geometry-aware segmentation and depth integration for reliable pothole detection and measurement. The use of </w:t>
+      </w:r>
+      <w:proofErr w:type="spellStart"/>
+      <w:r>
+        <w:rPr>
+          <w:rFonts w:ascii="Times New Roman" w:hAnsi="Times New Roman"/>
+          <w:iCs/>
+          <w:sz w:val="24"/>
+          <w:szCs w:val="24"/>
+        </w:rPr>
+        <w:t>DSConv</w:t>
+      </w:r>
+      <w:proofErr w:type="spellEnd"/>
+      <w:r>
+        <w:rPr>
+          <w:rFonts w:ascii="Times New Roman" w:hAnsi="Times New Roman"/>
+          <w:iCs/>
+          <w:sz w:val="24"/>
+          <w:szCs w:val="24"/>
+        </w:rPr>
+        <w:t xml:space="preserve"> and attention mechanisms improves boundary accuracy for irregular road defects, while segmentation-based depth analysis enables meaningful physical interpretation of potholes. From this study, we infer that precise boundary extraction and depth-informed modeling are essential for advanced road surface understanding. These techniques can be adapted to our project by employing similar segmentation strategies and structural analysis while replacing RGB-D sensors with monocular depth estimation, thereby supporting the development of a real-time wireframe pothole detection system focused on geometric representation and autonomous navigation support.</w:t>
+      </w:r>
+    </w:p>
+    <w:p>
+      <w:pPr>
+        <w:spacing w:after="0" w:line="240" w:lineRule="auto"/>
+        <w:jc w:val="both"/>
+        <w:rPr>
+          <w:rFonts w:ascii="Times New Roman" w:hAnsi="Times New Roman"/>
+          <w:b/>
+          <w:bCs/>
+          <w:iCs/>
+          <w:sz w:val="24"/>
+          <w:szCs w:val="24"/>
+        </w:rPr>
+      </w:pPr>
+      <w:r>
+        <w:rPr>
+          <w:rFonts w:ascii="Times New Roman" w:hAnsi="Times New Roman"/>
+          <w:b/>
+          <w:bCs/>
+          <w:iCs/>
+          <w:sz w:val="24"/>
+          <w:szCs w:val="24"/>
+        </w:rPr>
+        <w:br w:type="page"/>
+      </w:r>
+    </w:p>
+    <w:p>
+      <w:pPr>
+        <w:spacing w:after="0" w:line="240" w:lineRule="auto"/>
+        <w:ind w:left="360"/>
+        <w:rPr>
+          <w:rFonts w:ascii="Times New Roman" w:hAnsi="Times New Roman"/>
+          <w:b/>
+          <w:bCs/>
+          <w:iCs/>
+          <w:sz w:val="24"/>
+          <w:szCs w:val="24"/>
+        </w:rPr>
+      </w:pPr>
+      <w:r>
+        <w:rPr>
+          <w:rFonts w:ascii="Times New Roman" w:hAnsi="Times New Roman"/>
+          <w:b/>
+          <w:bCs/>
+          <w:iCs/>
+          <w:sz w:val="24"/>
+          <w:szCs w:val="24"/>
+        </w:rPr>
+        <w:lastRenderedPageBreak/>
+        <w:t>2.</w:t>
+      </w:r>
+      <w:r>
+        <w:rPr>
+          <w:rFonts w:ascii="Times New Roman" w:hAnsi="Times New Roman"/>
+          <w:b/>
+          <w:bCs/>
+          <w:iCs/>
+          <w:sz w:val="24"/>
+          <w:szCs w:val="24"/>
+        </w:rPr>
+        <w:t>2</w:t>
+      </w:r>
+      <w:r>
+        <w:rPr>
+          <w:rFonts w:ascii="Times New Roman" w:hAnsi="Times New Roman"/>
+          <w:b/>
+          <w:bCs/>
+          <w:iCs/>
+          <w:sz w:val="24"/>
+          <w:szCs w:val="24"/>
+        </w:rPr>
+        <w:t xml:space="preserve"> LITERATURE SURVEY – I</w:t>
+      </w:r>
+      <w:r>
+        <w:rPr>
+          <w:rFonts w:ascii="Times New Roman" w:hAnsi="Times New Roman"/>
+          <w:b/>
+          <w:bCs/>
+          <w:iCs/>
+          <w:sz w:val="24"/>
+          <w:szCs w:val="24"/>
+        </w:rPr>
+        <w:t>I</w:t>
+      </w:r>
+      <w:r>
+        <w:rPr>
+          <w:rFonts w:ascii="Times New Roman" w:hAnsi="Times New Roman"/>
+          <w:b/>
+          <w:bCs/>
+          <w:iCs/>
+          <w:sz w:val="24"/>
+          <w:szCs w:val="24"/>
+        </w:rPr>
+        <w:t xml:space="preserve"> </w:t>
+      </w:r>
+    </w:p>
+    <w:p>
+      <w:pPr>
+        <w:spacing w:after="0" w:line="240" w:lineRule="auto"/>
+        <w:ind w:left="360"/>
+        <w:rPr>
+          <w:rFonts w:ascii="Times New Roman" w:hAnsi="Times New Roman"/>
+          <w:b/>
+          <w:bCs/>
+          <w:iCs/>
+          <w:sz w:val="28"/>
+          <w:szCs w:val="28"/>
+        </w:rPr>
+      </w:pPr>
+    </w:p>
+    <w:p>
+      <w:pPr>
+        <w:spacing w:after="0" w:line="240" w:lineRule="auto"/>
+        <w:ind w:left="360"/>
+        <w:rPr>
+          <w:rFonts w:ascii="Times New Roman" w:hAnsi="Times New Roman"/>
+          <w:b/>
+          <w:bCs/>
+          <w:iCs/>
+          <w:sz w:val="24"/>
+          <w:szCs w:val="24"/>
+        </w:rPr>
+      </w:pPr>
+      <w:r>
+        <w:rPr>
+          <w:rFonts w:ascii="Times New Roman" w:hAnsi="Times New Roman"/>
+          <w:b/>
+          <w:bCs/>
+          <w:iCs/>
+          <w:sz w:val="24"/>
+          <w:szCs w:val="24"/>
+        </w:rPr>
+        <w:t xml:space="preserve">TITLE: </w:t>
+      </w:r>
+      <w:r>
+        <w:rPr>
+          <w:rFonts w:ascii="Times New Roman" w:hAnsi="Times New Roman"/>
+          <w:iCs/>
+          <w:sz w:val="24"/>
+          <w:szCs w:val="24"/>
+        </w:rPr>
+        <w:t>Robust Video-Based Pothole Detection and Area Estimation for Intelligent Vehicles with Depth Map and Kalman Smoothing</w:t>
+      </w:r>
+    </w:p>
+    <w:p>
+      <w:pPr>
+        <w:spacing w:after="0" w:line="240" w:lineRule="auto"/>
+        <w:ind w:left="360"/>
+        <w:rPr>
+          <w:rFonts w:ascii="Times New Roman" w:hAnsi="Times New Roman"/>
+          <w:b/>
+          <w:bCs/>
+          <w:iCs/>
+          <w:sz w:val="24"/>
+          <w:szCs w:val="24"/>
+        </w:rPr>
+      </w:pPr>
+    </w:p>
+    <w:p>
+      <w:pPr>
+        <w:spacing w:after="0" w:line="240" w:lineRule="auto"/>
+        <w:ind w:left="360"/>
+        <w:rPr>
+          <w:rFonts w:ascii="Times New Roman" w:hAnsi="Times New Roman"/>
+          <w:b/>
+          <w:bCs/>
+          <w:iCs/>
+          <w:sz w:val="24"/>
+          <w:szCs w:val="24"/>
+        </w:rPr>
+      </w:pPr>
+      <w:r>
+        <w:rPr>
+          <w:rFonts w:ascii="Times New Roman" w:hAnsi="Times New Roman"/>
+          <w:b/>
+          <w:bCs/>
+          <w:iCs/>
+          <w:sz w:val="24"/>
+          <w:szCs w:val="24"/>
+        </w:rPr>
+        <w:t xml:space="preserve">AUTHORS: </w:t>
+      </w:r>
+      <w:proofErr w:type="spellStart"/>
+      <w:r>
+        <w:rPr>
+          <w:rFonts w:ascii="Times New Roman" w:hAnsi="Times New Roman"/>
+          <w:iCs/>
+          <w:sz w:val="24"/>
+          <w:szCs w:val="24"/>
+        </w:rPr>
+        <w:t>Dehao</w:t>
+      </w:r>
+      <w:proofErr w:type="spellEnd"/>
+      <w:r>
+        <w:rPr>
+          <w:rFonts w:ascii="Times New Roman" w:hAnsi="Times New Roman"/>
+          <w:iCs/>
+          <w:sz w:val="24"/>
+          <w:szCs w:val="24"/>
+        </w:rPr>
+        <w:t xml:space="preserve"> Wang, </w:t>
+      </w:r>
+      <w:proofErr w:type="spellStart"/>
+      <w:r>
+        <w:rPr>
+          <w:rFonts w:ascii="Times New Roman" w:hAnsi="Times New Roman"/>
+          <w:iCs/>
+          <w:sz w:val="24"/>
+          <w:szCs w:val="24"/>
+        </w:rPr>
+        <w:t>Haohang</w:t>
+      </w:r>
+      <w:proofErr w:type="spellEnd"/>
+      <w:r>
+        <w:rPr>
+          <w:rFonts w:ascii="Times New Roman" w:hAnsi="Times New Roman"/>
+          <w:iCs/>
+          <w:sz w:val="24"/>
+          <w:szCs w:val="24"/>
+        </w:rPr>
+        <w:t xml:space="preserve"> Zhu, Yiwen Xu, And </w:t>
+      </w:r>
+      <w:proofErr w:type="spellStart"/>
+      <w:r>
+        <w:rPr>
+          <w:rFonts w:ascii="Times New Roman" w:hAnsi="Times New Roman"/>
+          <w:iCs/>
+          <w:sz w:val="24"/>
+          <w:szCs w:val="24"/>
+        </w:rPr>
+        <w:t>Kaiqi</w:t>
+      </w:r>
+      <w:proofErr w:type="spellEnd"/>
+      <w:r>
+        <w:rPr>
+          <w:rFonts w:ascii="Times New Roman" w:hAnsi="Times New Roman"/>
+          <w:iCs/>
+          <w:sz w:val="24"/>
+          <w:szCs w:val="24"/>
+        </w:rPr>
+        <w:t xml:space="preserve"> Liu</w:t>
+      </w:r>
+    </w:p>
+    <w:p>
+      <w:pPr>
+        <w:spacing w:after="0" w:line="240" w:lineRule="auto"/>
+        <w:ind w:left="360"/>
+        <w:rPr>
+          <w:rFonts w:ascii="Times New Roman" w:hAnsi="Times New Roman"/>
+          <w:b/>
+          <w:bCs/>
+          <w:iCs/>
+          <w:sz w:val="24"/>
+          <w:szCs w:val="24"/>
+        </w:rPr>
+      </w:pPr>
+    </w:p>
+    <w:p>
+      <w:pPr>
+        <w:spacing w:after="0" w:line="240" w:lineRule="auto"/>
+        <w:ind w:left="360"/>
+        <w:rPr>
+          <w:rFonts w:ascii="Times New Roman" w:hAnsi="Times New Roman"/>
+          <w:b/>
+          <w:bCs/>
+          <w:iCs/>
+          <w:sz w:val="24"/>
+          <w:szCs w:val="24"/>
+        </w:rPr>
+      </w:pPr>
+      <w:r>
+        <w:rPr>
+          <w:rFonts w:ascii="Times New Roman" w:hAnsi="Times New Roman"/>
+          <w:b/>
+          <w:bCs/>
+          <w:iCs/>
+          <w:sz w:val="24"/>
+          <w:szCs w:val="24"/>
+        </w:rPr>
+        <w:t xml:space="preserve">YEAR: </w:t>
+      </w:r>
+      <w:r>
+        <w:rPr>
+          <w:rFonts w:ascii="Times New Roman" w:hAnsi="Times New Roman"/>
+          <w:iCs/>
+          <w:sz w:val="24"/>
+          <w:szCs w:val="24"/>
+        </w:rPr>
+        <w:t>2025</w:t>
+      </w:r>
+    </w:p>
+    <w:p>
+      <w:pPr>
+        <w:spacing w:after="0" w:line="240" w:lineRule="auto"/>
+        <w:ind w:left="360"/>
+        <w:jc w:val="both"/>
+        <w:rPr>
+          <w:rFonts w:ascii="Times New Roman" w:hAnsi="Times New Roman"/>
+          <w:b/>
+          <w:bCs/>
+          <w:iCs/>
+          <w:sz w:val="24"/>
+          <w:szCs w:val="24"/>
+        </w:rPr>
+      </w:pPr>
+    </w:p>
+    <w:p>
+      <w:pPr>
+        <w:spacing w:after="0" w:line="240" w:lineRule="auto"/>
+        <w:ind w:left="360"/>
+        <w:jc w:val="both"/>
+        <w:rPr>
+          <w:rFonts w:ascii="Times New Roman" w:hAnsi="Times New Roman"/>
+          <w:b/>
+          <w:bCs/>
+          <w:iCs/>
+          <w:sz w:val="24"/>
+          <w:szCs w:val="24"/>
+        </w:rPr>
+      </w:pPr>
+      <w:r>
+        <w:rPr>
+          <w:rFonts w:ascii="Times New Roman" w:hAnsi="Times New Roman"/>
+          <w:b/>
+          <w:bCs/>
+          <w:iCs/>
+          <w:sz w:val="24"/>
+          <w:szCs w:val="24"/>
+        </w:rPr>
+        <w:t xml:space="preserve">DESCRIPTION: </w:t>
+      </w:r>
+      <w:r>
+        <w:rPr>
+          <w:rFonts w:ascii="Times New Roman" w:hAnsi="Times New Roman"/>
+          <w:iCs/>
+          <w:sz w:val="24"/>
+          <w:szCs w:val="24"/>
+        </w:rPr>
+        <w:t>This paper presents a vision-based pothole detection and classification system designed for autonomous driving applications. The authors use a deep convolutional neural network as a feature extractor and combine it with machine learning classifiers optimized using meta-heuristic algorithms. To address dataset imbalance, oversampling techniques are applied, improving classification robustness. The system focuses on accurate identification of potholes from road images under varying conditions and achieves high classification performance, demonstrating the effectiveness of deep feature extraction combined with optimized learning strategies.</w:t>
+      </w:r>
+    </w:p>
+    <w:p>
+      <w:pPr>
+        <w:spacing w:after="0" w:line="240" w:lineRule="auto"/>
+        <w:ind w:left="360"/>
+        <w:jc w:val="both"/>
+        <w:rPr>
+          <w:rFonts w:ascii="Times New Roman" w:hAnsi="Times New Roman"/>
+          <w:b/>
+          <w:bCs/>
+          <w:iCs/>
+          <w:sz w:val="24"/>
+          <w:szCs w:val="24"/>
+        </w:rPr>
+      </w:pPr>
+    </w:p>
+    <w:p>
+      <w:pPr>
+        <w:spacing w:after="0" w:line="240" w:lineRule="auto"/>
+        <w:ind w:left="360"/>
+        <w:jc w:val="both"/>
+        <w:rPr>
+          <w:rFonts w:ascii="Times New Roman" w:hAnsi="Times New Roman"/>
+          <w:iCs/>
+          <w:sz w:val="24"/>
+          <w:szCs w:val="24"/>
+        </w:rPr>
+      </w:pPr>
+      <w:r>
+        <w:rPr>
+          <w:rFonts w:ascii="Times New Roman" w:hAnsi="Times New Roman"/>
+          <w:b/>
+          <w:bCs/>
+          <w:iCs/>
+          <w:sz w:val="24"/>
+          <w:szCs w:val="24"/>
+        </w:rPr>
+        <w:t>CONCLUSION:</w:t>
+      </w:r>
+      <w:r>
+        <w:rPr>
+          <w:rFonts w:ascii="Times New Roman" w:hAnsi="Times New Roman"/>
+          <w:b/>
+          <w:bCs/>
+          <w:iCs/>
+          <w:sz w:val="24"/>
+          <w:szCs w:val="24"/>
+        </w:rPr>
+        <w:t xml:space="preserve"> </w:t>
+      </w:r>
+      <w:r>
+        <w:rPr>
+          <w:rFonts w:ascii="Times New Roman" w:hAnsi="Times New Roman"/>
+          <w:iCs/>
+          <w:sz w:val="24"/>
+          <w:szCs w:val="24"/>
+        </w:rPr>
+        <w:t>We conclude that their work demonstrates the reliability of deep learning–based visual features for pothole detection in real-world scenarios. However, the approach is limited to two-dimensional classification and does not analyze the physical structure of potholes. The feature extraction and optimization strategies from this paper can be adopted in our project and extended with depth estimation and geometric modeling to enable structural understanding and wire-frame representation of road surface anomalies.</w:t>
+      </w:r>
+    </w:p>
+    <w:p>
+      <w:pPr>
+        <w:spacing w:after="0" w:line="240" w:lineRule="auto"/>
+        <w:rPr>
+          <w:rFonts w:ascii="Times New Roman" w:hAnsi="Times New Roman"/>
+          <w:iCs/>
+          <w:sz w:val="24"/>
+          <w:szCs w:val="24"/>
+        </w:rPr>
+      </w:pPr>
+      <w:r>
+        <w:rPr>
+          <w:rFonts w:ascii="Times New Roman" w:hAnsi="Times New Roman"/>
+          <w:iCs/>
+          <w:sz w:val="24"/>
+          <w:szCs w:val="24"/>
+        </w:rPr>
+        <w:br w:type="page"/>
+      </w:r>
+    </w:p>
+    <w:p>
+      <w:pPr>
+        <w:spacing w:after="0" w:line="240" w:lineRule="auto"/>
+        <w:ind w:left="360"/>
+        <w:rPr>
+          <w:rFonts w:ascii="Times New Roman" w:hAnsi="Times New Roman"/>
+          <w:b/>
+          <w:bCs/>
+          <w:iCs/>
+          <w:sz w:val="24"/>
+          <w:szCs w:val="24"/>
+        </w:rPr>
+      </w:pPr>
+      <w:r>
+        <w:rPr>
+          <w:rFonts w:ascii="Times New Roman" w:hAnsi="Times New Roman"/>
+          <w:b/>
+          <w:bCs/>
+          <w:iCs/>
+          <w:sz w:val="24"/>
+          <w:szCs w:val="24"/>
+        </w:rPr>
+        <w:lastRenderedPageBreak/>
+        <w:t>2.</w:t>
+      </w:r>
+      <w:r>
+        <w:rPr>
+          <w:rFonts w:ascii="Times New Roman" w:hAnsi="Times New Roman"/>
+          <w:b/>
+          <w:bCs/>
+          <w:iCs/>
+          <w:sz w:val="24"/>
+          <w:szCs w:val="24"/>
+        </w:rPr>
+        <w:t>3</w:t>
+      </w:r>
+      <w:r>
+        <w:rPr>
+          <w:rFonts w:ascii="Times New Roman" w:hAnsi="Times New Roman"/>
+          <w:b/>
+          <w:bCs/>
+          <w:iCs/>
+          <w:sz w:val="24"/>
+          <w:szCs w:val="24"/>
+        </w:rPr>
+        <w:t xml:space="preserve"> LITERATURE SURVEY – I</w:t>
+      </w:r>
+      <w:r>
+        <w:rPr>
+          <w:rFonts w:ascii="Times New Roman" w:hAnsi="Times New Roman"/>
+          <w:b/>
+          <w:bCs/>
+          <w:iCs/>
+          <w:sz w:val="24"/>
+          <w:szCs w:val="24"/>
+        </w:rPr>
+        <w:t>II</w:t>
+      </w:r>
+    </w:p>
+    <w:p>
+      <w:pPr>
+        <w:spacing w:after="0" w:line="240" w:lineRule="auto"/>
+        <w:ind w:left="360"/>
+        <w:rPr>
+          <w:rFonts w:ascii="Times New Roman" w:hAnsi="Times New Roman"/>
+          <w:b/>
+          <w:bCs/>
+          <w:iCs/>
+          <w:sz w:val="28"/>
+          <w:szCs w:val="28"/>
+        </w:rPr>
+      </w:pPr>
+    </w:p>
+    <w:p>
+      <w:pPr>
+        <w:spacing w:after="0" w:line="240" w:lineRule="auto"/>
+        <w:ind w:firstLine="360"/>
+        <w:rPr>
+          <w:rFonts w:ascii="Times New Roman" w:hAnsi="Times New Roman"/>
+          <w:iCs/>
+          <w:sz w:val="24"/>
+          <w:szCs w:val="24"/>
+        </w:rPr>
+      </w:pPr>
+      <w:r>
+        <w:rPr>
+          <w:rFonts w:ascii="Times New Roman" w:hAnsi="Times New Roman"/>
+          <w:b/>
+          <w:bCs/>
+          <w:iCs/>
+          <w:sz w:val="24"/>
+          <w:szCs w:val="24"/>
+        </w:rPr>
+        <w:t xml:space="preserve">TITLE: </w:t>
+      </w:r>
+      <w:r>
+        <w:rPr>
+          <w:rFonts w:ascii="Times New Roman" w:hAnsi="Times New Roman"/>
+          <w:iCs/>
+          <w:sz w:val="24"/>
+          <w:szCs w:val="24"/>
+          <w:lang w:val="en-IN"/>
+        </w:rPr>
+        <w:t>Mobile3DRecon: Real-time Monocular 3D Reconstruction on a Mobile Phone</w:t>
+      </w:r>
+    </w:p>
+    <w:p>
+      <w:pPr>
+        <w:spacing w:after="0" w:line="240" w:lineRule="auto"/>
+        <w:rPr>
+          <w:rFonts w:ascii="Times New Roman" w:hAnsi="Times New Roman"/>
+          <w:b/>
+          <w:bCs/>
+          <w:iCs/>
+          <w:sz w:val="24"/>
+          <w:szCs w:val="24"/>
+        </w:rPr>
+      </w:pPr>
+    </w:p>
+    <w:p>
+      <w:pPr>
+        <w:spacing w:after="0" w:line="240" w:lineRule="auto"/>
+        <w:ind w:left="360"/>
+        <w:rPr>
+          <w:rFonts w:ascii="Times New Roman" w:hAnsi="Times New Roman"/>
+          <w:b/>
+          <w:bCs/>
+          <w:iCs/>
+          <w:sz w:val="24"/>
+          <w:szCs w:val="24"/>
+        </w:rPr>
+      </w:pPr>
+      <w:r>
+        <w:rPr>
+          <w:rFonts w:ascii="Times New Roman" w:hAnsi="Times New Roman"/>
+          <w:b/>
+          <w:bCs/>
+          <w:iCs/>
+          <w:sz w:val="24"/>
+          <w:szCs w:val="24"/>
+        </w:rPr>
+        <w:t xml:space="preserve">AUTHORS: </w:t>
+      </w:r>
+      <w:proofErr w:type="spellStart"/>
+      <w:r>
+        <w:rPr>
+          <w:rFonts w:ascii="Times New Roman" w:hAnsi="Times New Roman"/>
+          <w:iCs/>
+          <w:sz w:val="24"/>
+          <w:szCs w:val="24"/>
+        </w:rPr>
+        <w:t>Xingbin</w:t>
+      </w:r>
+      <w:proofErr w:type="spellEnd"/>
+      <w:r>
+        <w:rPr>
+          <w:rFonts w:ascii="Times New Roman" w:hAnsi="Times New Roman"/>
+          <w:iCs/>
+          <w:sz w:val="24"/>
+          <w:szCs w:val="24"/>
+        </w:rPr>
+        <w:t xml:space="preserve"> Yang, </w:t>
+      </w:r>
+      <w:proofErr w:type="spellStart"/>
+      <w:r>
+        <w:rPr>
+          <w:rFonts w:ascii="Times New Roman" w:hAnsi="Times New Roman"/>
+          <w:iCs/>
+          <w:sz w:val="24"/>
+          <w:szCs w:val="24"/>
+        </w:rPr>
+        <w:t>Liyang</w:t>
+      </w:r>
+      <w:proofErr w:type="spellEnd"/>
+      <w:r>
+        <w:rPr>
+          <w:rFonts w:ascii="Times New Roman" w:hAnsi="Times New Roman"/>
+          <w:iCs/>
+          <w:sz w:val="24"/>
+          <w:szCs w:val="24"/>
+        </w:rPr>
+        <w:t xml:space="preserve"> Zhou, </w:t>
+      </w:r>
+      <w:proofErr w:type="spellStart"/>
+      <w:r>
+        <w:rPr>
+          <w:rFonts w:ascii="Times New Roman" w:hAnsi="Times New Roman"/>
+          <w:iCs/>
+          <w:sz w:val="24"/>
+          <w:szCs w:val="24"/>
+        </w:rPr>
+        <w:t>Hanqing</w:t>
+      </w:r>
+      <w:proofErr w:type="spellEnd"/>
+      <w:r>
+        <w:rPr>
+          <w:rFonts w:ascii="Times New Roman" w:hAnsi="Times New Roman"/>
+          <w:iCs/>
+          <w:sz w:val="24"/>
+          <w:szCs w:val="24"/>
+        </w:rPr>
+        <w:t xml:space="preserve"> Jiang, </w:t>
+      </w:r>
+      <w:proofErr w:type="spellStart"/>
+      <w:r>
+        <w:rPr>
+          <w:rFonts w:ascii="Times New Roman" w:hAnsi="Times New Roman"/>
+          <w:iCs/>
+          <w:sz w:val="24"/>
+          <w:szCs w:val="24"/>
+        </w:rPr>
+        <w:t>Zhongliang</w:t>
+      </w:r>
+      <w:proofErr w:type="spellEnd"/>
+      <w:r>
+        <w:rPr>
+          <w:rFonts w:ascii="Times New Roman" w:hAnsi="Times New Roman"/>
+          <w:iCs/>
+          <w:sz w:val="24"/>
+          <w:szCs w:val="24"/>
+        </w:rPr>
+        <w:t xml:space="preserve"> Tang, </w:t>
+      </w:r>
+      <w:proofErr w:type="spellStart"/>
+      <w:r>
+        <w:rPr>
+          <w:rFonts w:ascii="Times New Roman" w:hAnsi="Times New Roman"/>
+          <w:iCs/>
+          <w:sz w:val="24"/>
+          <w:szCs w:val="24"/>
+        </w:rPr>
+        <w:t>Yuanbo</w:t>
+      </w:r>
+      <w:proofErr w:type="spellEnd"/>
+      <w:r>
+        <w:rPr>
+          <w:rFonts w:ascii="Times New Roman" w:hAnsi="Times New Roman"/>
+          <w:iCs/>
+          <w:sz w:val="24"/>
+          <w:szCs w:val="24"/>
+        </w:rPr>
+        <w:t xml:space="preserve"> Wang, </w:t>
+      </w:r>
+      <w:proofErr w:type="spellStart"/>
+      <w:r>
+        <w:rPr>
+          <w:rFonts w:ascii="Times New Roman" w:hAnsi="Times New Roman"/>
+          <w:iCs/>
+          <w:sz w:val="24"/>
+          <w:szCs w:val="24"/>
+        </w:rPr>
+        <w:t>Hujun</w:t>
+      </w:r>
+      <w:proofErr w:type="spellEnd"/>
+      <w:r>
+        <w:rPr>
+          <w:rFonts w:ascii="Times New Roman" w:hAnsi="Times New Roman"/>
+          <w:iCs/>
+          <w:sz w:val="24"/>
+          <w:szCs w:val="24"/>
+        </w:rPr>
+        <w:t xml:space="preserve"> Bao, Guofeng Zhang</w:t>
+      </w:r>
+    </w:p>
+    <w:p>
+      <w:pPr>
+        <w:spacing w:after="0" w:line="240" w:lineRule="auto"/>
+        <w:ind w:left="360"/>
+        <w:rPr>
+          <w:rFonts w:ascii="Times New Roman" w:hAnsi="Times New Roman"/>
+          <w:b/>
+          <w:bCs/>
+          <w:iCs/>
+          <w:sz w:val="24"/>
+          <w:szCs w:val="24"/>
+        </w:rPr>
+      </w:pPr>
+    </w:p>
+    <w:p>
+      <w:pPr>
+        <w:spacing w:after="0" w:line="240" w:lineRule="auto"/>
+        <w:ind w:left="360"/>
+        <w:rPr>
+          <w:rFonts w:ascii="Times New Roman" w:hAnsi="Times New Roman"/>
+          <w:b/>
+          <w:bCs/>
+          <w:iCs/>
+          <w:sz w:val="24"/>
+          <w:szCs w:val="24"/>
+        </w:rPr>
+      </w:pPr>
+      <w:r>
+        <w:rPr>
+          <w:rFonts w:ascii="Times New Roman" w:hAnsi="Times New Roman"/>
+          <w:b/>
+          <w:bCs/>
+          <w:iCs/>
+          <w:sz w:val="24"/>
+          <w:szCs w:val="24"/>
+        </w:rPr>
+        <w:t xml:space="preserve">YEAR: </w:t>
+      </w:r>
+      <w:r>
+        <w:rPr>
+          <w:rFonts w:ascii="Times New Roman" w:hAnsi="Times New Roman"/>
+          <w:iCs/>
+          <w:sz w:val="24"/>
+          <w:szCs w:val="24"/>
+        </w:rPr>
+        <w:t>2020</w:t>
+      </w:r>
+    </w:p>
+    <w:p>
+      <w:pPr>
+        <w:spacing w:after="0" w:line="240" w:lineRule="auto"/>
+        <w:ind w:left="360"/>
+        <w:rPr>
+          <w:rFonts w:ascii="Times New Roman" w:hAnsi="Times New Roman"/>
+          <w:b/>
+          <w:bCs/>
+          <w:iCs/>
+          <w:sz w:val="24"/>
+          <w:szCs w:val="24"/>
+        </w:rPr>
+      </w:pPr>
+    </w:p>
+    <w:p>
+      <w:pPr>
+        <w:spacing w:after="0" w:line="240" w:lineRule="auto"/>
+        <w:ind w:left="360"/>
+        <w:jc w:val="both"/>
+        <w:rPr>
+          <w:rFonts w:ascii="Times New Roman" w:hAnsi="Times New Roman"/>
+          <w:b/>
+          <w:bCs/>
+          <w:iCs/>
+          <w:sz w:val="24"/>
+          <w:szCs w:val="24"/>
+        </w:rPr>
+      </w:pPr>
+      <w:r>
+        <w:rPr>
+          <w:rFonts w:ascii="Times New Roman" w:hAnsi="Times New Roman"/>
+          <w:b/>
+          <w:bCs/>
+          <w:iCs/>
+          <w:sz w:val="24"/>
+          <w:szCs w:val="24"/>
+        </w:rPr>
+        <w:t xml:space="preserve">DESCRIPTION: </w:t>
+      </w:r>
+      <w:r>
+        <w:rPr>
+          <w:rFonts w:ascii="Times New Roman" w:hAnsi="Times New Roman"/>
+          <w:iCs/>
+          <w:sz w:val="24"/>
+          <w:szCs w:val="24"/>
+        </w:rPr>
+        <w:t>This paper proposes a real-time 3D scene reconstruction framework using multiple RGB-D cameras to generate stable triangle meshes for dynamic environments. The authors integrate moving least squares (MLS) surface reconstruction with GPU-accelerated mesh generation to smooth noisy depth data and ensure temporal stability. The system efficiently produces consistent geometric representations suitable for real-time applications such as robotics and augmented reality.</w:t>
+      </w:r>
+    </w:p>
+    <w:p>
+      <w:pPr>
+        <w:spacing w:after="0" w:line="240" w:lineRule="auto"/>
+        <w:ind w:left="360"/>
+        <w:jc w:val="both"/>
+        <w:rPr>
+          <w:rFonts w:ascii="Times New Roman" w:hAnsi="Times New Roman"/>
+          <w:b/>
+          <w:bCs/>
+          <w:iCs/>
+          <w:sz w:val="24"/>
+          <w:szCs w:val="24"/>
+        </w:rPr>
+      </w:pPr>
+    </w:p>
+    <w:p>
+      <w:pPr>
+        <w:spacing w:after="0" w:line="240" w:lineRule="auto"/>
+        <w:ind w:left="360"/>
+        <w:jc w:val="both"/>
+        <w:rPr>
+          <w:rFonts w:ascii="Times New Roman" w:hAnsi="Times New Roman"/>
+          <w:iCs/>
+          <w:sz w:val="24"/>
+          <w:szCs w:val="24"/>
+        </w:rPr>
+      </w:pPr>
+      <w:r>
+        <w:rPr>
+          <w:rFonts w:ascii="Times New Roman" w:hAnsi="Times New Roman"/>
+          <w:b/>
+          <w:bCs/>
+          <w:iCs/>
+          <w:sz w:val="24"/>
+          <w:szCs w:val="24"/>
+        </w:rPr>
+        <w:t>CONCLUSION:</w:t>
+      </w:r>
+      <w:r>
+        <w:rPr>
+          <w:rFonts w:ascii="Times New Roman" w:hAnsi="Times New Roman"/>
+          <w:b/>
+          <w:bCs/>
+          <w:iCs/>
+          <w:sz w:val="24"/>
+          <w:szCs w:val="24"/>
+        </w:rPr>
+        <w:t xml:space="preserve"> </w:t>
+      </w:r>
+      <w:r>
+        <w:rPr>
+          <w:rFonts w:ascii="Times New Roman" w:hAnsi="Times New Roman"/>
+          <w:iCs/>
+          <w:sz w:val="24"/>
+          <w:szCs w:val="24"/>
+        </w:rPr>
+        <w:t>We conclude that their work establishes an effective methodology for real-time geometric modeling and mesh generation. Although the system relies on RGB-D sensors, the concepts of surface smoothing, structural reconstruction, and real-time mesh generation are directly relevant to our project. These techniques inspire our wire-frame modeling stage, which adapts similar geometric principles using monocular depth estimation instead of dedicated depth sensors.</w:t>
+      </w:r>
+    </w:p>
+    <w:p>
+      <w:pPr>
+        <w:spacing w:after="0" w:line="240" w:lineRule="auto"/>
+        <w:rPr>
+          <w:rFonts w:ascii="Times New Roman" w:hAnsi="Times New Roman"/>
+          <w:iCs/>
+          <w:sz w:val="24"/>
+          <w:szCs w:val="24"/>
+        </w:rPr>
+      </w:pPr>
+      <w:r>
+        <w:rPr>
+          <w:rFonts w:ascii="Times New Roman" w:hAnsi="Times New Roman"/>
+          <w:iCs/>
+          <w:sz w:val="24"/>
+          <w:szCs w:val="24"/>
+        </w:rPr>
+        <w:br w:type="page"/>
+      </w:r>
+    </w:p>
+    <w:p>
+      <w:pPr>
+        <w:spacing w:after="0" w:line="240" w:lineRule="auto"/>
+        <w:ind w:left="360"/>
+        <w:rPr>
+          <w:rFonts w:ascii="Times New Roman" w:hAnsi="Times New Roman"/>
+          <w:b/>
+          <w:bCs/>
+          <w:iCs/>
+          <w:sz w:val="24"/>
+          <w:szCs w:val="24"/>
+        </w:rPr>
+      </w:pPr>
+      <w:r>
+        <w:rPr>
+          <w:rFonts w:ascii="Times New Roman" w:hAnsi="Times New Roman"/>
+          <w:b/>
+          <w:bCs/>
+          <w:iCs/>
+          <w:sz w:val="24"/>
+          <w:szCs w:val="24"/>
+        </w:rPr>
+        <w:lastRenderedPageBreak/>
+        <w:t>2.</w:t>
+      </w:r>
+      <w:r>
+        <w:rPr>
+          <w:rFonts w:ascii="Times New Roman" w:hAnsi="Times New Roman"/>
+          <w:b/>
+          <w:bCs/>
+          <w:iCs/>
+          <w:sz w:val="24"/>
+          <w:szCs w:val="24"/>
+        </w:rPr>
+        <w:t>4</w:t>
+      </w:r>
+      <w:r>
+        <w:rPr>
+          <w:rFonts w:ascii="Times New Roman" w:hAnsi="Times New Roman"/>
+          <w:b/>
+          <w:bCs/>
+          <w:iCs/>
+          <w:sz w:val="24"/>
+          <w:szCs w:val="24"/>
+        </w:rPr>
+        <w:t xml:space="preserve"> LITERATURE SURVEY – I</w:t>
+      </w:r>
+      <w:r>
+        <w:rPr>
+          <w:rFonts w:ascii="Times New Roman" w:hAnsi="Times New Roman"/>
+          <w:b/>
+          <w:bCs/>
+          <w:iCs/>
+          <w:sz w:val="24"/>
+          <w:szCs w:val="24"/>
+        </w:rPr>
+        <w:t>V</w:t>
+      </w:r>
+    </w:p>
+    <w:p>
+      <w:pPr>
+        <w:spacing w:after="0" w:line="240" w:lineRule="auto"/>
+        <w:ind w:left="360"/>
+        <w:rPr>
+          <w:rFonts w:ascii="Times New Roman" w:hAnsi="Times New Roman"/>
+          <w:b/>
+          <w:bCs/>
+          <w:iCs/>
+          <w:sz w:val="28"/>
+          <w:szCs w:val="28"/>
+        </w:rPr>
+      </w:pPr>
+    </w:p>
+    <w:p>
+      <w:pPr>
+        <w:spacing w:after="0" w:line="240" w:lineRule="auto"/>
+        <w:ind w:left="360"/>
+        <w:rPr>
+          <w:rFonts w:ascii="Times New Roman" w:hAnsi="Times New Roman"/>
+          <w:iCs/>
+          <w:sz w:val="24"/>
+          <w:szCs w:val="24"/>
+        </w:rPr>
+      </w:pPr>
+      <w:r>
+        <w:rPr>
+          <w:rFonts w:ascii="Times New Roman" w:hAnsi="Times New Roman"/>
+          <w:b/>
+          <w:bCs/>
+          <w:iCs/>
+          <w:sz w:val="24"/>
+          <w:szCs w:val="24"/>
+        </w:rPr>
+        <w:t xml:space="preserve">TITLE: </w:t>
+      </w:r>
+      <w:r>
+        <w:rPr>
+          <w:rFonts w:ascii="Times New Roman" w:hAnsi="Times New Roman"/>
+          <w:iCs/>
+          <w:sz w:val="24"/>
+          <w:szCs w:val="24"/>
+          <w:lang w:val="en-IN"/>
+        </w:rPr>
+        <w:t>Pothole and Plain Road Classification Using Adaptive Mutation Dipper Throated Optimization and Transfer Learning for Self-Driving Cars.</w:t>
+      </w:r>
+    </w:p>
+    <w:p>
+      <w:pPr>
+        <w:spacing w:after="0" w:line="240" w:lineRule="auto"/>
+        <w:ind w:left="360"/>
+        <w:rPr>
+          <w:rFonts w:ascii="Times New Roman" w:hAnsi="Times New Roman"/>
+          <w:b/>
+          <w:bCs/>
+          <w:iCs/>
+          <w:sz w:val="24"/>
+          <w:szCs w:val="24"/>
+        </w:rPr>
+      </w:pPr>
+    </w:p>
+    <w:p>
+      <w:pPr>
+        <w:spacing w:after="0" w:line="240" w:lineRule="auto"/>
+        <w:ind w:left="360"/>
+        <w:rPr>
+          <w:rFonts w:ascii="Times New Roman" w:hAnsi="Times New Roman"/>
+          <w:iCs/>
+          <w:sz w:val="24"/>
+          <w:szCs w:val="24"/>
+        </w:rPr>
+      </w:pPr>
+      <w:r>
+        <w:rPr>
+          <w:rFonts w:ascii="Times New Roman" w:hAnsi="Times New Roman"/>
+          <w:b/>
+          <w:bCs/>
+          <w:iCs/>
+          <w:sz w:val="24"/>
+          <w:szCs w:val="24"/>
+        </w:rPr>
+        <w:t xml:space="preserve">AUTHORS: </w:t>
+      </w:r>
+      <w:r>
+        <w:rPr>
+          <w:rFonts w:ascii="Times New Roman" w:hAnsi="Times New Roman"/>
+          <w:iCs/>
+          <w:sz w:val="24"/>
+          <w:szCs w:val="24"/>
+        </w:rPr>
+        <w:t>Amel Ali Alhussan, Doaa Sami Khafaga, El-Sayed M. El-</w:t>
+      </w:r>
+      <w:proofErr w:type="spellStart"/>
+      <w:r>
+        <w:rPr>
+          <w:rFonts w:ascii="Times New Roman" w:hAnsi="Times New Roman"/>
+          <w:iCs/>
+          <w:sz w:val="24"/>
+          <w:szCs w:val="24"/>
+        </w:rPr>
+        <w:t>Kenawy</w:t>
+      </w:r>
+      <w:proofErr w:type="spellEnd"/>
+      <w:r>
+        <w:rPr>
+          <w:rFonts w:ascii="Times New Roman" w:hAnsi="Times New Roman"/>
+          <w:iCs/>
+          <w:sz w:val="24"/>
+          <w:szCs w:val="24"/>
+        </w:rPr>
+        <w:t>,</w:t>
+      </w:r>
+      <w:r>
+        <w:rPr>
+          <w:rFonts w:ascii="Times New Roman" w:hAnsi="Times New Roman"/>
+          <w:iCs/>
+          <w:sz w:val="24"/>
+          <w:szCs w:val="24"/>
+        </w:rPr>
+        <w:br/>
+      </w:r>
+      <w:proofErr w:type="spellStart"/>
+      <w:r>
+        <w:rPr>
+          <w:rFonts w:ascii="Times New Roman" w:hAnsi="Times New Roman"/>
+          <w:iCs/>
+          <w:sz w:val="24"/>
+          <w:szCs w:val="24"/>
+        </w:rPr>
+        <w:t>Abdelhameed</w:t>
+      </w:r>
+      <w:proofErr w:type="spellEnd"/>
+      <w:r>
+        <w:rPr>
+          <w:rFonts w:ascii="Times New Roman" w:hAnsi="Times New Roman"/>
+          <w:iCs/>
+          <w:sz w:val="24"/>
+          <w:szCs w:val="24"/>
+        </w:rPr>
+        <w:t xml:space="preserve"> Ibrahim, Marwa Metwally Eid, Abdelaziz A. Abdelhamid</w:t>
+      </w:r>
+    </w:p>
+    <w:p>
+      <w:pPr>
+        <w:spacing w:after="0" w:line="240" w:lineRule="auto"/>
+        <w:ind w:left="360"/>
+        <w:rPr>
+          <w:rFonts w:ascii="Times New Roman" w:hAnsi="Times New Roman"/>
+          <w:b/>
+          <w:bCs/>
+          <w:iCs/>
+          <w:sz w:val="24"/>
+          <w:szCs w:val="24"/>
+        </w:rPr>
+      </w:pPr>
+    </w:p>
+    <w:p>
+      <w:pPr>
+        <w:spacing w:after="0" w:line="240" w:lineRule="auto"/>
+        <w:ind w:left="360"/>
+        <w:rPr>
+          <w:rFonts w:ascii="Times New Roman" w:hAnsi="Times New Roman"/>
+          <w:b/>
+          <w:bCs/>
+          <w:iCs/>
+          <w:sz w:val="24"/>
+          <w:szCs w:val="24"/>
+        </w:rPr>
+      </w:pPr>
+      <w:r>
+        <w:rPr>
+          <w:rFonts w:ascii="Times New Roman" w:hAnsi="Times New Roman"/>
+          <w:b/>
+          <w:bCs/>
+          <w:iCs/>
+          <w:sz w:val="24"/>
+          <w:szCs w:val="24"/>
+        </w:rPr>
+        <w:t xml:space="preserve">YEAR: </w:t>
+      </w:r>
+      <w:r>
+        <w:rPr>
+          <w:rFonts w:ascii="Times New Roman" w:hAnsi="Times New Roman"/>
+          <w:iCs/>
+          <w:sz w:val="24"/>
+          <w:szCs w:val="24"/>
+        </w:rPr>
+        <w:t>2022</w:t>
+      </w:r>
+    </w:p>
+    <w:p>
+      <w:pPr>
+        <w:spacing w:after="0" w:line="240" w:lineRule="auto"/>
+        <w:ind w:left="360"/>
+        <w:rPr>
+          <w:rFonts w:ascii="Times New Roman" w:hAnsi="Times New Roman"/>
+          <w:b/>
+          <w:bCs/>
+          <w:iCs/>
+          <w:sz w:val="24"/>
+          <w:szCs w:val="24"/>
+        </w:rPr>
+      </w:pPr>
+    </w:p>
+    <w:p>
+      <w:pPr>
+        <w:spacing w:after="0" w:line="240" w:lineRule="auto"/>
+        <w:ind w:left="360"/>
+        <w:rPr>
+          <w:rFonts w:ascii="Times New Roman" w:hAnsi="Times New Roman"/>
+          <w:b/>
+          <w:bCs/>
+          <w:iCs/>
+          <w:sz w:val="24"/>
+          <w:szCs w:val="24"/>
+        </w:rPr>
+      </w:pPr>
+      <w:r>
+        <w:rPr>
+          <w:rFonts w:ascii="Times New Roman" w:hAnsi="Times New Roman"/>
+          <w:b/>
+          <w:bCs/>
+          <w:iCs/>
+          <w:sz w:val="24"/>
+          <w:szCs w:val="24"/>
+        </w:rPr>
+        <w:t xml:space="preserve">DESCRIPTION: </w:t>
+      </w:r>
+      <w:r>
+        <w:rPr>
+          <w:rFonts w:ascii="Times New Roman" w:hAnsi="Times New Roman"/>
+          <w:iCs/>
+          <w:sz w:val="24"/>
+          <w:szCs w:val="24"/>
+        </w:rPr>
+        <w:t>This paper focuses on detecting road surface defects using deep learning–based computer vision techniques. The proposed approach leverages convolutional neural networks to learn robust texture and shape features from road images, improving detection performance under challenging conditions such as shadows, varying illumination, and surface noise. The study highlights the superiority of learned features over traditional handcrafted image processing methods.</w:t>
+      </w:r>
+    </w:p>
+    <w:p>
+      <w:pPr>
+        <w:spacing w:after="0" w:line="240" w:lineRule="auto"/>
+        <w:ind w:left="360"/>
+        <w:rPr>
+          <w:rFonts w:ascii="Times New Roman" w:hAnsi="Times New Roman"/>
+          <w:b/>
+          <w:bCs/>
+          <w:iCs/>
+          <w:sz w:val="24"/>
+          <w:szCs w:val="24"/>
+        </w:rPr>
+      </w:pPr>
+    </w:p>
+    <w:p>
+      <w:pPr>
+        <w:spacing w:after="0" w:line="240" w:lineRule="auto"/>
+        <w:ind w:left="360"/>
+        <w:rPr>
+          <w:rFonts w:ascii="Times New Roman" w:hAnsi="Times New Roman"/>
+          <w:b/>
+          <w:bCs/>
+          <w:iCs/>
+          <w:sz w:val="24"/>
+          <w:szCs w:val="24"/>
+        </w:rPr>
+      </w:pPr>
+      <w:r>
+        <w:rPr>
+          <w:rFonts w:ascii="Times New Roman" w:hAnsi="Times New Roman"/>
+          <w:b/>
+          <w:bCs/>
+          <w:iCs/>
+          <w:sz w:val="24"/>
+          <w:szCs w:val="24"/>
+        </w:rPr>
+        <w:t>CONCLUSION:</w:t>
+      </w:r>
+      <w:r>
+        <w:rPr>
+          <w:rFonts w:ascii="Times New Roman" w:hAnsi="Times New Roman"/>
+          <w:b/>
+          <w:bCs/>
+          <w:iCs/>
+          <w:sz w:val="24"/>
+          <w:szCs w:val="24"/>
+        </w:rPr>
+        <w:t xml:space="preserve"> </w:t>
+      </w:r>
+      <w:r>
+        <w:rPr>
+          <w:rFonts w:ascii="Times New Roman" w:hAnsi="Times New Roman"/>
+          <w:iCs/>
+          <w:sz w:val="24"/>
+          <w:szCs w:val="24"/>
+        </w:rPr>
+        <w:t>We conclude that this work highlights the importance of robust feature learning for reliable road surface perception. While the system effectively detects defects, it does not provide depth or geometric interpretation of potholes. The insights from this paper support our use of deep learning for perception and motivate extending detection toward depth-aware and structural representations in our real-time wire-frame pothole detection system.</w:t>
+      </w:r>
+    </w:p>
+    <w:p>
+      <w:pPr>
+        <w:spacing w:after="0" w:line="240" w:lineRule="auto"/>
+        <w:ind w:left="360"/>
+        <w:rPr>
+          <w:rFonts w:ascii="Times New Roman" w:hAnsi="Times New Roman"/>
+          <w:b/>
+          <w:bCs/>
+          <w:iCs/>
+          <w:sz w:val="24"/>
+          <w:szCs w:val="24"/>
+        </w:rPr>
+      </w:pPr>
+    </w:p>
+    <w:p>
+      <w:pPr>
+        <w:spacing w:after="0" w:line="240" w:lineRule="auto"/>
+        <w:rPr>
+          <w:rFonts w:ascii="Times New Roman" w:hAnsi="Times New Roman"/>
+          <w:b/>
+          <w:bCs/>
+          <w:iCs/>
+          <w:sz w:val="24"/>
+          <w:szCs w:val="24"/>
+        </w:rPr>
+      </w:pPr>
+      <w:r>
+        <w:rPr>
+          <w:rFonts w:ascii="Times New Roman" w:hAnsi="Times New Roman"/>
+          <w:b/>
+          <w:bCs/>
+          <w:iCs/>
+          <w:sz w:val="24"/>
+          <w:szCs w:val="24"/>
+        </w:rPr>
+        <w:br w:type="page"/>
+      </w:r>
+    </w:p>
+    <w:p>
+      <w:pPr>
+        <w:spacing w:after="0" w:line="240" w:lineRule="auto"/>
+        <w:ind w:left="360"/>
+        <w:rPr>
+          <w:rFonts w:ascii="Times New Roman" w:hAnsi="Times New Roman"/>
+          <w:b/>
+          <w:bCs/>
+          <w:iCs/>
+          <w:sz w:val="24"/>
+          <w:szCs w:val="24"/>
+        </w:rPr>
+      </w:pPr>
+      <w:r>
+        <w:rPr>
+          <w:rFonts w:ascii="Times New Roman" w:hAnsi="Times New Roman"/>
+          <w:b/>
+          <w:bCs/>
+          <w:iCs/>
+          <w:sz w:val="24"/>
+          <w:szCs w:val="24"/>
+        </w:rPr>
+        <w:lastRenderedPageBreak/>
+        <w:t>2.</w:t>
+      </w:r>
+      <w:r>
+        <w:rPr>
+          <w:rFonts w:ascii="Times New Roman" w:hAnsi="Times New Roman"/>
+          <w:b/>
+          <w:bCs/>
+          <w:iCs/>
+          <w:sz w:val="24"/>
+          <w:szCs w:val="24"/>
+        </w:rPr>
+        <w:t>5</w:t>
+      </w:r>
+      <w:r>
+        <w:rPr>
+          <w:rFonts w:ascii="Times New Roman" w:hAnsi="Times New Roman"/>
+          <w:b/>
+          <w:bCs/>
+          <w:iCs/>
+          <w:sz w:val="24"/>
+          <w:szCs w:val="24"/>
+        </w:rPr>
+        <w:t xml:space="preserve"> LITERATURE SURVEY – </w:t>
+      </w:r>
+      <w:r>
+        <w:rPr>
+          <w:rFonts w:ascii="Times New Roman" w:hAnsi="Times New Roman"/>
+          <w:b/>
+          <w:bCs/>
+          <w:iCs/>
+          <w:sz w:val="24"/>
+          <w:szCs w:val="24"/>
+        </w:rPr>
+        <w:t>V</w:t>
+      </w:r>
+    </w:p>
+    <w:p>
+      <w:pPr>
+        <w:spacing w:after="0" w:line="240" w:lineRule="auto"/>
+        <w:ind w:left="360"/>
+        <w:rPr>
+          <w:rFonts w:ascii="Times New Roman" w:hAnsi="Times New Roman"/>
+          <w:b/>
+          <w:bCs/>
+          <w:iCs/>
+          <w:sz w:val="28"/>
+          <w:szCs w:val="28"/>
+        </w:rPr>
+      </w:pPr>
+    </w:p>
+    <w:p>
+      <w:pPr>
+        <w:spacing w:after="0" w:line="240" w:lineRule="auto"/>
+        <w:ind w:left="360"/>
+        <w:rPr>
+          <w:rFonts w:ascii="Times New Roman" w:hAnsi="Times New Roman"/>
+          <w:iCs/>
+          <w:sz w:val="24"/>
+          <w:szCs w:val="24"/>
+        </w:rPr>
+      </w:pPr>
+      <w:r>
+        <w:rPr>
+          <w:rFonts w:ascii="Times New Roman" w:hAnsi="Times New Roman"/>
+          <w:b/>
+          <w:bCs/>
+          <w:iCs/>
+          <w:sz w:val="24"/>
+          <w:szCs w:val="24"/>
+        </w:rPr>
+        <w:t xml:space="preserve">TITLE: </w:t>
+      </w:r>
+      <w:r>
+        <w:rPr>
+          <w:rFonts w:ascii="Times New Roman" w:hAnsi="Times New Roman"/>
+          <w:iCs/>
+          <w:sz w:val="24"/>
+          <w:szCs w:val="24"/>
+          <w:lang w:val="en-IN"/>
+        </w:rPr>
+        <w:t>Real-time scene reconstruction and triangle mesh generation using multiple RGB-D cameras</w:t>
+      </w:r>
+    </w:p>
+    <w:p>
+      <w:pPr>
+        <w:spacing w:after="0" w:line="240" w:lineRule="auto"/>
+        <w:ind w:left="360"/>
+        <w:rPr>
+          <w:rFonts w:ascii="Times New Roman" w:hAnsi="Times New Roman"/>
+          <w:b/>
+          <w:bCs/>
+          <w:iCs/>
+          <w:sz w:val="24"/>
+          <w:szCs w:val="24"/>
+        </w:rPr>
+      </w:pPr>
+    </w:p>
+    <w:p>
+      <w:pPr>
+        <w:spacing w:after="0" w:line="240" w:lineRule="auto"/>
+        <w:ind w:left="360"/>
+        <w:rPr>
+          <w:rFonts w:ascii="Times New Roman" w:hAnsi="Times New Roman"/>
+          <w:b/>
+          <w:bCs/>
+          <w:iCs/>
+          <w:sz w:val="24"/>
+          <w:szCs w:val="24"/>
+        </w:rPr>
+      </w:pPr>
+      <w:r>
+        <w:rPr>
+          <w:rFonts w:ascii="Times New Roman" w:hAnsi="Times New Roman"/>
+          <w:b/>
+          <w:bCs/>
+          <w:iCs/>
+          <w:sz w:val="24"/>
+          <w:szCs w:val="24"/>
+        </w:rPr>
+        <w:t xml:space="preserve">AUTHORS: </w:t>
+      </w:r>
+      <w:r>
+        <w:rPr>
+          <w:rFonts w:ascii="Times New Roman" w:hAnsi="Times New Roman"/>
+          <w:iCs/>
+          <w:sz w:val="24"/>
+          <w:szCs w:val="24"/>
+        </w:rPr>
+        <w:t xml:space="preserve">Siim </w:t>
+      </w:r>
+      <w:proofErr w:type="spellStart"/>
+      <w:r>
+        <w:rPr>
+          <w:rFonts w:ascii="Times New Roman" w:hAnsi="Times New Roman"/>
+          <w:iCs/>
+          <w:sz w:val="24"/>
+          <w:szCs w:val="24"/>
+        </w:rPr>
+        <w:t>Meerits</w:t>
+      </w:r>
+      <w:proofErr w:type="spellEnd"/>
+      <w:r>
+        <w:rPr>
+          <w:rFonts w:ascii="Times New Roman" w:hAnsi="Times New Roman"/>
+          <w:iCs/>
+          <w:sz w:val="24"/>
+          <w:szCs w:val="24"/>
+        </w:rPr>
+        <w:t xml:space="preserve">, </w:t>
+      </w:r>
+      <w:r>
+        <w:rPr>
+          <w:rFonts w:ascii="Times New Roman" w:hAnsi="Times New Roman"/>
+          <w:iCs/>
+          <w:sz w:val="24"/>
+          <w:szCs w:val="24"/>
+        </w:rPr>
+        <w:t>Vincent Nozick</w:t>
+      </w:r>
+      <w:r>
+        <w:rPr>
+          <w:rFonts w:ascii="Times New Roman" w:hAnsi="Times New Roman"/>
+          <w:iCs/>
+          <w:sz w:val="24"/>
+          <w:szCs w:val="24"/>
+        </w:rPr>
+        <w:t xml:space="preserve">, </w:t>
+      </w:r>
+      <w:r>
+        <w:rPr>
+          <w:rFonts w:ascii="Times New Roman" w:hAnsi="Times New Roman"/>
+          <w:iCs/>
+          <w:sz w:val="24"/>
+          <w:szCs w:val="24"/>
+        </w:rPr>
+        <w:t>Hideo Saito</w:t>
+      </w:r>
+    </w:p>
+    <w:p>
+      <w:pPr>
+        <w:spacing w:after="0" w:line="240" w:lineRule="auto"/>
+        <w:ind w:left="360"/>
+        <w:rPr>
+          <w:rFonts w:ascii="Times New Roman" w:hAnsi="Times New Roman"/>
+          <w:b/>
+          <w:bCs/>
+          <w:iCs/>
+          <w:sz w:val="24"/>
+          <w:szCs w:val="24"/>
+        </w:rPr>
+      </w:pPr>
+    </w:p>
+    <w:p>
+      <w:pPr>
+        <w:spacing w:after="0" w:line="240" w:lineRule="auto"/>
+        <w:ind w:left="360"/>
+        <w:rPr>
+          <w:rFonts w:ascii="Times New Roman" w:hAnsi="Times New Roman"/>
+          <w:b/>
+          <w:bCs/>
+          <w:iCs/>
+          <w:sz w:val="24"/>
+          <w:szCs w:val="24"/>
+        </w:rPr>
+      </w:pPr>
+      <w:r>
+        <w:rPr>
+          <w:rFonts w:ascii="Times New Roman" w:hAnsi="Times New Roman"/>
+          <w:b/>
+          <w:bCs/>
+          <w:iCs/>
+          <w:sz w:val="24"/>
+          <w:szCs w:val="24"/>
+        </w:rPr>
+        <w:t xml:space="preserve">YEAR: </w:t>
+      </w:r>
+      <w:r>
+        <w:rPr>
+          <w:rFonts w:ascii="Times New Roman" w:hAnsi="Times New Roman"/>
+          <w:iCs/>
+          <w:sz w:val="24"/>
+          <w:szCs w:val="24"/>
+        </w:rPr>
+        <w:t>2017</w:t>
+      </w:r>
+    </w:p>
+    <w:p>
+      <w:pPr>
+        <w:spacing w:after="0" w:line="240" w:lineRule="auto"/>
+        <w:ind w:left="360"/>
+        <w:rPr>
+          <w:rFonts w:ascii="Times New Roman" w:hAnsi="Times New Roman"/>
+          <w:b/>
+          <w:bCs/>
+          <w:iCs/>
+          <w:sz w:val="24"/>
+          <w:szCs w:val="24"/>
+        </w:rPr>
+      </w:pPr>
+    </w:p>
+    <w:p>
+      <w:pPr>
+        <w:spacing w:after="0" w:line="240" w:lineRule="auto"/>
+        <w:ind w:left="360"/>
+        <w:rPr>
+          <w:rFonts w:ascii="Times New Roman" w:hAnsi="Times New Roman"/>
+          <w:b/>
+          <w:bCs/>
+          <w:iCs/>
+          <w:sz w:val="24"/>
+          <w:szCs w:val="24"/>
+        </w:rPr>
+      </w:pPr>
+      <w:r>
+        <w:rPr>
+          <w:rFonts w:ascii="Times New Roman" w:hAnsi="Times New Roman"/>
+          <w:b/>
+          <w:bCs/>
+          <w:iCs/>
+          <w:sz w:val="24"/>
+          <w:szCs w:val="24"/>
+        </w:rPr>
+        <w:t xml:space="preserve">DESCRIPTION: </w:t>
+      </w:r>
+      <w:r>
+        <w:rPr>
+          <w:rFonts w:ascii="Times New Roman" w:hAnsi="Times New Roman"/>
+          <w:iCs/>
+          <w:sz w:val="24"/>
+          <w:szCs w:val="24"/>
+        </w:rPr>
+        <w:t>This paper presents an automated pothole detection approach using machine learning and computer vision techniques. The authors extract visual features from road images and apply classification models to identify potholes, emphasizing scalability and suitability for intelligent transportation systems. The proposed method demonstrates improved accuracy compared to traditional feature-based approaches.</w:t>
+      </w:r>
+    </w:p>
+    <w:p>
+      <w:pPr>
+        <w:spacing w:after="0" w:line="240" w:lineRule="auto"/>
+        <w:ind w:left="360"/>
+        <w:rPr>
+          <w:rFonts w:ascii="Times New Roman" w:hAnsi="Times New Roman"/>
+          <w:b/>
+          <w:bCs/>
+          <w:iCs/>
+          <w:sz w:val="24"/>
+          <w:szCs w:val="24"/>
+        </w:rPr>
+      </w:pPr>
+    </w:p>
+    <w:p>
+      <w:pPr>
+        <w:spacing w:after="0" w:line="240" w:lineRule="auto"/>
+        <w:ind w:left="360"/>
+        <w:rPr>
+          <w:rFonts w:ascii="Times New Roman" w:hAnsi="Times New Roman"/>
+          <w:iCs/>
+          <w:sz w:val="24"/>
+          <w:szCs w:val="24"/>
+        </w:rPr>
+      </w:pPr>
+      <w:r>
+        <w:rPr>
+          <w:rFonts w:ascii="Times New Roman" w:hAnsi="Times New Roman"/>
+          <w:b/>
+          <w:bCs/>
+          <w:iCs/>
+          <w:sz w:val="24"/>
+          <w:szCs w:val="24"/>
+        </w:rPr>
+        <w:t>CONCLUSION:</w:t>
+      </w:r>
+      <w:r>
+        <w:rPr>
+          <w:rFonts w:ascii="Times New Roman" w:hAnsi="Times New Roman"/>
+          <w:b/>
+          <w:bCs/>
+          <w:iCs/>
+          <w:sz w:val="24"/>
+          <w:szCs w:val="24"/>
+        </w:rPr>
+        <w:t xml:space="preserve"> </w:t>
+      </w:r>
+      <w:r>
+        <w:rPr>
+          <w:rFonts w:ascii="Times New Roman" w:hAnsi="Times New Roman"/>
+          <w:iCs/>
+          <w:sz w:val="24"/>
+          <w:szCs w:val="24"/>
+        </w:rPr>
+        <w:t>We conclude that their study confirms the effectiveness of vision-based pothole detection for large-scale deployment. However, the lack of geometric and depth analysis limits its applicability to autonomous navigation. Our project builds upon this limitation by incorporating depth estimation and wire-frame modeling, enabling precise structural understanding of potholes for real-time decision-making in autonomous vehicles.</w:t>
+      </w:r>
+    </w:p>
+    <w:p>
+      <w:pPr>
+        <w:spacing w:after="0" w:line="240" w:lineRule="auto"/>
+        <w:rPr>
+          <w:rFonts w:ascii="Times New Roman" w:hAnsi="Times New Roman"/>
+          <w:iCs/>
+          <w:sz w:val="24"/>
+          <w:szCs w:val="24"/>
+        </w:rPr>
+      </w:pPr>
+      <w:r>
+        <w:rPr>
+          <w:rFonts w:ascii="Times New Roman" w:hAnsi="Times New Roman"/>
+          <w:iCs/>
+          <w:sz w:val="24"/>
+          <w:szCs w:val="24"/>
+        </w:rPr>
+        <w:br w:type="page"/>
+      </w:r>
+    </w:p>
+    <w:p>
+      <w:pPr>
+        <w:spacing w:after="0" w:line="240" w:lineRule="auto"/>
+        <w:ind w:left="360"/>
+        <w:rPr>
+          <w:rFonts w:ascii="Times New Roman" w:hAnsi="Times New Roman"/>
+          <w:b/>
+          <w:bCs/>
+          <w:iCs/>
+          <w:sz w:val="24"/>
+          <w:szCs w:val="24"/>
+        </w:rPr>
+      </w:pPr>
+      <w:r>
+        <w:rPr>
+          <w:rFonts w:ascii="Times New Roman" w:hAnsi="Times New Roman"/>
+          <w:b/>
+          <w:bCs/>
+          <w:iCs/>
+          <w:sz w:val="24"/>
+          <w:szCs w:val="24"/>
+        </w:rPr>
+        <w:lastRenderedPageBreak/>
+        <w:t>2.6 LITERATURE SURVEY COMPARISON:</w:t>
+      </w:r>
+    </w:p>
+    <w:p>
+      <w:pPr>
+        <w:spacing w:after="0" w:line="240" w:lineRule="auto"/>
+        <w:ind w:left="-90" w:firstLine="450"/>
+        <w:rPr>
+          <w:rFonts w:ascii="Times New Roman" w:hAnsi="Times New Roman"/>
+          <w:b/>
+          <w:bCs/>
+          <w:iCs/>
+          <w:sz w:val="24"/>
+          <w:szCs w:val="24"/>
+        </w:rPr>
+      </w:pPr>
+    </w:p>
+    <w:tbl>
+      <w:tblPr>
+        <w:tblStyle w:val="TableGrid"/>
+        <w:tblW w:w="11566" w:type="dxa"/>
+        <w:tblInd w:w="-882" w:type="dxa"/>
+        <w:tblLook w:val="04A0" w:firstRow="1" w:lastRow="0" w:firstColumn="1" w:lastColumn="0" w:noHBand="0" w:noVBand="1"/>
+      </w:tblPr>
+      <w:tblGrid>
+        <w:gridCol w:w="852"/>
+        <w:gridCol w:w="2118"/>
+        <w:gridCol w:w="2035"/>
+        <w:gridCol w:w="771"/>
+        <w:gridCol w:w="2189"/>
+        <w:gridCol w:w="3601"/>
+      </w:tblGrid>
+      <w:tr>
+        <w:tc>
+          <w:tcPr>
+            <w:tcW w:w="852" w:type="dxa"/>
+          </w:tcPr>
+          <w:p>
+            <w:pPr>
+              <w:spacing w:after="0" w:line="240" w:lineRule="auto"/>
+              <w:rPr>
+                <w:rFonts w:ascii="Times New Roman" w:hAnsi="Times New Roman"/>
+                <w:b/>
+                <w:bCs/>
+                <w:iCs/>
+                <w:sz w:val="24"/>
+                <w:szCs w:val="24"/>
+              </w:rPr>
+            </w:pPr>
+            <w:r>
+              <w:rPr>
+                <w:rFonts w:ascii="Times New Roman" w:hAnsi="Times New Roman"/>
+                <w:b/>
+                <w:bCs/>
+                <w:iCs/>
+                <w:sz w:val="24"/>
+                <w:szCs w:val="24"/>
+              </w:rPr>
+              <w:t>Sl. No</w:t>
+            </w:r>
+          </w:p>
+        </w:tc>
+        <w:tc>
+          <w:tcPr>
+            <w:tcW w:w="2118" w:type="dxa"/>
+          </w:tcPr>
+          <w:p>
+            <w:pPr>
+              <w:spacing w:after="0" w:line="240" w:lineRule="auto"/>
+              <w:rPr>
+                <w:rFonts w:ascii="Times New Roman" w:hAnsi="Times New Roman"/>
+                <w:b/>
+                <w:bCs/>
+                <w:iCs/>
+                <w:sz w:val="24"/>
+                <w:szCs w:val="24"/>
+              </w:rPr>
+            </w:pPr>
+            <w:r>
+              <w:rPr>
+                <w:rFonts w:ascii="Times New Roman" w:hAnsi="Times New Roman"/>
+                <w:b/>
+                <w:bCs/>
+                <w:iCs/>
+                <w:sz w:val="24"/>
+                <w:szCs w:val="24"/>
+              </w:rPr>
+              <w:t>Title</w:t>
+            </w:r>
+          </w:p>
+        </w:tc>
+        <w:tc>
+          <w:tcPr>
+            <w:tcW w:w="2035" w:type="dxa"/>
+          </w:tcPr>
+          <w:p>
+            <w:pPr>
+              <w:spacing w:after="0" w:line="240" w:lineRule="auto"/>
+              <w:rPr>
+                <w:rFonts w:ascii="Times New Roman" w:hAnsi="Times New Roman"/>
+                <w:b/>
+                <w:bCs/>
+                <w:iCs/>
+                <w:sz w:val="24"/>
+                <w:szCs w:val="24"/>
+              </w:rPr>
+            </w:pPr>
+            <w:r>
+              <w:rPr>
+                <w:rFonts w:ascii="Times New Roman" w:hAnsi="Times New Roman"/>
+                <w:b/>
+                <w:bCs/>
+                <w:iCs/>
+                <w:sz w:val="24"/>
+                <w:szCs w:val="24"/>
+              </w:rPr>
+              <w:t>Authors</w:t>
+            </w:r>
+          </w:p>
+        </w:tc>
+        <w:tc>
+          <w:tcPr>
+            <w:tcW w:w="771" w:type="dxa"/>
+          </w:tcPr>
+          <w:p>
+            <w:pPr>
+              <w:spacing w:after="0" w:line="240" w:lineRule="auto"/>
+              <w:rPr>
+                <w:rFonts w:ascii="Times New Roman" w:hAnsi="Times New Roman"/>
+                <w:b/>
+                <w:bCs/>
+                <w:iCs/>
+                <w:sz w:val="24"/>
+                <w:szCs w:val="24"/>
+              </w:rPr>
+            </w:pPr>
+            <w:r>
+              <w:rPr>
+                <w:rFonts w:ascii="Times New Roman" w:hAnsi="Times New Roman"/>
+                <w:b/>
+                <w:bCs/>
+                <w:iCs/>
+                <w:sz w:val="24"/>
+                <w:szCs w:val="24"/>
+              </w:rPr>
+              <w:t>Year</w:t>
+            </w:r>
+          </w:p>
+        </w:tc>
+        <w:tc>
+          <w:tcPr>
+            <w:tcW w:w="2189" w:type="dxa"/>
+          </w:tcPr>
+          <w:p>
+            <w:pPr>
+              <w:spacing w:after="0" w:line="240" w:lineRule="auto"/>
+              <w:rPr>
+                <w:rFonts w:ascii="Times New Roman" w:hAnsi="Times New Roman"/>
+                <w:b/>
+                <w:bCs/>
+                <w:iCs/>
+                <w:sz w:val="24"/>
+                <w:szCs w:val="24"/>
+              </w:rPr>
+            </w:pPr>
+            <w:r>
+              <w:rPr>
+                <w:rFonts w:ascii="Times New Roman" w:hAnsi="Times New Roman"/>
+                <w:b/>
+                <w:bCs/>
+                <w:iCs/>
+                <w:sz w:val="24"/>
+                <w:szCs w:val="24"/>
+              </w:rPr>
+              <w:t>Technology Used</w:t>
+            </w:r>
+          </w:p>
+        </w:tc>
+        <w:tc>
+          <w:tcPr>
+            <w:tcW w:w="3601" w:type="dxa"/>
+          </w:tcPr>
+          <w:p>
+            <w:pPr>
+              <w:spacing w:after="0" w:line="240" w:lineRule="auto"/>
+              <w:rPr>
+                <w:rFonts w:ascii="Times New Roman" w:hAnsi="Times New Roman"/>
+                <w:b/>
+                <w:bCs/>
+                <w:iCs/>
+                <w:sz w:val="24"/>
+                <w:szCs w:val="24"/>
+              </w:rPr>
+            </w:pPr>
+            <w:r>
+              <w:rPr>
+                <w:rFonts w:ascii="Times New Roman" w:hAnsi="Times New Roman"/>
+                <w:b/>
+                <w:bCs/>
+                <w:iCs/>
+                <w:sz w:val="24"/>
+                <w:szCs w:val="24"/>
+              </w:rPr>
+              <w:t>Conclusion</w:t>
+            </w:r>
+          </w:p>
+        </w:tc>
+      </w:tr>
+      <w:tr>
+        <w:tc>
+          <w:tcPr>
+            <w:tcW w:w="852" w:type="dxa"/>
+          </w:tcPr>
+          <w:p>
+            <w:pPr>
+              <w:pStyle w:val="ListParagraph"/>
+              <w:numPr>
+                <w:ilvl w:val="0"/>
+                <w:numId w:val="7"/>
+              </w:numPr>
+              <w:spacing w:after="0" w:line="240" w:lineRule="auto"/>
+              <w:rPr>
+                <w:rFonts w:ascii="Times New Roman" w:hAnsi="Times New Roman"/>
+                <w:iCs/>
+                <w:sz w:val="24"/>
+                <w:szCs w:val="24"/>
+              </w:rPr>
+            </w:pPr>
+          </w:p>
+        </w:tc>
+        <w:tc>
+          <w:tcPr>
+            <w:tcW w:w="2118" w:type="dxa"/>
+          </w:tcPr>
+          <w:p>
+            <w:pPr>
+              <w:spacing w:after="0" w:line="240" w:lineRule="auto"/>
+              <w:rPr>
+                <w:rFonts w:ascii="Times New Roman" w:hAnsi="Times New Roman"/>
+                <w:iCs/>
+                <w:sz w:val="24"/>
+                <w:szCs w:val="24"/>
+              </w:rPr>
+            </w:pPr>
+            <w:r>
+              <w:rPr>
+                <w:rFonts w:ascii="Times New Roman" w:hAnsi="Times New Roman"/>
+                <w:iCs/>
+                <w:sz w:val="24"/>
+                <w:szCs w:val="24"/>
+                <w:lang w:val="en-IN"/>
+              </w:rPr>
+              <w:t>An Enhanced YOLOv8 Model for Real-Time and Accurate Pothole Detection and Measurement.</w:t>
+            </w:r>
+          </w:p>
+          <w:p>
+            <w:pPr>
+              <w:spacing w:after="0" w:line="240" w:lineRule="auto"/>
+              <w:rPr>
+                <w:rFonts w:ascii="Times New Roman" w:hAnsi="Times New Roman"/>
+                <w:iCs/>
+                <w:sz w:val="24"/>
+                <w:szCs w:val="24"/>
+              </w:rPr>
+            </w:pPr>
+          </w:p>
+        </w:tc>
+        <w:tc>
+          <w:tcPr>
+            <w:tcW w:w="2035" w:type="dxa"/>
+          </w:tcPr>
+          <w:p>
+            <w:pPr>
+              <w:spacing w:after="0" w:line="240" w:lineRule="auto"/>
+              <w:rPr>
+                <w:rFonts w:ascii="Times New Roman" w:hAnsi="Times New Roman"/>
+                <w:iCs/>
+                <w:sz w:val="24"/>
+                <w:szCs w:val="24"/>
+              </w:rPr>
+            </w:pPr>
+            <w:r>
+              <w:rPr>
+                <w:rFonts w:ascii="Times New Roman" w:hAnsi="Times New Roman"/>
+                <w:iCs/>
+                <w:sz w:val="24"/>
+                <w:szCs w:val="24"/>
+              </w:rPr>
+              <w:t xml:space="preserve">Mustafa Yurdakul, </w:t>
+            </w:r>
+            <w:proofErr w:type="spellStart"/>
+            <w:r>
+              <w:rPr>
+                <w:rFonts w:ascii="Times New Roman" w:hAnsi="Times New Roman"/>
+                <w:iCs/>
+                <w:sz w:val="24"/>
+                <w:szCs w:val="24"/>
+              </w:rPr>
+              <w:t>Şakir</w:t>
+            </w:r>
+            <w:proofErr w:type="spellEnd"/>
+            <w:r>
+              <w:rPr>
+                <w:rFonts w:ascii="Times New Roman" w:hAnsi="Times New Roman"/>
+                <w:iCs/>
+                <w:sz w:val="24"/>
+                <w:szCs w:val="24"/>
+              </w:rPr>
+              <w:t xml:space="preserve"> Taşdemir</w:t>
+            </w:r>
+          </w:p>
+        </w:tc>
+        <w:tc>
+          <w:tcPr>
+            <w:tcW w:w="771" w:type="dxa"/>
+          </w:tcPr>
+          <w:p>
+            <w:pPr>
+              <w:spacing w:after="0" w:line="240" w:lineRule="auto"/>
+              <w:rPr>
+                <w:rFonts w:ascii="Times New Roman" w:hAnsi="Times New Roman"/>
+                <w:iCs/>
+                <w:sz w:val="24"/>
+                <w:szCs w:val="24"/>
+              </w:rPr>
+            </w:pPr>
+            <w:r>
+              <w:rPr>
+                <w:rFonts w:ascii="Times New Roman" w:hAnsi="Times New Roman"/>
+                <w:iCs/>
+                <w:sz w:val="24"/>
+                <w:szCs w:val="24"/>
+              </w:rPr>
+              <w:t>2025</w:t>
+            </w:r>
+          </w:p>
+        </w:tc>
+        <w:tc>
+          <w:tcPr>
+            <w:tcW w:w="2189" w:type="dxa"/>
+          </w:tcPr>
+          <w:p>
+            <w:pPr>
+              <w:spacing w:after="0" w:line="240" w:lineRule="auto"/>
+              <w:rPr>
+                <w:rFonts w:ascii="Times New Roman" w:hAnsi="Times New Roman"/>
+                <w:iCs/>
+                <w:sz w:val="24"/>
+                <w:szCs w:val="24"/>
+              </w:rPr>
+            </w:pPr>
+            <w:r>
+              <w:rPr>
+                <w:rFonts w:ascii="Times New Roman" w:hAnsi="Times New Roman"/>
+                <w:iCs/>
+                <w:sz w:val="24"/>
+                <w:szCs w:val="24"/>
+                <w:lang w:val="en-IN"/>
+              </w:rPr>
+              <w:t>YOLOv8n-seg,</w:t>
+            </w:r>
+            <w:r>
+              <w:rPr>
+                <w:rFonts w:ascii="Times New Roman" w:hAnsi="Times New Roman"/>
+                <w:iCs/>
+                <w:sz w:val="24"/>
+                <w:szCs w:val="24"/>
+                <w:lang w:val="en-IN"/>
+              </w:rPr>
+              <w:br/>
+            </w:r>
+            <w:proofErr w:type="spellStart"/>
+            <w:r>
+              <w:rPr>
+                <w:rFonts w:ascii="Times New Roman" w:hAnsi="Times New Roman"/>
+                <w:iCs/>
+                <w:sz w:val="24"/>
+                <w:szCs w:val="24"/>
+                <w:lang w:val="en-IN"/>
+              </w:rPr>
+              <w:t>DSConv</w:t>
+            </w:r>
+            <w:proofErr w:type="spellEnd"/>
+            <w:r>
+              <w:rPr>
+                <w:rFonts w:ascii="Times New Roman" w:hAnsi="Times New Roman"/>
+                <w:iCs/>
+                <w:sz w:val="24"/>
+                <w:szCs w:val="24"/>
+                <w:lang w:val="en-IN"/>
+              </w:rPr>
+              <w:t>,</w:t>
+            </w:r>
+            <w:r>
+              <w:rPr>
+                <w:rFonts w:ascii="Times New Roman" w:hAnsi="Times New Roman"/>
+                <w:iCs/>
+                <w:sz w:val="24"/>
+                <w:szCs w:val="24"/>
+                <w:lang w:val="en-IN"/>
+              </w:rPr>
+              <w:br/>
+              <w:t>SimAM,</w:t>
+            </w:r>
+            <w:r>
+              <w:rPr>
+                <w:rFonts w:ascii="Times New Roman" w:hAnsi="Times New Roman"/>
+                <w:iCs/>
+                <w:sz w:val="24"/>
+                <w:szCs w:val="24"/>
+                <w:lang w:val="en-IN"/>
+              </w:rPr>
+              <w:br/>
+              <w:t>GELU activation.</w:t>
+            </w:r>
+          </w:p>
+          <w:p>
+            <w:pPr>
+              <w:spacing w:after="0" w:line="240" w:lineRule="auto"/>
+              <w:rPr>
+                <w:rFonts w:ascii="Times New Roman" w:hAnsi="Times New Roman"/>
+                <w:iCs/>
+                <w:sz w:val="24"/>
+                <w:szCs w:val="24"/>
+              </w:rPr>
+            </w:pPr>
+          </w:p>
+        </w:tc>
+        <w:tc>
+          <w:tcPr>
+            <w:tcW w:w="3601" w:type="dxa"/>
+          </w:tcPr>
+          <w:p>
+            <w:pPr>
+              <w:spacing w:after="0" w:line="240" w:lineRule="auto"/>
+              <w:rPr>
+                <w:rFonts w:ascii="Times New Roman" w:hAnsi="Times New Roman"/>
+                <w:iCs/>
+                <w:sz w:val="24"/>
+                <w:szCs w:val="24"/>
+              </w:rPr>
+            </w:pPr>
+            <w:r>
+              <w:rPr>
+                <w:rFonts w:ascii="Times New Roman" w:hAnsi="Times New Roman"/>
+                <w:iCs/>
+                <w:sz w:val="24"/>
+                <w:szCs w:val="24"/>
+                <w:lang w:val="en-IN"/>
+              </w:rPr>
+              <w:t xml:space="preserve">I conclude that integrating </w:t>
+            </w:r>
+            <w:proofErr w:type="spellStart"/>
+            <w:r>
+              <w:rPr>
+                <w:rFonts w:ascii="Times New Roman" w:hAnsi="Times New Roman"/>
+                <w:iCs/>
+                <w:sz w:val="24"/>
+                <w:szCs w:val="24"/>
+                <w:lang w:val="en-IN"/>
+              </w:rPr>
+              <w:t>DSConv</w:t>
+            </w:r>
+            <w:proofErr w:type="spellEnd"/>
+            <w:r>
+              <w:rPr>
+                <w:rFonts w:ascii="Times New Roman" w:hAnsi="Times New Roman"/>
+                <w:iCs/>
+                <w:sz w:val="24"/>
+                <w:szCs w:val="24"/>
+                <w:lang w:val="en-IN"/>
+              </w:rPr>
+              <w:t xml:space="preserve"> and SimAM into a YOLOv8 seg yields more accurate pothole masks and reliable physical measurements, which I can apply to my</w:t>
+            </w:r>
+            <w:r>
+              <w:rPr>
+                <w:rFonts w:ascii="Times New Roman" w:hAnsi="Times New Roman"/>
+                <w:iCs/>
+                <w:sz w:val="24"/>
+                <w:szCs w:val="24"/>
+                <w:lang w:val="en-IN"/>
+              </w:rPr>
+              <w:t xml:space="preserve"> </w:t>
+            </w:r>
+            <w:r>
+              <w:rPr>
+                <w:rFonts w:ascii="Times New Roman" w:hAnsi="Times New Roman"/>
+                <w:iCs/>
+                <w:sz w:val="24"/>
+                <w:szCs w:val="24"/>
+                <w:lang w:val="en-IN"/>
+              </w:rPr>
+              <w:t>project to get precise segmentation masks and direct depth/perimeter estimates.</w:t>
+            </w:r>
+          </w:p>
+          <w:p>
+            <w:pPr>
+              <w:spacing w:after="0" w:line="240" w:lineRule="auto"/>
+              <w:rPr>
+                <w:rFonts w:ascii="Times New Roman" w:hAnsi="Times New Roman"/>
+                <w:iCs/>
+                <w:sz w:val="24"/>
+                <w:szCs w:val="24"/>
+              </w:rPr>
+            </w:pPr>
+          </w:p>
+        </w:tc>
+      </w:tr>
+      <w:tr>
+        <w:tc>
+          <w:tcPr>
+            <w:tcW w:w="852" w:type="dxa"/>
+          </w:tcPr>
+          <w:p>
+            <w:pPr>
+              <w:pStyle w:val="ListParagraph"/>
+              <w:numPr>
+                <w:ilvl w:val="0"/>
+                <w:numId w:val="7"/>
+              </w:numPr>
+              <w:spacing w:after="0" w:line="240" w:lineRule="auto"/>
+              <w:rPr>
+                <w:rFonts w:ascii="Times New Roman" w:hAnsi="Times New Roman"/>
+                <w:iCs/>
+                <w:sz w:val="24"/>
+                <w:szCs w:val="24"/>
+              </w:rPr>
+            </w:pPr>
+          </w:p>
+        </w:tc>
+        <w:tc>
+          <w:tcPr>
+            <w:tcW w:w="2118" w:type="dxa"/>
+          </w:tcPr>
+          <w:p>
+            <w:pPr>
+              <w:spacing w:after="0" w:line="240" w:lineRule="auto"/>
+              <w:rPr>
+                <w:rFonts w:ascii="Times New Roman" w:hAnsi="Times New Roman"/>
+                <w:iCs/>
+                <w:sz w:val="24"/>
+                <w:szCs w:val="24"/>
+              </w:rPr>
+            </w:pPr>
+            <w:r>
+              <w:rPr>
+                <w:rFonts w:ascii="Times New Roman" w:hAnsi="Times New Roman"/>
+                <w:iCs/>
+                <w:sz w:val="24"/>
+                <w:szCs w:val="24"/>
+              </w:rPr>
+              <w:t>Robust Video-Based Pothole Detection and Area Estimation for Intelligent Vehicles with Depth Map and Kalman Smoothing</w:t>
+            </w:r>
+          </w:p>
+          <w:p>
+            <w:pPr>
+              <w:spacing w:after="0" w:line="240" w:lineRule="auto"/>
+              <w:rPr>
+                <w:rFonts w:ascii="Times New Roman" w:hAnsi="Times New Roman"/>
+                <w:iCs/>
+                <w:sz w:val="24"/>
+                <w:szCs w:val="24"/>
+              </w:rPr>
+            </w:pPr>
+          </w:p>
+        </w:tc>
+        <w:tc>
+          <w:tcPr>
+            <w:tcW w:w="2035" w:type="dxa"/>
+          </w:tcPr>
+          <w:p>
+            <w:pPr>
+              <w:spacing w:after="0" w:line="240" w:lineRule="auto"/>
+              <w:rPr>
+                <w:rFonts w:ascii="Times New Roman" w:hAnsi="Times New Roman"/>
+                <w:iCs/>
+                <w:sz w:val="24"/>
+                <w:szCs w:val="24"/>
+              </w:rPr>
+            </w:pPr>
+            <w:proofErr w:type="spellStart"/>
+            <w:r>
+              <w:rPr>
+                <w:rFonts w:ascii="Times New Roman" w:hAnsi="Times New Roman"/>
+                <w:iCs/>
+                <w:sz w:val="24"/>
+                <w:szCs w:val="24"/>
+              </w:rPr>
+              <w:t>Dehao</w:t>
+            </w:r>
+            <w:proofErr w:type="spellEnd"/>
+            <w:r>
+              <w:rPr>
+                <w:rFonts w:ascii="Times New Roman" w:hAnsi="Times New Roman"/>
+                <w:iCs/>
+                <w:sz w:val="24"/>
+                <w:szCs w:val="24"/>
+              </w:rPr>
+              <w:t xml:space="preserve"> Wang, </w:t>
+            </w:r>
+            <w:proofErr w:type="spellStart"/>
+            <w:r>
+              <w:rPr>
+                <w:rFonts w:ascii="Times New Roman" w:hAnsi="Times New Roman"/>
+                <w:iCs/>
+                <w:sz w:val="24"/>
+                <w:szCs w:val="24"/>
+              </w:rPr>
+              <w:t>Haohang</w:t>
+            </w:r>
+            <w:proofErr w:type="spellEnd"/>
+            <w:r>
+              <w:rPr>
+                <w:rFonts w:ascii="Times New Roman" w:hAnsi="Times New Roman"/>
+                <w:iCs/>
+                <w:sz w:val="24"/>
+                <w:szCs w:val="24"/>
+              </w:rPr>
+              <w:t xml:space="preserve"> Zhu, Yiwen Xu, And </w:t>
+            </w:r>
+            <w:proofErr w:type="spellStart"/>
+            <w:r>
+              <w:rPr>
+                <w:rFonts w:ascii="Times New Roman" w:hAnsi="Times New Roman"/>
+                <w:iCs/>
+                <w:sz w:val="24"/>
+                <w:szCs w:val="24"/>
+              </w:rPr>
+              <w:t>Kaiqi</w:t>
+            </w:r>
+            <w:proofErr w:type="spellEnd"/>
+            <w:r>
+              <w:rPr>
+                <w:rFonts w:ascii="Times New Roman" w:hAnsi="Times New Roman"/>
+                <w:iCs/>
+                <w:sz w:val="24"/>
+                <w:szCs w:val="24"/>
+              </w:rPr>
+              <w:t xml:space="preserve"> Liu</w:t>
+            </w:r>
+          </w:p>
+        </w:tc>
+        <w:tc>
+          <w:tcPr>
+            <w:tcW w:w="771" w:type="dxa"/>
+          </w:tcPr>
+          <w:p>
+            <w:pPr>
+              <w:spacing w:after="0" w:line="240" w:lineRule="auto"/>
+              <w:rPr>
+                <w:rFonts w:ascii="Times New Roman" w:hAnsi="Times New Roman"/>
+                <w:iCs/>
+                <w:sz w:val="24"/>
+                <w:szCs w:val="24"/>
+              </w:rPr>
+            </w:pPr>
+            <w:r>
+              <w:rPr>
+                <w:rFonts w:ascii="Times New Roman" w:hAnsi="Times New Roman"/>
+                <w:iCs/>
+                <w:sz w:val="24"/>
+                <w:szCs w:val="24"/>
+              </w:rPr>
+              <w:t>2025</w:t>
+            </w:r>
+          </w:p>
+        </w:tc>
+        <w:tc>
+          <w:tcPr>
+            <w:tcW w:w="2189" w:type="dxa"/>
+          </w:tcPr>
+          <w:p>
+            <w:pPr>
+              <w:spacing w:after="0" w:line="240" w:lineRule="auto"/>
+              <w:rPr>
+                <w:rFonts w:ascii="Times New Roman" w:hAnsi="Times New Roman"/>
+                <w:iCs/>
+                <w:sz w:val="24"/>
+                <w:szCs w:val="24"/>
+              </w:rPr>
+            </w:pPr>
+            <w:r>
+              <w:rPr>
+                <w:rFonts w:ascii="Times New Roman" w:hAnsi="Times New Roman"/>
+                <w:iCs/>
+                <w:sz w:val="24"/>
+                <w:szCs w:val="24"/>
+                <w:lang w:val="en-IN"/>
+              </w:rPr>
+              <w:t>ACSH-YOLOv8,</w:t>
+            </w:r>
+            <w:r>
+              <w:rPr>
+                <w:rFonts w:ascii="Times New Roman" w:hAnsi="Times New Roman"/>
+                <w:iCs/>
+                <w:sz w:val="24"/>
+                <w:szCs w:val="24"/>
+                <w:lang w:val="en-IN"/>
+              </w:rPr>
+              <w:br/>
+            </w:r>
+            <w:proofErr w:type="spellStart"/>
+            <w:r>
+              <w:rPr>
+                <w:rFonts w:ascii="Times New Roman" w:hAnsi="Times New Roman"/>
+                <w:iCs/>
+                <w:sz w:val="24"/>
+                <w:szCs w:val="24"/>
+                <w:lang w:val="en-IN"/>
+              </w:rPr>
+              <w:t>BoT</w:t>
+            </w:r>
+            <w:proofErr w:type="spellEnd"/>
+            <w:r>
+              <w:rPr>
+                <w:rFonts w:ascii="Times New Roman" w:hAnsi="Times New Roman"/>
+                <w:iCs/>
+                <w:sz w:val="24"/>
+                <w:szCs w:val="24"/>
+                <w:lang w:val="en-IN"/>
+              </w:rPr>
+              <w:t>-SORT,</w:t>
+            </w:r>
+            <w:r>
+              <w:rPr>
+                <w:rFonts w:ascii="Times New Roman" w:hAnsi="Times New Roman"/>
+                <w:iCs/>
+                <w:sz w:val="24"/>
+                <w:szCs w:val="24"/>
+                <w:lang w:val="en-IN"/>
+              </w:rPr>
+              <w:br/>
+            </w:r>
+            <w:r>
+              <w:rPr>
+                <w:rFonts w:ascii="Times New Roman" w:hAnsi="Times New Roman"/>
+                <w:iCs/>
+                <w:sz w:val="24"/>
+                <w:szCs w:val="24"/>
+                <w:lang w:val="en-IN"/>
+              </w:rPr>
+              <w:t>EMC</w:t>
+            </w:r>
+            <w:r>
+              <w:rPr>
+                <w:rFonts w:ascii="Times New Roman" w:hAnsi="Times New Roman"/>
+                <w:iCs/>
+                <w:sz w:val="24"/>
+                <w:szCs w:val="24"/>
+                <w:lang w:val="en-IN"/>
+              </w:rPr>
+              <w:t>,</w:t>
+            </w:r>
+            <w:r>
+              <w:rPr>
+                <w:rFonts w:ascii="Times New Roman" w:hAnsi="Times New Roman"/>
+                <w:iCs/>
+                <w:sz w:val="24"/>
+                <w:szCs w:val="24"/>
+                <w:lang w:val="en-IN"/>
+              </w:rPr>
+              <w:br/>
+            </w:r>
+            <w:proofErr w:type="spellStart"/>
+            <w:r>
+              <w:rPr>
+                <w:rFonts w:ascii="Times New Roman" w:hAnsi="Times New Roman"/>
+                <w:iCs/>
+                <w:sz w:val="24"/>
+                <w:szCs w:val="24"/>
+                <w:lang w:val="en-IN"/>
+              </w:rPr>
+              <w:t>DepthAnything</w:t>
+            </w:r>
+            <w:proofErr w:type="spellEnd"/>
+            <w:r>
+              <w:rPr>
+                <w:rFonts w:ascii="Times New Roman" w:hAnsi="Times New Roman"/>
+                <w:iCs/>
+                <w:sz w:val="24"/>
+                <w:szCs w:val="24"/>
+                <w:lang w:val="en-IN"/>
+              </w:rPr>
+              <w:t>,</w:t>
+            </w:r>
+            <w:r>
+              <w:rPr>
+                <w:rFonts w:ascii="Times New Roman" w:hAnsi="Times New Roman"/>
+                <w:iCs/>
+                <w:sz w:val="24"/>
+                <w:szCs w:val="24"/>
+                <w:lang w:val="en-IN"/>
+              </w:rPr>
+              <w:br/>
+              <w:t>MBTP,</w:t>
+            </w:r>
+            <w:r>
+              <w:rPr>
+                <w:rFonts w:ascii="Times New Roman" w:hAnsi="Times New Roman"/>
+                <w:iCs/>
+                <w:sz w:val="24"/>
+                <w:szCs w:val="24"/>
+                <w:lang w:val="en-IN"/>
+              </w:rPr>
+              <w:br/>
+              <w:t>CDKF.</w:t>
+            </w:r>
+          </w:p>
+          <w:p>
+            <w:pPr>
+              <w:spacing w:after="0" w:line="240" w:lineRule="auto"/>
+              <w:rPr>
+                <w:rFonts w:ascii="Times New Roman" w:hAnsi="Times New Roman"/>
+                <w:iCs/>
+                <w:sz w:val="24"/>
+                <w:szCs w:val="24"/>
+              </w:rPr>
+            </w:pPr>
+          </w:p>
+        </w:tc>
+        <w:tc>
+          <w:tcPr>
+            <w:tcW w:w="3601" w:type="dxa"/>
+          </w:tcPr>
+          <w:p>
+            <w:pPr>
+              <w:spacing w:after="0" w:line="240" w:lineRule="auto"/>
+              <w:rPr>
+                <w:rFonts w:ascii="Times New Roman" w:hAnsi="Times New Roman"/>
+                <w:iCs/>
+                <w:sz w:val="24"/>
+                <w:szCs w:val="24"/>
+              </w:rPr>
+            </w:pPr>
+            <w:r>
+              <w:rPr>
+                <w:rFonts w:ascii="Times New Roman" w:hAnsi="Times New Roman"/>
+                <w:iCs/>
+                <w:sz w:val="24"/>
+                <w:szCs w:val="24"/>
+              </w:rPr>
+              <w:t>I conclude that integrating enhanced object detection, monocular depth estimation, pixel-level area computation, and Kalman-based smoothing can significantly improve the precision and reliability of pothole detection.</w:t>
+            </w:r>
+          </w:p>
+          <w:p>
+            <w:pPr>
+              <w:spacing w:after="0" w:line="240" w:lineRule="auto"/>
+              <w:rPr>
+                <w:rFonts w:ascii="Times New Roman" w:hAnsi="Times New Roman"/>
+                <w:iCs/>
+                <w:sz w:val="24"/>
+                <w:szCs w:val="24"/>
+              </w:rPr>
+            </w:pPr>
+          </w:p>
+        </w:tc>
+      </w:tr>
+      <w:tr>
+        <w:tc>
+          <w:tcPr>
+            <w:tcW w:w="852" w:type="dxa"/>
+          </w:tcPr>
+          <w:p>
+            <w:pPr>
+              <w:pStyle w:val="ListParagraph"/>
+              <w:numPr>
+                <w:ilvl w:val="0"/>
+                <w:numId w:val="7"/>
+              </w:numPr>
+              <w:spacing w:after="0" w:line="240" w:lineRule="auto"/>
+              <w:rPr>
+                <w:rFonts w:ascii="Times New Roman" w:hAnsi="Times New Roman"/>
+                <w:iCs/>
+                <w:sz w:val="24"/>
+                <w:szCs w:val="24"/>
+              </w:rPr>
+            </w:pPr>
+          </w:p>
+        </w:tc>
+        <w:tc>
+          <w:tcPr>
+            <w:tcW w:w="2118" w:type="dxa"/>
+          </w:tcPr>
+          <w:p>
+            <w:pPr>
+              <w:spacing w:after="0" w:line="240" w:lineRule="auto"/>
+              <w:rPr>
+                <w:rFonts w:ascii="Times New Roman" w:hAnsi="Times New Roman"/>
+                <w:iCs/>
+                <w:sz w:val="24"/>
+                <w:szCs w:val="24"/>
+              </w:rPr>
+            </w:pPr>
+            <w:r>
+              <w:rPr>
+                <w:rFonts w:ascii="Times New Roman" w:hAnsi="Times New Roman"/>
+                <w:iCs/>
+                <w:sz w:val="24"/>
+                <w:szCs w:val="24"/>
+                <w:lang w:val="en-IN"/>
+              </w:rPr>
+              <w:t>Mobile3DRecon: Real-time Monocular 3D Reconstruction on a Mobile Phone</w:t>
+            </w:r>
+          </w:p>
+          <w:p>
+            <w:pPr>
+              <w:spacing w:after="0" w:line="240" w:lineRule="auto"/>
+              <w:rPr>
+                <w:rFonts w:ascii="Times New Roman" w:hAnsi="Times New Roman"/>
+                <w:iCs/>
+                <w:sz w:val="24"/>
+                <w:szCs w:val="24"/>
+              </w:rPr>
+            </w:pPr>
+          </w:p>
+        </w:tc>
+        <w:tc>
+          <w:tcPr>
+            <w:tcW w:w="2035" w:type="dxa"/>
+          </w:tcPr>
+          <w:p>
+            <w:pPr>
+              <w:spacing w:after="0" w:line="240" w:lineRule="auto"/>
+              <w:rPr>
+                <w:rFonts w:ascii="Times New Roman" w:hAnsi="Times New Roman"/>
+                <w:iCs/>
+                <w:sz w:val="24"/>
+                <w:szCs w:val="24"/>
+              </w:rPr>
+            </w:pPr>
+            <w:proofErr w:type="spellStart"/>
+            <w:r>
+              <w:rPr>
+                <w:rFonts w:ascii="Times New Roman" w:hAnsi="Times New Roman"/>
+                <w:iCs/>
+                <w:sz w:val="24"/>
+                <w:szCs w:val="24"/>
+              </w:rPr>
+              <w:t>Xingbin</w:t>
+            </w:r>
+            <w:proofErr w:type="spellEnd"/>
+            <w:r>
+              <w:rPr>
+                <w:rFonts w:ascii="Times New Roman" w:hAnsi="Times New Roman"/>
+                <w:iCs/>
+                <w:sz w:val="24"/>
+                <w:szCs w:val="24"/>
+              </w:rPr>
+              <w:t xml:space="preserve"> Yang, </w:t>
+            </w:r>
+            <w:proofErr w:type="spellStart"/>
+            <w:r>
+              <w:rPr>
+                <w:rFonts w:ascii="Times New Roman" w:hAnsi="Times New Roman"/>
+                <w:iCs/>
+                <w:sz w:val="24"/>
+                <w:szCs w:val="24"/>
+              </w:rPr>
+              <w:t>Liyang</w:t>
+            </w:r>
+            <w:proofErr w:type="spellEnd"/>
+            <w:r>
+              <w:rPr>
+                <w:rFonts w:ascii="Times New Roman" w:hAnsi="Times New Roman"/>
+                <w:iCs/>
+                <w:sz w:val="24"/>
+                <w:szCs w:val="24"/>
+              </w:rPr>
+              <w:t xml:space="preserve"> Zhou, </w:t>
+            </w:r>
+            <w:proofErr w:type="spellStart"/>
+            <w:r>
+              <w:rPr>
+                <w:rFonts w:ascii="Times New Roman" w:hAnsi="Times New Roman"/>
+                <w:iCs/>
+                <w:sz w:val="24"/>
+                <w:szCs w:val="24"/>
+              </w:rPr>
+              <w:t>Hanqing</w:t>
+            </w:r>
+            <w:proofErr w:type="spellEnd"/>
+            <w:r>
+              <w:rPr>
+                <w:rFonts w:ascii="Times New Roman" w:hAnsi="Times New Roman"/>
+                <w:iCs/>
+                <w:sz w:val="24"/>
+                <w:szCs w:val="24"/>
+              </w:rPr>
+              <w:t xml:space="preserve"> Jiang, </w:t>
+            </w:r>
+            <w:proofErr w:type="spellStart"/>
+            <w:r>
+              <w:rPr>
+                <w:rFonts w:ascii="Times New Roman" w:hAnsi="Times New Roman"/>
+                <w:iCs/>
+                <w:sz w:val="24"/>
+                <w:szCs w:val="24"/>
+              </w:rPr>
+              <w:t>Zhongliang</w:t>
+            </w:r>
+            <w:proofErr w:type="spellEnd"/>
+            <w:r>
+              <w:rPr>
+                <w:rFonts w:ascii="Times New Roman" w:hAnsi="Times New Roman"/>
+                <w:iCs/>
+                <w:sz w:val="24"/>
+                <w:szCs w:val="24"/>
+              </w:rPr>
+              <w:t xml:space="preserve"> Tang, </w:t>
+            </w:r>
+            <w:proofErr w:type="spellStart"/>
+            <w:r>
+              <w:rPr>
+                <w:rFonts w:ascii="Times New Roman" w:hAnsi="Times New Roman"/>
+                <w:iCs/>
+                <w:sz w:val="24"/>
+                <w:szCs w:val="24"/>
+              </w:rPr>
+              <w:t>Yuanbo</w:t>
+            </w:r>
+            <w:proofErr w:type="spellEnd"/>
+            <w:r>
+              <w:rPr>
+                <w:rFonts w:ascii="Times New Roman" w:hAnsi="Times New Roman"/>
+                <w:iCs/>
+                <w:sz w:val="24"/>
+                <w:szCs w:val="24"/>
+              </w:rPr>
+              <w:t xml:space="preserve"> Wang, </w:t>
+            </w:r>
+            <w:proofErr w:type="spellStart"/>
+            <w:r>
+              <w:rPr>
+                <w:rFonts w:ascii="Times New Roman" w:hAnsi="Times New Roman"/>
+                <w:iCs/>
+                <w:sz w:val="24"/>
+                <w:szCs w:val="24"/>
+              </w:rPr>
+              <w:t>Hujun</w:t>
+            </w:r>
+            <w:proofErr w:type="spellEnd"/>
+            <w:r>
+              <w:rPr>
+                <w:rFonts w:ascii="Times New Roman" w:hAnsi="Times New Roman"/>
+                <w:iCs/>
+                <w:sz w:val="24"/>
+                <w:szCs w:val="24"/>
+              </w:rPr>
+              <w:t xml:space="preserve"> Bao, Guofeng Zhang</w:t>
+            </w:r>
+          </w:p>
+        </w:tc>
+        <w:tc>
+          <w:tcPr>
+            <w:tcW w:w="771" w:type="dxa"/>
+          </w:tcPr>
+          <w:p>
+            <w:pPr>
+              <w:spacing w:after="0" w:line="240" w:lineRule="auto"/>
+              <w:rPr>
+                <w:rFonts w:ascii="Times New Roman" w:hAnsi="Times New Roman"/>
+                <w:iCs/>
+                <w:sz w:val="24"/>
+                <w:szCs w:val="24"/>
+              </w:rPr>
+            </w:pPr>
+            <w:r>
+              <w:rPr>
+                <w:rFonts w:ascii="Times New Roman" w:hAnsi="Times New Roman"/>
+                <w:iCs/>
+                <w:sz w:val="24"/>
+                <w:szCs w:val="24"/>
+              </w:rPr>
+              <w:t>2020</w:t>
+            </w:r>
+          </w:p>
+        </w:tc>
+        <w:tc>
+          <w:tcPr>
+            <w:tcW w:w="2189" w:type="dxa"/>
+          </w:tcPr>
+          <w:p>
+            <w:pPr>
+              <w:spacing w:after="0" w:line="240" w:lineRule="auto"/>
+              <w:rPr>
+                <w:rFonts w:ascii="Times New Roman" w:hAnsi="Times New Roman"/>
+                <w:iCs/>
+                <w:sz w:val="24"/>
+                <w:szCs w:val="24"/>
+              </w:rPr>
+            </w:pPr>
+            <w:r>
+              <w:rPr>
+                <w:rFonts w:ascii="Times New Roman" w:hAnsi="Times New Roman"/>
+                <w:iCs/>
+                <w:sz w:val="24"/>
+                <w:szCs w:val="24"/>
+                <w:lang w:val="en-IN"/>
+              </w:rPr>
+              <w:t>Monocular camera,</w:t>
+            </w:r>
+            <w:r>
+              <w:rPr>
+                <w:rFonts w:ascii="Times New Roman" w:hAnsi="Times New Roman"/>
+                <w:iCs/>
+                <w:sz w:val="24"/>
+                <w:szCs w:val="24"/>
+                <w:lang w:val="en-IN"/>
+              </w:rPr>
+              <w:br/>
+              <w:t>6DoF SLAM,</w:t>
+            </w:r>
+            <w:r>
+              <w:rPr>
+                <w:rFonts w:ascii="Times New Roman" w:hAnsi="Times New Roman"/>
+                <w:iCs/>
+                <w:sz w:val="24"/>
+                <w:szCs w:val="24"/>
+                <w:lang w:val="en-IN"/>
+              </w:rPr>
+              <w:br/>
+              <w:t>SGM,</w:t>
+            </w:r>
+            <w:r>
+              <w:rPr>
+                <w:rFonts w:ascii="Times New Roman" w:hAnsi="Times New Roman"/>
+                <w:iCs/>
+                <w:sz w:val="24"/>
+                <w:szCs w:val="24"/>
+                <w:lang w:val="en-IN"/>
+              </w:rPr>
+              <w:br/>
+              <w:t>DNN,</w:t>
+            </w:r>
+            <w:r>
+              <w:rPr>
+                <w:rFonts w:ascii="Times New Roman" w:hAnsi="Times New Roman"/>
+                <w:iCs/>
+                <w:sz w:val="24"/>
+                <w:szCs w:val="24"/>
+                <w:lang w:val="en-IN"/>
+              </w:rPr>
+              <w:br/>
+              <w:t>TSDF voxel fusion,</w:t>
+            </w:r>
+            <w:r>
+              <w:rPr>
+                <w:rFonts w:ascii="Times New Roman" w:hAnsi="Times New Roman"/>
+                <w:iCs/>
+                <w:sz w:val="24"/>
+                <w:szCs w:val="24"/>
+                <w:lang w:val="en-IN"/>
+              </w:rPr>
+              <w:br/>
+              <w:t>Mesh generation algorithm on mobile CPUs.</w:t>
+            </w:r>
+          </w:p>
+          <w:p>
+            <w:pPr>
+              <w:spacing w:after="0" w:line="240" w:lineRule="auto"/>
+              <w:rPr>
+                <w:rFonts w:ascii="Times New Roman" w:hAnsi="Times New Roman"/>
+                <w:iCs/>
+                <w:sz w:val="24"/>
+                <w:szCs w:val="24"/>
+              </w:rPr>
+            </w:pPr>
+          </w:p>
+        </w:tc>
+        <w:tc>
+          <w:tcPr>
+            <w:tcW w:w="3601" w:type="dxa"/>
+          </w:tcPr>
+          <w:p>
+            <w:pPr>
+              <w:spacing w:after="0" w:line="240" w:lineRule="auto"/>
+              <w:rPr>
+                <w:rFonts w:ascii="Times New Roman" w:hAnsi="Times New Roman"/>
+                <w:iCs/>
+                <w:sz w:val="24"/>
+                <w:szCs w:val="24"/>
+              </w:rPr>
+            </w:pPr>
+            <w:r>
+              <w:rPr>
+                <w:rFonts w:ascii="Times New Roman" w:hAnsi="Times New Roman"/>
+                <w:iCs/>
+                <w:sz w:val="24"/>
+                <w:szCs w:val="24"/>
+                <w:lang w:val="en-IN"/>
+              </w:rPr>
+              <w:t>I conclude that their mobile-focused, CPU-based incremental mesh generation offers techniques and system design ideas directly applicable to resource-constrained 3D reconstruction tasks like pothole mapping or detection.</w:t>
+            </w:r>
+          </w:p>
+          <w:p>
+            <w:pPr>
+              <w:spacing w:after="0" w:line="240" w:lineRule="auto"/>
+              <w:rPr>
+                <w:rFonts w:ascii="Times New Roman" w:hAnsi="Times New Roman"/>
+                <w:iCs/>
+                <w:sz w:val="24"/>
+                <w:szCs w:val="24"/>
+              </w:rPr>
+            </w:pPr>
+          </w:p>
+        </w:tc>
+      </w:tr>
+      <w:tr>
+        <w:tc>
+          <w:tcPr>
+            <w:tcW w:w="852" w:type="dxa"/>
+          </w:tcPr>
+          <w:p>
+            <w:pPr>
+              <w:pStyle w:val="ListParagraph"/>
+              <w:numPr>
+                <w:ilvl w:val="0"/>
+                <w:numId w:val="7"/>
+              </w:numPr>
+              <w:spacing w:after="0" w:line="240" w:lineRule="auto"/>
+              <w:rPr>
+                <w:rFonts w:ascii="Times New Roman" w:hAnsi="Times New Roman"/>
+                <w:iCs/>
+                <w:sz w:val="24"/>
+                <w:szCs w:val="24"/>
+              </w:rPr>
+            </w:pPr>
+          </w:p>
+        </w:tc>
+        <w:tc>
+          <w:tcPr>
+            <w:tcW w:w="2118" w:type="dxa"/>
+          </w:tcPr>
+          <w:p>
+            <w:pPr>
+              <w:spacing w:after="0" w:line="240" w:lineRule="auto"/>
+              <w:rPr>
+                <w:rFonts w:ascii="Times New Roman" w:hAnsi="Times New Roman"/>
+                <w:iCs/>
+                <w:sz w:val="24"/>
+                <w:szCs w:val="24"/>
+              </w:rPr>
+            </w:pPr>
+            <w:r>
+              <w:rPr>
+                <w:rFonts w:ascii="Times New Roman" w:hAnsi="Times New Roman"/>
+                <w:iCs/>
+                <w:sz w:val="24"/>
+                <w:szCs w:val="24"/>
+                <w:lang w:val="en-IN"/>
+              </w:rPr>
+              <w:t>Pothole and Plain Road Classification Using Adaptive Mutation Dipper Throated Optimization and Transfer Learning for Self-Driving Cars.</w:t>
+            </w:r>
+          </w:p>
+          <w:p>
+            <w:pPr>
+              <w:spacing w:after="0" w:line="240" w:lineRule="auto"/>
+              <w:rPr>
+                <w:rFonts w:ascii="Times New Roman" w:hAnsi="Times New Roman"/>
+                <w:iCs/>
+                <w:sz w:val="24"/>
+                <w:szCs w:val="24"/>
+              </w:rPr>
+            </w:pPr>
+          </w:p>
+        </w:tc>
+        <w:tc>
+          <w:tcPr>
+            <w:tcW w:w="2035" w:type="dxa"/>
+          </w:tcPr>
+          <w:p>
+            <w:pPr>
+              <w:spacing w:after="0" w:line="240" w:lineRule="auto"/>
+              <w:rPr>
+                <w:rFonts w:ascii="Times New Roman" w:hAnsi="Times New Roman"/>
+                <w:iCs/>
+                <w:sz w:val="24"/>
+                <w:szCs w:val="24"/>
+              </w:rPr>
+            </w:pPr>
+            <w:r>
+              <w:rPr>
+                <w:rFonts w:ascii="Times New Roman" w:hAnsi="Times New Roman"/>
+                <w:iCs/>
+                <w:sz w:val="24"/>
+                <w:szCs w:val="24"/>
+              </w:rPr>
+              <w:t>Amel Ali Alhussan, Doaa Sami Khafaga, El-Sayed M. El-</w:t>
+            </w:r>
+            <w:proofErr w:type="spellStart"/>
+            <w:r>
+              <w:rPr>
+                <w:rFonts w:ascii="Times New Roman" w:hAnsi="Times New Roman"/>
+                <w:iCs/>
+                <w:sz w:val="24"/>
+                <w:szCs w:val="24"/>
+              </w:rPr>
+              <w:t>Kenawy</w:t>
+            </w:r>
+            <w:proofErr w:type="spellEnd"/>
+            <w:r>
+              <w:rPr>
+                <w:rFonts w:ascii="Times New Roman" w:hAnsi="Times New Roman"/>
+                <w:iCs/>
+                <w:sz w:val="24"/>
+                <w:szCs w:val="24"/>
+              </w:rPr>
+              <w:t>,</w:t>
+            </w:r>
+            <w:r>
+              <w:rPr>
+                <w:rFonts w:ascii="Times New Roman" w:hAnsi="Times New Roman"/>
+                <w:iCs/>
+                <w:sz w:val="24"/>
+                <w:szCs w:val="24"/>
+              </w:rPr>
+              <w:br/>
+            </w:r>
+            <w:proofErr w:type="spellStart"/>
+            <w:r>
+              <w:rPr>
+                <w:rFonts w:ascii="Times New Roman" w:hAnsi="Times New Roman"/>
+                <w:iCs/>
+                <w:sz w:val="24"/>
+                <w:szCs w:val="24"/>
+              </w:rPr>
+              <w:t>Abdelhameed</w:t>
+            </w:r>
+            <w:proofErr w:type="spellEnd"/>
+            <w:r>
+              <w:rPr>
+                <w:rFonts w:ascii="Times New Roman" w:hAnsi="Times New Roman"/>
+                <w:iCs/>
+                <w:sz w:val="24"/>
+                <w:szCs w:val="24"/>
+              </w:rPr>
+              <w:t xml:space="preserve"> Ibrahim, Marwa Metwally Eid, Abdelaziz A. Abdelhamid</w:t>
+            </w:r>
+          </w:p>
+        </w:tc>
+        <w:tc>
+          <w:tcPr>
+            <w:tcW w:w="771" w:type="dxa"/>
+          </w:tcPr>
+          <w:p>
+            <w:pPr>
+              <w:spacing w:after="0" w:line="240" w:lineRule="auto"/>
+              <w:rPr>
+                <w:rFonts w:ascii="Times New Roman" w:hAnsi="Times New Roman"/>
+                <w:iCs/>
+                <w:sz w:val="24"/>
+                <w:szCs w:val="24"/>
+              </w:rPr>
+            </w:pPr>
+            <w:r>
+              <w:rPr>
+                <w:rFonts w:ascii="Times New Roman" w:hAnsi="Times New Roman"/>
+                <w:iCs/>
+                <w:sz w:val="24"/>
+                <w:szCs w:val="24"/>
+              </w:rPr>
+              <w:t>2022</w:t>
+            </w:r>
+          </w:p>
+        </w:tc>
+        <w:tc>
+          <w:tcPr>
+            <w:tcW w:w="2189" w:type="dxa"/>
+          </w:tcPr>
+          <w:p>
+            <w:pPr>
+              <w:spacing w:after="0" w:line="240" w:lineRule="auto"/>
+              <w:rPr>
+                <w:rFonts w:ascii="Times New Roman" w:hAnsi="Times New Roman"/>
+                <w:iCs/>
+                <w:sz w:val="24"/>
+                <w:szCs w:val="24"/>
+              </w:rPr>
+            </w:pPr>
+            <w:r>
+              <w:rPr>
+                <w:rFonts w:ascii="Times New Roman" w:hAnsi="Times New Roman"/>
+                <w:iCs/>
+                <w:sz w:val="24"/>
+                <w:szCs w:val="24"/>
+                <w:lang w:val="en-IN"/>
+              </w:rPr>
+              <w:t xml:space="preserve">ResNet-50, </w:t>
+            </w:r>
+            <w:r>
+              <w:rPr>
+                <w:rFonts w:ascii="Times New Roman" w:hAnsi="Times New Roman"/>
+                <w:iCs/>
+                <w:sz w:val="24"/>
+                <w:szCs w:val="24"/>
+                <w:lang w:val="en-IN"/>
+              </w:rPr>
+              <w:br/>
+              <w:t>Binary Advanced Mutation,</w:t>
+            </w:r>
+            <w:r>
+              <w:rPr>
+                <w:rFonts w:ascii="Times New Roman" w:hAnsi="Times New Roman"/>
+                <w:iCs/>
+                <w:sz w:val="24"/>
+                <w:szCs w:val="24"/>
+                <w:lang w:val="en-IN"/>
+              </w:rPr>
+              <w:br/>
+              <w:t>Dipper Throated Optimization,</w:t>
+            </w:r>
+            <w:r>
+              <w:rPr>
+                <w:rFonts w:ascii="Times New Roman" w:hAnsi="Times New Roman"/>
+                <w:iCs/>
+                <w:sz w:val="24"/>
+                <w:szCs w:val="24"/>
+                <w:lang w:val="en-IN"/>
+              </w:rPr>
+              <w:br/>
+              <w:t>SMOTE,</w:t>
+            </w:r>
+            <w:r>
+              <w:rPr>
+                <w:rFonts w:ascii="Times New Roman" w:hAnsi="Times New Roman"/>
+                <w:iCs/>
+                <w:sz w:val="24"/>
+                <w:szCs w:val="24"/>
+                <w:lang w:val="en-IN"/>
+              </w:rPr>
+              <w:br/>
+              <w:t>Random Forest,</w:t>
+            </w:r>
+            <w:r>
+              <w:rPr>
+                <w:rFonts w:ascii="Times New Roman" w:hAnsi="Times New Roman"/>
+                <w:iCs/>
+                <w:sz w:val="24"/>
+                <w:szCs w:val="24"/>
+                <w:lang w:val="en-IN"/>
+              </w:rPr>
+              <w:br/>
+              <w:t>AMDTO optimizer.</w:t>
+            </w:r>
+          </w:p>
+          <w:p>
+            <w:pPr>
+              <w:spacing w:after="0" w:line="240" w:lineRule="auto"/>
+              <w:rPr>
+                <w:rFonts w:ascii="Times New Roman" w:hAnsi="Times New Roman"/>
+                <w:iCs/>
+                <w:sz w:val="24"/>
+                <w:szCs w:val="24"/>
+              </w:rPr>
+            </w:pPr>
+          </w:p>
+        </w:tc>
+        <w:tc>
+          <w:tcPr>
+            <w:tcW w:w="3601" w:type="dxa"/>
+          </w:tcPr>
+          <w:p>
+            <w:pPr>
+              <w:spacing w:after="0" w:line="240" w:lineRule="auto"/>
+              <w:rPr>
+                <w:rFonts w:ascii="Times New Roman" w:hAnsi="Times New Roman"/>
+                <w:iCs/>
+                <w:sz w:val="24"/>
+                <w:szCs w:val="24"/>
+              </w:rPr>
+            </w:pPr>
+            <w:r>
+              <w:rPr>
+                <w:rFonts w:ascii="Times New Roman" w:hAnsi="Times New Roman"/>
+                <w:iCs/>
+                <w:sz w:val="24"/>
+                <w:szCs w:val="24"/>
+                <w:lang w:val="en-IN"/>
+              </w:rPr>
+              <w:t>I conclude that applying meta-heuristic optimization for feature selection and classifier tuning together with an improved SMOTE balancing step can dramatically boost pothole vs plain-road classification accuracy.</w:t>
+            </w:r>
+          </w:p>
+          <w:p>
+            <w:pPr>
+              <w:spacing w:after="0" w:line="240" w:lineRule="auto"/>
+              <w:rPr>
+                <w:rFonts w:ascii="Times New Roman" w:hAnsi="Times New Roman"/>
+                <w:iCs/>
+                <w:sz w:val="24"/>
+                <w:szCs w:val="24"/>
+              </w:rPr>
+            </w:pPr>
+          </w:p>
+          <w:p>
+            <w:pPr>
+              <w:rPr>
+                <w:rFonts w:ascii="Times New Roman" w:hAnsi="Times New Roman"/>
+                <w:sz w:val="24"/>
+                <w:szCs w:val="24"/>
+              </w:rPr>
+            </w:pPr>
+          </w:p>
+        </w:tc>
+      </w:tr>
+      <w:tr>
+        <w:tc>
+          <w:tcPr>
+            <w:tcW w:w="852" w:type="dxa"/>
+          </w:tcPr>
+          <w:p>
+            <w:pPr>
+              <w:pStyle w:val="ListParagraph"/>
+              <w:numPr>
+                <w:ilvl w:val="0"/>
+                <w:numId w:val="7"/>
+              </w:numPr>
+              <w:spacing w:after="0" w:line="240" w:lineRule="auto"/>
+              <w:rPr>
+                <w:rFonts w:ascii="Times New Roman" w:hAnsi="Times New Roman"/>
+                <w:iCs/>
+                <w:sz w:val="24"/>
+                <w:szCs w:val="24"/>
+              </w:rPr>
+            </w:pPr>
+          </w:p>
+        </w:tc>
+        <w:tc>
+          <w:tcPr>
+            <w:tcW w:w="2118" w:type="dxa"/>
+          </w:tcPr>
+          <w:p>
+            <w:pPr>
+              <w:spacing w:after="0" w:line="240" w:lineRule="auto"/>
+              <w:rPr>
+                <w:rFonts w:ascii="Times New Roman" w:hAnsi="Times New Roman"/>
+                <w:iCs/>
+                <w:sz w:val="24"/>
+                <w:szCs w:val="24"/>
+              </w:rPr>
+            </w:pPr>
+            <w:r>
+              <w:rPr>
+                <w:rFonts w:ascii="Times New Roman" w:hAnsi="Times New Roman"/>
+                <w:iCs/>
+                <w:sz w:val="24"/>
+                <w:szCs w:val="24"/>
+                <w:lang w:val="en-IN"/>
+              </w:rPr>
+              <w:t>Real-time scene reconstruction and triangle mesh generation using multiple RGB-D cameras</w:t>
+            </w:r>
+          </w:p>
+          <w:p>
+            <w:pPr>
+              <w:spacing w:after="0" w:line="240" w:lineRule="auto"/>
+              <w:rPr>
+                <w:rFonts w:ascii="Times New Roman" w:hAnsi="Times New Roman"/>
+                <w:iCs/>
+                <w:sz w:val="24"/>
+                <w:szCs w:val="24"/>
+              </w:rPr>
+            </w:pPr>
+          </w:p>
+        </w:tc>
+        <w:tc>
+          <w:tcPr>
+            <w:tcW w:w="2035" w:type="dxa"/>
+          </w:tcPr>
+          <w:p>
+            <w:pPr>
+              <w:spacing w:after="0" w:line="240" w:lineRule="auto"/>
+              <w:rPr>
+                <w:rFonts w:ascii="Times New Roman" w:hAnsi="Times New Roman"/>
+                <w:iCs/>
+                <w:sz w:val="24"/>
+                <w:szCs w:val="24"/>
+              </w:rPr>
+            </w:pPr>
+            <w:r>
+              <w:rPr>
+                <w:rFonts w:ascii="Times New Roman" w:hAnsi="Times New Roman"/>
+                <w:iCs/>
+                <w:sz w:val="24"/>
+                <w:szCs w:val="24"/>
+              </w:rPr>
+              <w:t xml:space="preserve">Siim </w:t>
+            </w:r>
+            <w:proofErr w:type="spellStart"/>
+            <w:r>
+              <w:rPr>
+                <w:rFonts w:ascii="Times New Roman" w:hAnsi="Times New Roman"/>
+                <w:iCs/>
+                <w:sz w:val="24"/>
+                <w:szCs w:val="24"/>
+              </w:rPr>
+              <w:t>Meerits</w:t>
+            </w:r>
+            <w:proofErr w:type="spellEnd"/>
+            <w:r>
+              <w:rPr>
+                <w:rFonts w:ascii="Times New Roman" w:hAnsi="Times New Roman"/>
+                <w:iCs/>
+                <w:sz w:val="24"/>
+                <w:szCs w:val="24"/>
+              </w:rPr>
+              <w:t xml:space="preserve">, </w:t>
+            </w:r>
+            <w:r>
+              <w:rPr>
+                <w:rFonts w:ascii="Times New Roman" w:hAnsi="Times New Roman"/>
+                <w:iCs/>
+                <w:sz w:val="24"/>
+                <w:szCs w:val="24"/>
+              </w:rPr>
+              <w:t>Vincent Nozick</w:t>
+            </w:r>
+            <w:r>
+              <w:rPr>
+                <w:rFonts w:ascii="Times New Roman" w:hAnsi="Times New Roman"/>
+                <w:iCs/>
+                <w:sz w:val="24"/>
+                <w:szCs w:val="24"/>
+              </w:rPr>
+              <w:t xml:space="preserve">, </w:t>
+            </w:r>
+            <w:r>
+              <w:rPr>
+                <w:rFonts w:ascii="Times New Roman" w:hAnsi="Times New Roman"/>
+                <w:iCs/>
+                <w:sz w:val="24"/>
+                <w:szCs w:val="24"/>
+              </w:rPr>
+              <w:t>Hideo Saito</w:t>
+            </w:r>
+          </w:p>
+        </w:tc>
+        <w:tc>
+          <w:tcPr>
+            <w:tcW w:w="771" w:type="dxa"/>
+          </w:tcPr>
+          <w:p>
+            <w:pPr>
+              <w:spacing w:after="0" w:line="240" w:lineRule="auto"/>
+              <w:rPr>
+                <w:rFonts w:ascii="Times New Roman" w:hAnsi="Times New Roman"/>
+                <w:iCs/>
+                <w:sz w:val="24"/>
+                <w:szCs w:val="24"/>
+              </w:rPr>
+            </w:pPr>
+            <w:r>
+              <w:rPr>
+                <w:rFonts w:ascii="Times New Roman" w:hAnsi="Times New Roman"/>
+                <w:iCs/>
+                <w:sz w:val="24"/>
+                <w:szCs w:val="24"/>
+              </w:rPr>
+              <w:t>2017</w:t>
+            </w:r>
+          </w:p>
+        </w:tc>
+        <w:tc>
+          <w:tcPr>
+            <w:tcW w:w="2189" w:type="dxa"/>
+          </w:tcPr>
+          <w:p>
+            <w:pPr>
+              <w:spacing w:after="0" w:line="240" w:lineRule="auto"/>
+              <w:rPr>
+                <w:rFonts w:ascii="Times New Roman" w:hAnsi="Times New Roman"/>
+                <w:iCs/>
+                <w:sz w:val="24"/>
+                <w:szCs w:val="24"/>
+              </w:rPr>
+            </w:pPr>
+            <w:r>
+              <w:rPr>
+                <w:rFonts w:ascii="Times New Roman" w:hAnsi="Times New Roman"/>
+                <w:iCs/>
+                <w:sz w:val="24"/>
+                <w:szCs w:val="24"/>
+                <w:lang w:val="en-IN"/>
+              </w:rPr>
+              <w:t>Point cloud smoothing,</w:t>
+            </w:r>
+            <w:r>
+              <w:rPr>
+                <w:rFonts w:ascii="Times New Roman" w:hAnsi="Times New Roman"/>
+                <w:iCs/>
+                <w:sz w:val="24"/>
+                <w:szCs w:val="24"/>
+                <w:lang w:val="en-IN"/>
+              </w:rPr>
+              <w:br/>
+              <w:t>Mesh zippering,</w:t>
+            </w:r>
+            <w:r>
+              <w:rPr>
+                <w:rFonts w:ascii="Times New Roman" w:hAnsi="Times New Roman"/>
+                <w:iCs/>
+                <w:sz w:val="24"/>
+                <w:szCs w:val="24"/>
+                <w:lang w:val="en-IN"/>
+              </w:rPr>
+              <w:br/>
+              <w:t>Direct triangle mesh generation,</w:t>
+            </w:r>
+            <w:r>
+              <w:rPr>
+                <w:rFonts w:ascii="Times New Roman" w:hAnsi="Times New Roman"/>
+                <w:iCs/>
+                <w:sz w:val="24"/>
+                <w:szCs w:val="24"/>
+                <w:lang w:val="en-IN"/>
+              </w:rPr>
+              <w:br/>
+              <w:t>Mesh merging.</w:t>
+            </w:r>
+          </w:p>
+          <w:p>
+            <w:pPr>
+              <w:spacing w:after="0" w:line="240" w:lineRule="auto"/>
+              <w:rPr>
+                <w:rFonts w:ascii="Times New Roman" w:hAnsi="Times New Roman"/>
+                <w:iCs/>
+                <w:sz w:val="24"/>
+                <w:szCs w:val="24"/>
+              </w:rPr>
+            </w:pPr>
+          </w:p>
+        </w:tc>
+        <w:tc>
+          <w:tcPr>
+            <w:tcW w:w="3601" w:type="dxa"/>
+          </w:tcPr>
+          <w:p>
+            <w:pPr>
+              <w:spacing w:after="0" w:line="240" w:lineRule="auto"/>
+              <w:rPr>
+                <w:rFonts w:ascii="Times New Roman" w:hAnsi="Times New Roman"/>
+                <w:iCs/>
+                <w:sz w:val="24"/>
+                <w:szCs w:val="24"/>
+              </w:rPr>
+            </w:pPr>
+            <w:r>
+              <w:rPr>
+                <w:rFonts w:ascii="Times New Roman" w:hAnsi="Times New Roman"/>
+                <w:iCs/>
+                <w:sz w:val="24"/>
+                <w:szCs w:val="24"/>
+                <w:lang w:val="en-IN"/>
+              </w:rPr>
+              <w:t xml:space="preserve">I conclude that their GPU-parallel mesh approach, gives insight into achieving fast, reliable surface </w:t>
+            </w:r>
+            <w:proofErr w:type="spellStart"/>
+            <w:r>
+              <w:rPr>
+                <w:rFonts w:ascii="Times New Roman" w:hAnsi="Times New Roman"/>
+                <w:iCs/>
+                <w:sz w:val="24"/>
+                <w:szCs w:val="24"/>
+                <w:lang w:val="en-IN"/>
+              </w:rPr>
+              <w:t>modeling</w:t>
+            </w:r>
+            <w:proofErr w:type="spellEnd"/>
+            <w:r>
+              <w:rPr>
+                <w:rFonts w:ascii="Times New Roman" w:hAnsi="Times New Roman"/>
+                <w:iCs/>
+                <w:sz w:val="24"/>
+                <w:szCs w:val="24"/>
+                <w:lang w:val="en-IN"/>
+              </w:rPr>
+              <w:t>—enhancing the efficiency of mesh processing in pothole detection systems.</w:t>
+            </w:r>
+          </w:p>
+          <w:p>
+            <w:pPr>
+              <w:spacing w:after="0" w:line="240" w:lineRule="auto"/>
+              <w:rPr>
+                <w:rFonts w:ascii="Times New Roman" w:hAnsi="Times New Roman"/>
+                <w:iCs/>
+                <w:sz w:val="24"/>
+                <w:szCs w:val="24"/>
+              </w:rPr>
+            </w:pPr>
+          </w:p>
+        </w:tc>
+      </w:tr>
+    </w:tbl>
+    <w:p>
+      <w:pPr>
+        <w:spacing w:after="0" w:line="240" w:lineRule="auto"/>
+        <w:ind w:left="360"/>
+        <w:rPr>
+          <w:rFonts w:ascii="Times New Roman" w:hAnsi="Times New Roman"/>
+          <w:b/>
+          <w:bCs/>
+          <w:iCs/>
+          <w:sz w:val="24"/>
+          <w:szCs w:val="24"/>
+        </w:rPr>
+      </w:pPr>
+    </w:p>
+    <w:p>
+      <w:pPr>
+        <w:spacing w:after="0" w:line="240" w:lineRule="auto"/>
+        <w:ind w:left="360"/>
+        <w:jc w:val="center"/>
+        <w:rPr>
+          <w:rFonts w:ascii="Times New Roman" w:hAnsi="Times New Roman"/>
+          <w:iCs/>
+          <w:sz w:val="24"/>
+          <w:szCs w:val="24"/>
+        </w:rPr>
+      </w:pPr>
+      <w:r>
+        <w:rPr>
+          <w:rFonts w:ascii="Times New Roman" w:hAnsi="Times New Roman"/>
+          <w:iCs/>
+          <w:sz w:val="24"/>
+          <w:szCs w:val="24"/>
+        </w:rPr>
+        <w:t>Table 2.6: Literature Survey Comparison</w:t>
+      </w:r>
+    </w:p>
+    <w:p>
+      <w:pPr>
+        <w:spacing w:after="0" w:line="240" w:lineRule="auto"/>
+        <w:ind w:left="360"/>
+        <w:rPr>
+          <w:rFonts w:ascii="Times New Roman" w:hAnsi="Times New Roman"/>
+          <w:b/>
+          <w:bCs/>
+          <w:iCs/>
+          <w:sz w:val="24"/>
+          <w:szCs w:val="24"/>
+        </w:rPr>
+      </w:pPr>
+    </w:p>
+    <w:p>
+      <w:pPr>
+        <w:spacing w:after="0" w:line="240" w:lineRule="auto"/>
+        <w:ind w:left="360"/>
         <w:rPr>
           <w:rFonts w:ascii="Times New Roman" w:hAnsi="Times New Roman"/>
           <w:b/>
@@ -12280,6 +16589,95 @@
       <w:rPr>
         <w:rFonts w:hint="default"/>
       </w:rPr>
+    </w:lvl>
+  </w:abstractNum>
+  <w:abstractNum w:abstractNumId="6" w15:restartNumberingAfterBreak="0">
+    <w:nsid w:val="7C0939CE"/>
+    <w:multiLevelType w:val="hybridMultilevel"/>
+    <w:tmpl w:val="B4FA84CE"/>
+    <w:lvl w:ilvl="0" w:tplc="0409000F">
+      <w:start w:val="1"/>
+      <w:numFmt w:val="decimal"/>
+      <w:lvlText w:val="%1."/>
+      <w:lvlJc w:val="left"/>
+      <w:pPr>
+        <w:ind w:left="720" w:hanging="360"/>
+      </w:pPr>
+      <w:rPr>
+        <w:rFonts w:hint="default"/>
+      </w:rPr>
+    </w:lvl>
+    <w:lvl w:ilvl="1" w:tplc="04090019" w:tentative="1">
+      <w:start w:val="1"/>
+      <w:numFmt w:val="lowerLetter"/>
+      <w:lvlText w:val="%2."/>
+      <w:lvlJc w:val="left"/>
+      <w:pPr>
+        <w:ind w:left="1440" w:hanging="360"/>
+      </w:pPr>
+    </w:lvl>
+    <w:lvl w:ilvl="2" w:tplc="0409001B" w:tentative="1">
+      <w:start w:val="1"/>
+      <w:numFmt w:val="lowerRoman"/>
+      <w:lvlText w:val="%3."/>
+      <w:lvlJc w:val="right"/>
+      <w:pPr>
+        <w:ind w:left="2160" w:hanging="180"/>
+      </w:pPr>
+    </w:lvl>
+    <w:lvl w:ilvl="3" w:tplc="0409000F" w:tentative="1">
+      <w:start w:val="1"/>
+      <w:numFmt w:val="decimal"/>
+      <w:lvlText w:val="%4."/>
+      <w:lvlJc w:val="left"/>
+      <w:pPr>
+        <w:ind w:left="2880" w:hanging="360"/>
+      </w:pPr>
+    </w:lvl>
+    <w:lvl w:ilvl="4" w:tplc="04090019" w:tentative="1">
+      <w:start w:val="1"/>
+      <w:numFmt w:val="lowerLetter"/>
+      <w:lvlText w:val="%5."/>
+      <w:lvlJc w:val="left"/>
+      <w:pPr>
+        <w:ind w:left="3600" w:hanging="360"/>
+      </w:pPr>
+    </w:lvl>
+    <w:lvl w:ilvl="5" w:tplc="0409001B" w:tentative="1">
+      <w:start w:val="1"/>
+      <w:numFmt w:val="lowerRoman"/>
+      <w:lvlText w:val="%6."/>
+      <w:lvlJc w:val="right"/>
+      <w:pPr>
+        <w:ind w:left="4320" w:hanging="180"/>
+      </w:pPr>
+    </w:lvl>
+    <w:lvl w:ilvl="6" w:tplc="0409000F" w:tentative="1">
+      <w:start w:val="1"/>
+      <w:numFmt w:val="decimal"/>
+      <w:lvlText w:val="%7."/>
+      <w:lvlJc w:val="left"/>
+      <w:pPr>
+        <w:ind w:left="5040" w:hanging="360"/>
+      </w:pPr>
+    </w:lvl>
+    <w:lvl w:ilvl="7" w:tplc="04090019" w:tentative="1">
+      <w:start w:val="1"/>
+      <w:numFmt w:val="lowerLetter"/>
+      <w:lvlText w:val="%8."/>
+      <w:lvlJc w:val="left"/>
+      <w:pPr>
+        <w:ind w:left="5760" w:hanging="360"/>
+      </w:pPr>
+    </w:lvl>
+    <w:lvl w:ilvl="8" w:tplc="0409001B" w:tentative="1">
+      <w:start w:val="1"/>
+      <w:numFmt w:val="lowerRoman"/>
+      <w:lvlText w:val="%9."/>
+      <w:lvlJc w:val="right"/>
+      <w:pPr>
+        <w:ind w:left="6480" w:hanging="180"/>
+      </w:pPr>
     </w:lvl>
   </w:abstractNum>
   <w:num w:numId="1" w16cid:durableId="216665290">
@@ -12299,6 +16697,9 @@
   </w:num>
   <w:num w:numId="6" w16cid:durableId="1297099782">
     <w:abstractNumId w:val="2"/>
+  </w:num>
+  <w:num w:numId="7" w16cid:durableId="630474358">
+    <w:abstractNumId w:val="6"/>
   </w:num>
 </w:numbering>
 </file>
@@ -12695,7 +17096,7 @@
   <w:style w:type="paragraph" w:default="1" w:styleId="Normal">
     <w:name w:val="Normal"/>
     <w:qFormat/>
-    <w:rsid w:val="009015E8"/>
+    <w:rsid w:val="00E27CCC"/>
     <w:pPr>
       <w:spacing w:after="200" w:line="276" w:lineRule="auto"/>
     </w:pPr>
@@ -12755,7 +17156,6 @@
   <w:style w:type="character" w:default="1" w:styleId="DefaultParagraphFont">
     <w:name w:val="Default Paragraph Font"/>
     <w:uiPriority w:val="1"/>
-    <w:semiHidden/>
     <w:unhideWhenUsed/>
   </w:style>
   <w:style w:type="table" w:default="1" w:styleId="TableNormal">

--- a/PHASE 1 REPORT/Report Draft/PROJECT PHASE_I REPORT v3.docx
+++ b/PHASE 1 REPORT/Report Draft/PROJECT PHASE_I REPORT v3.docx
@@ -8463,7 +8463,7 @@
           <w:sz w:val="24"/>
           <w:szCs w:val="24"/>
         </w:rPr>
-        <w:t>7</w:t>
+        <w:t>5</w:t>
       </w:r>
       <w:r>
         <w:rPr>
@@ -8553,7 +8553,7 @@
           <w:sz w:val="24"/>
           <w:szCs w:val="24"/>
         </w:rPr>
-        <w:t>7</w:t>
+        <w:t>5</w:t>
       </w:r>
       <w:r>
         <w:rPr>
@@ -15870,29 +15870,712 @@
       <w:pPr>
         <w:spacing w:after="0" w:line="240" w:lineRule="auto"/>
         <w:ind w:left="360"/>
+        <w:jc w:val="center"/>
         <w:rPr>
           <w:rFonts w:ascii="Times New Roman" w:hAnsi="Times New Roman"/>
           <w:b/>
           <w:bCs/>
           <w:iCs/>
-          <w:sz w:val="24"/>
-          <w:szCs w:val="24"/>
-        </w:rPr>
-      </w:pPr>
+          <w:sz w:val="28"/>
+          <w:szCs w:val="28"/>
+        </w:rPr>
+      </w:pPr>
+      <w:r>
+        <w:rPr>
+          <w:rFonts w:ascii="Times New Roman" w:hAnsi="Times New Roman"/>
+          <w:b/>
+          <w:bCs/>
+          <w:iCs/>
+          <w:sz w:val="28"/>
+          <w:szCs w:val="28"/>
+        </w:rPr>
+        <w:lastRenderedPageBreak/>
+        <w:t>CHAPTER III</w:t>
+      </w:r>
     </w:p>
     <w:p>
       <w:pPr>
         <w:spacing w:after="0" w:line="240" w:lineRule="auto"/>
         <w:ind w:left="360"/>
+        <w:jc w:val="center"/>
         <w:rPr>
           <w:rFonts w:ascii="Times New Roman" w:hAnsi="Times New Roman"/>
           <w:b/>
           <w:bCs/>
           <w:iCs/>
-          <w:sz w:val="24"/>
-          <w:szCs w:val="24"/>
-        </w:rPr>
-      </w:pPr>
+          <w:sz w:val="28"/>
+          <w:szCs w:val="28"/>
+        </w:rPr>
+      </w:pPr>
+    </w:p>
+    <w:p>
+      <w:pPr>
+        <w:spacing w:after="0" w:line="240" w:lineRule="auto"/>
+        <w:ind w:left="360"/>
+        <w:jc w:val="center"/>
+        <w:rPr>
+          <w:rFonts w:ascii="Times New Roman" w:hAnsi="Times New Roman"/>
+          <w:b/>
+          <w:bCs/>
+          <w:iCs/>
+          <w:sz w:val="28"/>
+          <w:szCs w:val="28"/>
+        </w:rPr>
+      </w:pPr>
+      <w:r>
+        <w:rPr>
+          <w:rFonts w:ascii="Times New Roman" w:hAnsi="Times New Roman"/>
+          <w:b/>
+          <w:bCs/>
+          <w:iCs/>
+          <w:sz w:val="28"/>
+          <w:szCs w:val="28"/>
+        </w:rPr>
+        <w:t>SYSTEM STUDY</w:t>
+      </w:r>
+    </w:p>
+    <w:p>
+      <w:pPr>
+        <w:spacing w:after="0" w:line="240" w:lineRule="auto"/>
+        <w:ind w:left="360"/>
+        <w:jc w:val="center"/>
+        <w:rPr>
+          <w:rFonts w:ascii="Times New Roman" w:hAnsi="Times New Roman"/>
+          <w:b/>
+          <w:bCs/>
+          <w:iCs/>
+          <w:sz w:val="24"/>
+          <w:szCs w:val="24"/>
+        </w:rPr>
+      </w:pPr>
+    </w:p>
+    <w:p>
+      <w:pPr>
+        <w:spacing w:after="0" w:line="240" w:lineRule="auto"/>
+        <w:ind w:left="360"/>
+        <w:rPr>
+          <w:rFonts w:ascii="Times New Roman" w:hAnsi="Times New Roman"/>
+          <w:b/>
+          <w:bCs/>
+          <w:iCs/>
+          <w:sz w:val="24"/>
+          <w:szCs w:val="24"/>
+        </w:rPr>
+      </w:pPr>
+      <w:r>
+        <w:rPr>
+          <w:rFonts w:ascii="Times New Roman" w:hAnsi="Times New Roman"/>
+          <w:b/>
+          <w:bCs/>
+          <w:iCs/>
+          <w:sz w:val="24"/>
+          <w:szCs w:val="24"/>
+        </w:rPr>
+        <w:t>3.1 EXISTING SYSTEM</w:t>
+      </w:r>
+    </w:p>
+    <w:p>
+      <w:pPr>
+        <w:spacing w:after="0" w:line="240" w:lineRule="auto"/>
+        <w:ind w:left="360"/>
+        <w:rPr>
+          <w:rFonts w:ascii="Times New Roman" w:hAnsi="Times New Roman"/>
+          <w:b/>
+          <w:bCs/>
+          <w:iCs/>
+          <w:sz w:val="24"/>
+          <w:szCs w:val="24"/>
+        </w:rPr>
+      </w:pPr>
+    </w:p>
+    <w:p>
+      <w:pPr>
+        <w:spacing w:after="0" w:line="240" w:lineRule="auto"/>
+        <w:ind w:left="360"/>
+        <w:rPr>
+          <w:rFonts w:ascii="Times New Roman" w:hAnsi="Times New Roman"/>
+          <w:sz w:val="24"/>
+          <w:szCs w:val="24"/>
+        </w:rPr>
+      </w:pPr>
+      <w:r>
+        <w:rPr>
+          <w:rFonts w:ascii="Times New Roman" w:hAnsi="Times New Roman"/>
+          <w:sz w:val="24"/>
+          <w:szCs w:val="24"/>
+        </w:rPr>
+        <w:t xml:space="preserve">3.1.1 </w:t>
+      </w:r>
+      <w:r>
+        <w:rPr>
+          <w:rFonts w:ascii="Times New Roman" w:hAnsi="Times New Roman"/>
+          <w:sz w:val="24"/>
+          <w:szCs w:val="24"/>
+        </w:rPr>
+        <w:t>Issues in the system</w:t>
+      </w:r>
+    </w:p>
+    <w:p>
+      <w:pPr>
+        <w:spacing w:after="0" w:line="240" w:lineRule="auto"/>
+        <w:ind w:left="360"/>
+        <w:rPr>
+          <w:rFonts w:ascii="Times New Roman" w:hAnsi="Times New Roman"/>
+          <w:sz w:val="24"/>
+          <w:szCs w:val="24"/>
+        </w:rPr>
+      </w:pPr>
+    </w:p>
+    <w:p>
+      <w:pPr>
+        <w:spacing w:after="0" w:line="240" w:lineRule="auto"/>
+        <w:ind w:left="360"/>
+        <w:rPr>
+          <w:rFonts w:ascii="Times New Roman" w:hAnsi="Times New Roman"/>
+          <w:sz w:val="24"/>
+          <w:szCs w:val="24"/>
+        </w:rPr>
+      </w:pPr>
+      <w:r>
+        <w:rPr>
+          <w:rFonts w:ascii="Times New Roman" w:hAnsi="Times New Roman"/>
+          <w:sz w:val="24"/>
+          <w:szCs w:val="24"/>
+        </w:rPr>
+        <w:t xml:space="preserve">3.1.2 </w:t>
+      </w:r>
+      <w:r>
+        <w:rPr>
+          <w:rFonts w:ascii="Times New Roman" w:hAnsi="Times New Roman"/>
+          <w:sz w:val="24"/>
+          <w:szCs w:val="24"/>
+        </w:rPr>
+        <w:t>Existing system architecture</w:t>
+      </w:r>
+    </w:p>
+    <w:p>
+      <w:pPr>
+        <w:spacing w:after="0" w:line="240" w:lineRule="auto"/>
+        <w:ind w:left="360"/>
+        <w:rPr>
+          <w:rFonts w:ascii="Times New Roman" w:hAnsi="Times New Roman"/>
+          <w:sz w:val="24"/>
+          <w:szCs w:val="24"/>
+        </w:rPr>
+      </w:pPr>
+    </w:p>
+    <w:p>
+      <w:pPr>
+        <w:spacing w:after="0" w:line="240" w:lineRule="auto"/>
+        <w:ind w:left="360"/>
+        <w:rPr>
+          <w:rFonts w:ascii="Times New Roman" w:hAnsi="Times New Roman"/>
+          <w:sz w:val="24"/>
+          <w:szCs w:val="24"/>
+        </w:rPr>
+      </w:pPr>
+      <w:r>
+        <w:rPr>
+          <w:rFonts w:ascii="Times New Roman" w:hAnsi="Times New Roman"/>
+          <w:sz w:val="24"/>
+          <w:szCs w:val="24"/>
+        </w:rPr>
+        <w:t>3.1.3 Solutions</w:t>
+      </w:r>
+    </w:p>
+    <w:p>
+      <w:pPr>
+        <w:spacing w:after="0" w:line="240" w:lineRule="auto"/>
+        <w:ind w:left="360"/>
+        <w:rPr>
+          <w:rFonts w:ascii="Times New Roman" w:hAnsi="Times New Roman"/>
+          <w:sz w:val="24"/>
+          <w:szCs w:val="24"/>
+        </w:rPr>
+      </w:pPr>
+    </w:p>
+    <w:p>
+      <w:pPr>
+        <w:spacing w:after="0" w:line="240" w:lineRule="auto"/>
+        <w:ind w:left="360"/>
+        <w:rPr>
+          <w:rFonts w:ascii="Times New Roman" w:hAnsi="Times New Roman"/>
+          <w:b/>
+          <w:bCs/>
+          <w:sz w:val="24"/>
+          <w:szCs w:val="24"/>
+        </w:rPr>
+      </w:pPr>
+      <w:r>
+        <w:rPr>
+          <w:rFonts w:ascii="Times New Roman" w:hAnsi="Times New Roman"/>
+          <w:b/>
+          <w:bCs/>
+          <w:sz w:val="24"/>
+          <w:szCs w:val="24"/>
+        </w:rPr>
+        <w:t>3.2 PROPOSED SYSTEM</w:t>
+      </w:r>
+    </w:p>
+    <w:p>
+      <w:pPr>
+        <w:spacing w:after="0" w:line="240" w:lineRule="auto"/>
+        <w:ind w:left="360"/>
+        <w:rPr>
+          <w:rFonts w:ascii="Times New Roman" w:hAnsi="Times New Roman"/>
+          <w:b/>
+          <w:bCs/>
+          <w:sz w:val="24"/>
+          <w:szCs w:val="24"/>
+        </w:rPr>
+      </w:pPr>
+    </w:p>
+    <w:p>
+      <w:pPr>
+        <w:spacing w:after="0" w:line="240" w:lineRule="auto"/>
+        <w:ind w:left="360"/>
+        <w:rPr>
+          <w:rFonts w:ascii="Times New Roman" w:hAnsi="Times New Roman"/>
+          <w:b/>
+          <w:bCs/>
+          <w:iCs/>
+          <w:sz w:val="24"/>
+          <w:szCs w:val="24"/>
+        </w:rPr>
+      </w:pPr>
+    </w:p>
+    <w:p>
+      <w:pPr>
+        <w:spacing w:after="0" w:line="240" w:lineRule="auto"/>
+        <w:ind w:left="360"/>
+        <w:rPr>
+          <w:rFonts w:ascii="Times New Roman" w:hAnsi="Times New Roman"/>
+          <w:b/>
+          <w:bCs/>
+          <w:iCs/>
+          <w:sz w:val="24"/>
+          <w:szCs w:val="24"/>
+        </w:rPr>
+      </w:pPr>
+    </w:p>
+    <w:p>
+      <w:pPr>
+        <w:spacing w:after="0" w:line="240" w:lineRule="auto"/>
+        <w:ind w:left="360"/>
+        <w:rPr>
+          <w:rFonts w:ascii="Times New Roman" w:hAnsi="Times New Roman"/>
+          <w:b/>
+          <w:bCs/>
+          <w:iCs/>
+          <w:sz w:val="24"/>
+          <w:szCs w:val="24"/>
+        </w:rPr>
+      </w:pPr>
+    </w:p>
+    <w:p>
+      <w:pPr>
+        <w:spacing w:after="0" w:line="240" w:lineRule="auto"/>
+        <w:rPr>
+          <w:rFonts w:ascii="Times New Roman" w:hAnsi="Times New Roman"/>
+          <w:b/>
+          <w:bCs/>
+          <w:iCs/>
+          <w:sz w:val="24"/>
+          <w:szCs w:val="24"/>
+        </w:rPr>
+      </w:pPr>
+      <w:r>
+        <w:rPr>
+          <w:rFonts w:ascii="Times New Roman" w:hAnsi="Times New Roman"/>
+          <w:b/>
+          <w:bCs/>
+          <w:iCs/>
+          <w:sz w:val="24"/>
+          <w:szCs w:val="24"/>
+        </w:rPr>
+        <w:br w:type="page"/>
+      </w:r>
+    </w:p>
+    <w:p>
+      <w:pPr>
+        <w:spacing w:after="0" w:line="240" w:lineRule="auto"/>
+        <w:ind w:left="360"/>
+        <w:jc w:val="center"/>
+        <w:rPr>
+          <w:rFonts w:ascii="Times New Roman" w:hAnsi="Times New Roman"/>
+          <w:b/>
+          <w:bCs/>
+          <w:iCs/>
+          <w:sz w:val="28"/>
+          <w:szCs w:val="28"/>
+        </w:rPr>
+      </w:pPr>
+      <w:r>
+        <w:rPr>
+          <w:rFonts w:ascii="Times New Roman" w:hAnsi="Times New Roman"/>
+          <w:b/>
+          <w:bCs/>
+          <w:iCs/>
+          <w:sz w:val="28"/>
+          <w:szCs w:val="28"/>
+        </w:rPr>
+        <w:lastRenderedPageBreak/>
+        <w:t>CHAPTER IV</w:t>
+      </w:r>
+    </w:p>
+    <w:p>
+      <w:pPr>
+        <w:spacing w:after="0" w:line="240" w:lineRule="auto"/>
+        <w:ind w:left="360"/>
+        <w:jc w:val="center"/>
+        <w:rPr>
+          <w:rFonts w:ascii="Times New Roman" w:hAnsi="Times New Roman"/>
+          <w:b/>
+          <w:bCs/>
+          <w:iCs/>
+          <w:sz w:val="28"/>
+          <w:szCs w:val="28"/>
+        </w:rPr>
+      </w:pPr>
+    </w:p>
+    <w:p>
+      <w:pPr>
+        <w:spacing w:after="0" w:line="240" w:lineRule="auto"/>
+        <w:ind w:left="360"/>
+        <w:jc w:val="center"/>
+        <w:rPr>
+          <w:rFonts w:ascii="Times New Roman" w:hAnsi="Times New Roman"/>
+          <w:b/>
+          <w:bCs/>
+          <w:iCs/>
+          <w:sz w:val="28"/>
+          <w:szCs w:val="28"/>
+        </w:rPr>
+      </w:pPr>
+      <w:r>
+        <w:rPr>
+          <w:rFonts w:ascii="Times New Roman" w:hAnsi="Times New Roman"/>
+          <w:b/>
+          <w:bCs/>
+          <w:iCs/>
+          <w:sz w:val="28"/>
+          <w:szCs w:val="28"/>
+        </w:rPr>
+        <w:t>SYSTEM REQUIREMENTS</w:t>
+      </w:r>
+    </w:p>
+    <w:p>
+      <w:pPr>
+        <w:spacing w:after="0" w:line="240" w:lineRule="auto"/>
+        <w:ind w:left="360"/>
+        <w:jc w:val="center"/>
+        <w:rPr>
+          <w:rFonts w:ascii="Times New Roman" w:hAnsi="Times New Roman"/>
+          <w:b/>
+          <w:bCs/>
+          <w:iCs/>
+          <w:sz w:val="24"/>
+          <w:szCs w:val="24"/>
+        </w:rPr>
+      </w:pPr>
+    </w:p>
+    <w:p>
+      <w:pPr>
+        <w:pStyle w:val="ListParagraph"/>
+        <w:numPr>
+          <w:ilvl w:val="1"/>
+          <w:numId w:val="3"/>
+        </w:numPr>
+        <w:spacing w:after="0" w:line="240" w:lineRule="auto"/>
+        <w:rPr>
+          <w:rFonts w:ascii="Times New Roman" w:hAnsi="Times New Roman"/>
+          <w:b/>
+          <w:bCs/>
+          <w:sz w:val="24"/>
+          <w:szCs w:val="24"/>
+        </w:rPr>
+      </w:pPr>
+      <w:r>
+        <w:rPr>
+          <w:rFonts w:ascii="Times New Roman" w:hAnsi="Times New Roman"/>
+          <w:b/>
+          <w:bCs/>
+          <w:sz w:val="24"/>
+          <w:szCs w:val="24"/>
+        </w:rPr>
+        <w:t>HARDWARE REQUIREMENTS</w:t>
+      </w:r>
+    </w:p>
+    <w:p>
+      <w:pPr>
+        <w:pStyle w:val="ListParagraph"/>
+        <w:spacing w:after="0" w:line="240" w:lineRule="auto"/>
+        <w:rPr>
+          <w:rFonts w:ascii="Times New Roman" w:hAnsi="Times New Roman"/>
+          <w:b/>
+          <w:bCs/>
+          <w:sz w:val="24"/>
+          <w:szCs w:val="24"/>
+        </w:rPr>
+      </w:pPr>
+    </w:p>
+    <w:p>
+      <w:pPr>
+        <w:pStyle w:val="ListParagraph"/>
+        <w:numPr>
+          <w:ilvl w:val="1"/>
+          <w:numId w:val="3"/>
+        </w:numPr>
+        <w:spacing w:after="0" w:line="240" w:lineRule="auto"/>
+        <w:rPr>
+          <w:rFonts w:ascii="Times New Roman" w:hAnsi="Times New Roman"/>
+          <w:b/>
+          <w:bCs/>
+          <w:iCs/>
+          <w:sz w:val="24"/>
+          <w:szCs w:val="24"/>
+        </w:rPr>
+      </w:pPr>
+      <w:r>
+        <w:rPr>
+          <w:rFonts w:ascii="Times New Roman" w:hAnsi="Times New Roman"/>
+          <w:b/>
+          <w:bCs/>
+          <w:sz w:val="24"/>
+          <w:szCs w:val="24"/>
+        </w:rPr>
+        <w:t>SOFTWARE REQUIREMENTS</w:t>
+      </w:r>
+    </w:p>
+    <w:p>
+      <w:pPr>
+        <w:spacing w:after="0" w:line="240" w:lineRule="auto"/>
+        <w:rPr>
+          <w:rFonts w:ascii="Times New Roman" w:hAnsi="Times New Roman"/>
+          <w:b/>
+          <w:bCs/>
+          <w:iCs/>
+          <w:sz w:val="24"/>
+          <w:szCs w:val="24"/>
+        </w:rPr>
+      </w:pPr>
+    </w:p>
+    <w:p>
+      <w:pPr>
+        <w:pStyle w:val="ListParagraph"/>
+        <w:numPr>
+          <w:ilvl w:val="1"/>
+          <w:numId w:val="3"/>
+        </w:numPr>
+        <w:spacing w:after="0" w:line="240" w:lineRule="auto"/>
+        <w:rPr>
+          <w:rFonts w:ascii="Times New Roman" w:hAnsi="Times New Roman"/>
+          <w:b/>
+          <w:bCs/>
+          <w:iCs/>
+          <w:sz w:val="24"/>
+          <w:szCs w:val="24"/>
+        </w:rPr>
+      </w:pPr>
+      <w:r>
+        <w:rPr>
+          <w:rFonts w:ascii="Times New Roman" w:hAnsi="Times New Roman"/>
+          <w:b/>
+          <w:bCs/>
+          <w:sz w:val="24"/>
+          <w:szCs w:val="24"/>
+        </w:rPr>
+        <w:t>ENVIRONMENT SETUP</w:t>
+      </w:r>
+    </w:p>
+    <w:p>
+      <w:pPr>
+        <w:spacing w:after="0" w:line="240" w:lineRule="auto"/>
+        <w:rPr>
+          <w:rFonts w:ascii="Times New Roman" w:hAnsi="Times New Roman"/>
+          <w:b/>
+          <w:bCs/>
+          <w:iCs/>
+          <w:sz w:val="24"/>
+          <w:szCs w:val="24"/>
+        </w:rPr>
+      </w:pPr>
+    </w:p>
+    <w:p>
+      <w:pPr>
+        <w:spacing w:after="0" w:line="240" w:lineRule="auto"/>
+        <w:rPr>
+          <w:rFonts w:ascii="Times New Roman" w:hAnsi="Times New Roman"/>
+          <w:b/>
+          <w:bCs/>
+          <w:iCs/>
+          <w:sz w:val="24"/>
+          <w:szCs w:val="24"/>
+        </w:rPr>
+      </w:pPr>
+      <w:r>
+        <w:rPr>
+          <w:rFonts w:ascii="Times New Roman" w:hAnsi="Times New Roman"/>
+          <w:b/>
+          <w:bCs/>
+          <w:iCs/>
+          <w:sz w:val="24"/>
+          <w:szCs w:val="24"/>
+        </w:rPr>
+        <w:br w:type="page"/>
+      </w:r>
+    </w:p>
+    <w:p>
+      <w:pPr>
+        <w:spacing w:after="0" w:line="240" w:lineRule="auto"/>
+        <w:jc w:val="center"/>
+        <w:rPr>
+          <w:rFonts w:ascii="Times New Roman" w:hAnsi="Times New Roman"/>
+          <w:b/>
+          <w:bCs/>
+          <w:iCs/>
+          <w:sz w:val="28"/>
+          <w:szCs w:val="28"/>
+        </w:rPr>
+      </w:pPr>
+      <w:r>
+        <w:rPr>
+          <w:rFonts w:ascii="Times New Roman" w:hAnsi="Times New Roman"/>
+          <w:b/>
+          <w:bCs/>
+          <w:iCs/>
+          <w:sz w:val="28"/>
+          <w:szCs w:val="28"/>
+        </w:rPr>
+        <w:lastRenderedPageBreak/>
+        <w:t>CHAPTER V</w:t>
+      </w:r>
+    </w:p>
+    <w:p>
+      <w:pPr>
+        <w:spacing w:after="0" w:line="240" w:lineRule="auto"/>
+        <w:jc w:val="center"/>
+        <w:rPr>
+          <w:rFonts w:ascii="Times New Roman" w:hAnsi="Times New Roman"/>
+          <w:b/>
+          <w:bCs/>
+          <w:iCs/>
+          <w:sz w:val="28"/>
+          <w:szCs w:val="28"/>
+        </w:rPr>
+      </w:pPr>
+    </w:p>
+    <w:p>
+      <w:pPr>
+        <w:spacing w:after="0" w:line="240" w:lineRule="auto"/>
+        <w:jc w:val="center"/>
+        <w:rPr>
+          <w:rFonts w:ascii="Times New Roman" w:hAnsi="Times New Roman"/>
+          <w:b/>
+          <w:bCs/>
+          <w:iCs/>
+          <w:sz w:val="28"/>
+          <w:szCs w:val="28"/>
+        </w:rPr>
+      </w:pPr>
+      <w:r>
+        <w:rPr>
+          <w:rFonts w:ascii="Times New Roman" w:hAnsi="Times New Roman"/>
+          <w:b/>
+          <w:bCs/>
+          <w:iCs/>
+          <w:sz w:val="28"/>
+          <w:szCs w:val="28"/>
+        </w:rPr>
+        <w:t>CONCLUSION</w:t>
+      </w:r>
+    </w:p>
+    <w:p>
+      <w:pPr>
+        <w:spacing w:after="0" w:line="240" w:lineRule="auto"/>
+        <w:jc w:val="center"/>
+        <w:rPr>
+          <w:rFonts w:ascii="Times New Roman" w:hAnsi="Times New Roman"/>
+          <w:b/>
+          <w:bCs/>
+          <w:iCs/>
+          <w:sz w:val="28"/>
+          <w:szCs w:val="28"/>
+        </w:rPr>
+      </w:pPr>
+    </w:p>
+    <w:p>
+      <w:pPr>
+        <w:pStyle w:val="ListParagraph"/>
+        <w:numPr>
+          <w:ilvl w:val="1"/>
+          <w:numId w:val="7"/>
+        </w:numPr>
+        <w:spacing w:after="0" w:line="240" w:lineRule="auto"/>
+        <w:rPr>
+          <w:rFonts w:ascii="Times New Roman" w:hAnsi="Times New Roman"/>
+          <w:b/>
+          <w:bCs/>
+          <w:iCs/>
+          <w:sz w:val="28"/>
+          <w:szCs w:val="28"/>
+        </w:rPr>
+      </w:pPr>
+      <w:r>
+        <w:rPr>
+          <w:rFonts w:ascii="Times New Roman" w:hAnsi="Times New Roman"/>
+          <w:b/>
+          <w:bCs/>
+          <w:iCs/>
+          <w:sz w:val="28"/>
+          <w:szCs w:val="28"/>
+        </w:rPr>
+        <w:t>CONCLUSION</w:t>
+      </w:r>
+    </w:p>
+    <w:p>
+      <w:pPr>
+        <w:pStyle w:val="ListParagraph"/>
+        <w:spacing w:after="0" w:line="240" w:lineRule="auto"/>
+        <w:ind w:left="780"/>
+        <w:rPr>
+          <w:rFonts w:ascii="Times New Roman" w:hAnsi="Times New Roman"/>
+          <w:b/>
+          <w:bCs/>
+          <w:iCs/>
+          <w:sz w:val="28"/>
+          <w:szCs w:val="28"/>
+        </w:rPr>
+      </w:pPr>
+    </w:p>
+    <w:p>
+      <w:pPr>
+        <w:pStyle w:val="ListParagraph"/>
+        <w:numPr>
+          <w:ilvl w:val="1"/>
+          <w:numId w:val="7"/>
+        </w:numPr>
+        <w:spacing w:after="0" w:line="240" w:lineRule="auto"/>
+        <w:rPr>
+          <w:rFonts w:ascii="Times New Roman" w:hAnsi="Times New Roman"/>
+          <w:b/>
+          <w:bCs/>
+          <w:iCs/>
+          <w:sz w:val="28"/>
+          <w:szCs w:val="28"/>
+        </w:rPr>
+      </w:pPr>
+      <w:r>
+        <w:rPr>
+          <w:rFonts w:ascii="Times New Roman" w:hAnsi="Times New Roman"/>
+          <w:b/>
+          <w:bCs/>
+          <w:iCs/>
+          <w:sz w:val="28"/>
+          <w:szCs w:val="28"/>
+        </w:rPr>
+        <w:t>FUTURE ENHANCEMENT</w:t>
+      </w:r>
     </w:p>
     <w:sectPr>
       <w:footerReference w:type="default" r:id="rId9"/>
@@ -16301,9 +16984,9 @@
   </w:abstractNum>
   <w:abstractNum w:abstractNumId="3" w15:restartNumberingAfterBreak="0">
     <w:nsid w:val="5E437104"/>
-    <w:multiLevelType w:val="hybridMultilevel"/>
-    <w:tmpl w:val="161A4676"/>
-    <w:lvl w:ilvl="0" w:tplc="128E58FC">
+    <w:multiLevelType w:val="multilevel"/>
+    <w:tmpl w:val="BB3A5028"/>
+    <w:lvl w:ilvl="0">
       <w:start w:val="1"/>
       <w:numFmt w:val="decimal"/>
       <w:lvlText w:val="%1."/>
@@ -16315,77 +16998,109 @@
         <w:rFonts w:hint="default"/>
       </w:rPr>
     </w:lvl>
-    <w:lvl w:ilvl="1" w:tplc="04090019" w:tentative="1">
-      <w:start w:val="1"/>
-      <w:numFmt w:val="lowerLetter"/>
-      <w:lvlText w:val="%2."/>
-      <w:lvlJc w:val="left"/>
-      <w:pPr>
-        <w:ind w:left="1170" w:hanging="360"/>
-      </w:pPr>
-    </w:lvl>
-    <w:lvl w:ilvl="2" w:tplc="0409001B" w:tentative="1">
-      <w:start w:val="1"/>
-      <w:numFmt w:val="lowerRoman"/>
-      <w:lvlText w:val="%3."/>
-      <w:lvlJc w:val="right"/>
-      <w:pPr>
-        <w:ind w:left="1890" w:hanging="180"/>
-      </w:pPr>
-    </w:lvl>
-    <w:lvl w:ilvl="3" w:tplc="0409000F" w:tentative="1">
+    <w:lvl w:ilvl="1">
       <w:start w:val="1"/>
       <w:numFmt w:val="decimal"/>
-      <w:lvlText w:val="%4."/>
+      <w:isLgl/>
+      <w:lvlText w:val="%1.%2"/>
       <w:lvlJc w:val="left"/>
       <w:pPr>
-        <w:ind w:left="2610" w:hanging="360"/>
-      </w:pPr>
+        <w:ind w:left="720" w:hanging="360"/>
+      </w:pPr>
+      <w:rPr>
+        <w:rFonts w:hint="default"/>
+      </w:rPr>
     </w:lvl>
-    <w:lvl w:ilvl="4" w:tplc="04090019" w:tentative="1">
-      <w:start w:val="1"/>
-      <w:numFmt w:val="lowerLetter"/>
-      <w:lvlText w:val="%5."/>
-      <w:lvlJc w:val="left"/>
-      <w:pPr>
-        <w:ind w:left="3330" w:hanging="360"/>
-      </w:pPr>
-    </w:lvl>
-    <w:lvl w:ilvl="5" w:tplc="0409001B" w:tentative="1">
-      <w:start w:val="1"/>
-      <w:numFmt w:val="lowerRoman"/>
-      <w:lvlText w:val="%6."/>
-      <w:lvlJc w:val="right"/>
-      <w:pPr>
-        <w:ind w:left="4050" w:hanging="180"/>
-      </w:pPr>
-    </w:lvl>
-    <w:lvl w:ilvl="6" w:tplc="0409000F" w:tentative="1">
+    <w:lvl w:ilvl="2">
       <w:start w:val="1"/>
       <w:numFmt w:val="decimal"/>
-      <w:lvlText w:val="%7."/>
+      <w:isLgl/>
+      <w:lvlText w:val="%1.%2.%3"/>
       <w:lvlJc w:val="left"/>
       <w:pPr>
-        <w:ind w:left="4770" w:hanging="360"/>
-      </w:pPr>
+        <w:ind w:left="1350" w:hanging="720"/>
+      </w:pPr>
+      <w:rPr>
+        <w:rFonts w:hint="default"/>
+      </w:rPr>
     </w:lvl>
-    <w:lvl w:ilvl="7" w:tplc="04090019" w:tentative="1">
+    <w:lvl w:ilvl="3">
       <w:start w:val="1"/>
-      <w:numFmt w:val="lowerLetter"/>
-      <w:lvlText w:val="%8."/>
+      <w:numFmt w:val="decimal"/>
+      <w:isLgl/>
+      <w:lvlText w:val="%1.%2.%3.%4"/>
       <w:lvlJc w:val="left"/>
       <w:pPr>
-        <w:ind w:left="5490" w:hanging="360"/>
-      </w:pPr>
+        <w:ind w:left="1620" w:hanging="720"/>
+      </w:pPr>
+      <w:rPr>
+        <w:rFonts w:hint="default"/>
+      </w:rPr>
     </w:lvl>
-    <w:lvl w:ilvl="8" w:tplc="0409001B" w:tentative="1">
+    <w:lvl w:ilvl="4">
       <w:start w:val="1"/>
-      <w:numFmt w:val="lowerRoman"/>
-      <w:lvlText w:val="%9."/>
-      <w:lvlJc w:val="right"/>
-      <w:pPr>
-        <w:ind w:left="6210" w:hanging="180"/>
-      </w:pPr>
+      <w:numFmt w:val="decimal"/>
+      <w:isLgl/>
+      <w:lvlText w:val="%1.%2.%3.%4.%5"/>
+      <w:lvlJc w:val="left"/>
+      <w:pPr>
+        <w:ind w:left="2250" w:hanging="1080"/>
+      </w:pPr>
+      <w:rPr>
+        <w:rFonts w:hint="default"/>
+      </w:rPr>
+    </w:lvl>
+    <w:lvl w:ilvl="5">
+      <w:start w:val="1"/>
+      <w:numFmt w:val="decimal"/>
+      <w:isLgl/>
+      <w:lvlText w:val="%1.%2.%3.%4.%5.%6"/>
+      <w:lvlJc w:val="left"/>
+      <w:pPr>
+        <w:ind w:left="2520" w:hanging="1080"/>
+      </w:pPr>
+      <w:rPr>
+        <w:rFonts w:hint="default"/>
+      </w:rPr>
+    </w:lvl>
+    <w:lvl w:ilvl="6">
+      <w:start w:val="1"/>
+      <w:numFmt w:val="decimal"/>
+      <w:isLgl/>
+      <w:lvlText w:val="%1.%2.%3.%4.%5.%6.%7"/>
+      <w:lvlJc w:val="left"/>
+      <w:pPr>
+        <w:ind w:left="3150" w:hanging="1440"/>
+      </w:pPr>
+      <w:rPr>
+        <w:rFonts w:hint="default"/>
+      </w:rPr>
+    </w:lvl>
+    <w:lvl w:ilvl="7">
+      <w:start w:val="1"/>
+      <w:numFmt w:val="decimal"/>
+      <w:isLgl/>
+      <w:lvlText w:val="%1.%2.%3.%4.%5.%6.%7.%8"/>
+      <w:lvlJc w:val="left"/>
+      <w:pPr>
+        <w:ind w:left="3420" w:hanging="1440"/>
+      </w:pPr>
+      <w:rPr>
+        <w:rFonts w:hint="default"/>
+      </w:rPr>
+    </w:lvl>
+    <w:lvl w:ilvl="8">
+      <w:start w:val="1"/>
+      <w:numFmt w:val="decimal"/>
+      <w:isLgl/>
+      <w:lvlText w:val="%1.%2.%3.%4.%5.%6.%7.%8.%9"/>
+      <w:lvlJc w:val="left"/>
+      <w:pPr>
+        <w:ind w:left="4050" w:hanging="1800"/>
+      </w:pPr>
+      <w:rPr>
+        <w:rFonts w:hint="default"/>
+      </w:rPr>
     </w:lvl>
   </w:abstractNum>
   <w:abstractNum w:abstractNumId="4" w15:restartNumberingAfterBreak="0">
@@ -16593,9 +17308,9 @@
   </w:abstractNum>
   <w:abstractNum w:abstractNumId="6" w15:restartNumberingAfterBreak="0">
     <w:nsid w:val="7C0939CE"/>
-    <w:multiLevelType w:val="hybridMultilevel"/>
-    <w:tmpl w:val="B4FA84CE"/>
-    <w:lvl w:ilvl="0" w:tplc="0409000F">
+    <w:multiLevelType w:val="multilevel"/>
+    <w:tmpl w:val="6EDA3510"/>
+    <w:lvl w:ilvl="0">
       <w:start w:val="1"/>
       <w:numFmt w:val="decimal"/>
       <w:lvlText w:val="%1."/>
@@ -16607,77 +17322,109 @@
         <w:rFonts w:hint="default"/>
       </w:rPr>
     </w:lvl>
-    <w:lvl w:ilvl="1" w:tplc="04090019" w:tentative="1">
-      <w:start w:val="1"/>
-      <w:numFmt w:val="lowerLetter"/>
-      <w:lvlText w:val="%2."/>
-      <w:lvlJc w:val="left"/>
-      <w:pPr>
-        <w:ind w:left="1440" w:hanging="360"/>
-      </w:pPr>
-    </w:lvl>
-    <w:lvl w:ilvl="2" w:tplc="0409001B" w:tentative="1">
-      <w:start w:val="1"/>
-      <w:numFmt w:val="lowerRoman"/>
-      <w:lvlText w:val="%3."/>
-      <w:lvlJc w:val="right"/>
-      <w:pPr>
-        <w:ind w:left="2160" w:hanging="180"/>
-      </w:pPr>
-    </w:lvl>
-    <w:lvl w:ilvl="3" w:tplc="0409000F" w:tentative="1">
+    <w:lvl w:ilvl="1">
       <w:start w:val="1"/>
       <w:numFmt w:val="decimal"/>
-      <w:lvlText w:val="%4."/>
+      <w:isLgl/>
+      <w:lvlText w:val="%1.%2"/>
       <w:lvlJc w:val="left"/>
       <w:pPr>
-        <w:ind w:left="2880" w:hanging="360"/>
-      </w:pPr>
+        <w:ind w:left="780" w:hanging="420"/>
+      </w:pPr>
+      <w:rPr>
+        <w:rFonts w:hint="default"/>
+      </w:rPr>
     </w:lvl>
-    <w:lvl w:ilvl="4" w:tplc="04090019" w:tentative="1">
-      <w:start w:val="1"/>
-      <w:numFmt w:val="lowerLetter"/>
-      <w:lvlText w:val="%5."/>
-      <w:lvlJc w:val="left"/>
-      <w:pPr>
-        <w:ind w:left="3600" w:hanging="360"/>
-      </w:pPr>
-    </w:lvl>
-    <w:lvl w:ilvl="5" w:tplc="0409001B" w:tentative="1">
-      <w:start w:val="1"/>
-      <w:numFmt w:val="lowerRoman"/>
-      <w:lvlText w:val="%6."/>
-      <w:lvlJc w:val="right"/>
-      <w:pPr>
-        <w:ind w:left="4320" w:hanging="180"/>
-      </w:pPr>
-    </w:lvl>
-    <w:lvl w:ilvl="6" w:tplc="0409000F" w:tentative="1">
+    <w:lvl w:ilvl="2">
       <w:start w:val="1"/>
       <w:numFmt w:val="decimal"/>
-      <w:lvlText w:val="%7."/>
+      <w:isLgl/>
+      <w:lvlText w:val="%1.%2.%3"/>
       <w:lvlJc w:val="left"/>
       <w:pPr>
-        <w:ind w:left="5040" w:hanging="360"/>
-      </w:pPr>
+        <w:ind w:left="1080" w:hanging="720"/>
+      </w:pPr>
+      <w:rPr>
+        <w:rFonts w:hint="default"/>
+      </w:rPr>
     </w:lvl>
-    <w:lvl w:ilvl="7" w:tplc="04090019" w:tentative="1">
+    <w:lvl w:ilvl="3">
       <w:start w:val="1"/>
-      <w:numFmt w:val="lowerLetter"/>
-      <w:lvlText w:val="%8."/>
+      <w:numFmt w:val="decimal"/>
+      <w:isLgl/>
+      <w:lvlText w:val="%1.%2.%3.%4"/>
       <w:lvlJc w:val="left"/>
       <w:pPr>
-        <w:ind w:left="5760" w:hanging="360"/>
-      </w:pPr>
+        <w:ind w:left="1440" w:hanging="1080"/>
+      </w:pPr>
+      <w:rPr>
+        <w:rFonts w:hint="default"/>
+      </w:rPr>
     </w:lvl>
-    <w:lvl w:ilvl="8" w:tplc="0409001B" w:tentative="1">
+    <w:lvl w:ilvl="4">
       <w:start w:val="1"/>
-      <w:numFmt w:val="lowerRoman"/>
-      <w:lvlText w:val="%9."/>
-      <w:lvlJc w:val="right"/>
-      <w:pPr>
-        <w:ind w:left="6480" w:hanging="180"/>
-      </w:pPr>
+      <w:numFmt w:val="decimal"/>
+      <w:isLgl/>
+      <w:lvlText w:val="%1.%2.%3.%4.%5"/>
+      <w:lvlJc w:val="left"/>
+      <w:pPr>
+        <w:ind w:left="1440" w:hanging="1080"/>
+      </w:pPr>
+      <w:rPr>
+        <w:rFonts w:hint="default"/>
+      </w:rPr>
+    </w:lvl>
+    <w:lvl w:ilvl="5">
+      <w:start w:val="1"/>
+      <w:numFmt w:val="decimal"/>
+      <w:isLgl/>
+      <w:lvlText w:val="%1.%2.%3.%4.%5.%6"/>
+      <w:lvlJc w:val="left"/>
+      <w:pPr>
+        <w:ind w:left="1800" w:hanging="1440"/>
+      </w:pPr>
+      <w:rPr>
+        <w:rFonts w:hint="default"/>
+      </w:rPr>
+    </w:lvl>
+    <w:lvl w:ilvl="6">
+      <w:start w:val="1"/>
+      <w:numFmt w:val="decimal"/>
+      <w:isLgl/>
+      <w:lvlText w:val="%1.%2.%3.%4.%5.%6.%7"/>
+      <w:lvlJc w:val="left"/>
+      <w:pPr>
+        <w:ind w:left="1800" w:hanging="1440"/>
+      </w:pPr>
+      <w:rPr>
+        <w:rFonts w:hint="default"/>
+      </w:rPr>
+    </w:lvl>
+    <w:lvl w:ilvl="7">
+      <w:start w:val="1"/>
+      <w:numFmt w:val="decimal"/>
+      <w:isLgl/>
+      <w:lvlText w:val="%1.%2.%3.%4.%5.%6.%7.%8"/>
+      <w:lvlJc w:val="left"/>
+      <w:pPr>
+        <w:ind w:left="2160" w:hanging="1800"/>
+      </w:pPr>
+      <w:rPr>
+        <w:rFonts w:hint="default"/>
+      </w:rPr>
+    </w:lvl>
+    <w:lvl w:ilvl="8">
+      <w:start w:val="1"/>
+      <w:numFmt w:val="decimal"/>
+      <w:isLgl/>
+      <w:lvlText w:val="%1.%2.%3.%4.%5.%6.%7.%8.%9"/>
+      <w:lvlJc w:val="left"/>
+      <w:pPr>
+        <w:ind w:left="2520" w:hanging="2160"/>
+      </w:pPr>
+      <w:rPr>
+        <w:rFonts w:hint="default"/>
+      </w:rPr>
     </w:lvl>
   </w:abstractNum>
   <w:num w:numId="1" w16cid:durableId="216665290">
@@ -17156,6 +17903,7 @@
   <w:style w:type="character" w:default="1" w:styleId="DefaultParagraphFont">
     <w:name w:val="Default Paragraph Font"/>
     <w:uiPriority w:val="1"/>
+    <w:semiHidden/>
     <w:unhideWhenUsed/>
   </w:style>
   <w:style w:type="table" w:default="1" w:styleId="TableNormal">
